--- a/Clients/COB/COB-AI-Growth-Report.docx
+++ b/Clients/COB/COB-AI-Growth-Report.docx
@@ -42,6 +42,7 @@
     </w:tbl>
     <w:p>
       <w:pPr>
+        <w:keepNext/>
         <w:spacing w:after="0" w:before="700"/>
       </w:pPr>
       <w:r>
@@ -95,6 +96,7 @@
     </w:p>
     <w:p>
       <w:pPr>
+        <w:keepNext/>
         <w:spacing w:after="0" w:before="500"/>
       </w:pPr>
       <w:r>
@@ -165,6 +167,7 @@
     </w:tbl>
     <w:p>
       <w:pPr>
+        <w:keepNext/>
         <w:spacing w:after="0" w:before="240"/>
       </w:pPr>
       <w:r>
@@ -224,6 +227,7 @@
     </w:p>
     <w:p>
       <w:pPr>
+        <w:keepNext/>
         <w:spacing w:after="0" w:before="360"/>
       </w:pPr>
       <w:r>
@@ -264,6 +268,7 @@
     </w:p>
     <w:p>
       <w:pPr>
+        <w:keepNext/>
         <w:spacing w:after="0" w:before="800"/>
       </w:pPr>
       <w:r>
@@ -350,15 +355,11 @@
       </w:sdtContent>
     </w:sdt>
     <w:p>
-      <w:r>
-        <w:br w:type="page"/>
-      </w:r>
-    </w:p>
-    <w:p>
       <w:pPr>
         <w:pStyle w:val="Heading1"/>
         <w:keepNext/>
-        <w:spacing w:after="120" w:before="480" w:line="240"/>
+        <w:pageBreakBefore/>
+        <w:spacing w:after="120" w:before="0" w:line="240"/>
       </w:pPr>
       <w:r>
         <w:rPr>
@@ -439,6 +440,7 @@
     </w:tbl>
     <w:p>
       <w:pPr>
+        <w:keepNext/>
         <w:spacing w:after="0" w:before="160"/>
       </w:pPr>
       <w:r>
@@ -649,7 +651,7 @@
                 <w:sz w:val="48"/>
                 <w:szCs w:val="48"/>
               </w:rPr>
-              <w:t xml:space="preserve">31%</w:t>
+              <w:t xml:space="preserve">5</w:t>
             </w:r>
           </w:p>
           <w:p>
@@ -664,7 +666,7 @@
                 <w:sz w:val="17"/>
                 <w:szCs w:val="17"/>
               </w:rPr>
-              <w:t xml:space="preserve">Benefits teams with full AI adoption</w:t>
+              <w:t xml:space="preserve">Federal compliance frameworks COB navigates for clients</w:t>
             </w:r>
           </w:p>
         </w:tc>
@@ -672,6 +674,7 @@
     </w:tbl>
     <w:p>
       <w:pPr>
+        <w:keepNext/>
         <w:spacing w:after="0" w:before="200"/>
       </w:pPr>
       <w:r>
@@ -751,7 +754,7 @@
           <w:sz w:val="22"/>
           <w:szCs w:val="22"/>
         </w:rPr>
-        <w:t xml:space="preserve">Growth — get found by the right OC employers at the right moment (AEO/SEO authority on compliance topics, account intelligence on named prospects, a CPA referral program, PEO-exit trigger monitoring)</w:t>
+        <w:t xml:space="preserve">Growth (Section 09) — get found by the right OC employers at the right moment (AEO/SEO authority on compliance topics, account intelligence on named prospects, a CPA referral program, PEO-exit trigger monitoring)</w:t>
       </w:r>
     </w:p>
     <w:p>
@@ -770,11 +773,12 @@
           <w:sz w:val="22"/>
           <w:szCs w:val="22"/>
         </w:rPr>
-        <w:t xml:space="preserve">Delivery — weave AI into how Core Benefits actually serves clients (AI-powered renewal analysis, claims analytics dashboards, compliance auto-monitoring, employee FAQ chatbots) so every client gets more value from the same team</w:t>
+        <w:t xml:space="preserve">Delivery (Section 09, Channel 3) — weave AI into how Core Benefits actually serves clients (AI-powered renewal analysis, claims analytics dashboards, compliance auto-monitoring, employee FAQ chatbots) so every client gets more value from the same team</w:t>
       </w:r>
     </w:p>
     <w:p>
       <w:pPr>
+        <w:keepNext/>
         <w:spacing w:after="0" w:before="160"/>
       </w:pPr>
       <w:r>
@@ -874,17 +878,10 @@
     </w:tbl>
     <w:p>
       <w:pPr>
-        <w:spacing w:after="0" w:before="100"/>
-      </w:pPr>
-      <w:r>
-        <w:t xml:space="preserve"/>
-      </w:r>
-    </w:p>
-    <w:p>
-      <w:pPr>
         <w:pStyle w:val="Heading1"/>
         <w:keepNext/>
-        <w:spacing w:after="120" w:before="480" w:line="240"/>
+        <w:pageBreakBefore/>
+        <w:spacing w:after="120" w:before="0" w:line="240"/>
       </w:pPr>
       <w:r>
         <w:rPr>
@@ -965,6 +962,7 @@
     </w:tbl>
     <w:p>
       <w:pPr>
+        <w:keepNext/>
         <w:spacing w:after="0" w:before="160"/>
       </w:pPr>
       <w:r>
@@ -1030,6 +1028,7 @@
     </w:p>
     <w:p>
       <w:pPr>
+        <w:keepNext/>
         <w:spacing w:after="0" w:before="120"/>
       </w:pPr>
       <w:r>
@@ -1057,6 +1056,7 @@
     </w:p>
     <w:p>
       <w:pPr>
+        <w:keepNext/>
         <w:spacing w:after="0" w:before="100"/>
       </w:pPr>
       <w:r>
@@ -2074,17 +2074,10 @@
     </w:tbl>
     <w:p>
       <w:pPr>
-        <w:spacing w:after="0" w:before="100"/>
-      </w:pPr>
-      <w:r>
-        <w:t xml:space="preserve"/>
-      </w:r>
-    </w:p>
-    <w:p>
-      <w:pPr>
         <w:pStyle w:val="Heading1"/>
         <w:keepNext/>
-        <w:spacing w:after="120" w:before="480" w:line="240"/>
+        <w:pageBreakBefore/>
+        <w:spacing w:after="120" w:before="0" w:line="240"/>
       </w:pPr>
       <w:r>
         <w:rPr>
@@ -2165,6 +2158,7 @@
     </w:tbl>
     <w:p>
       <w:pPr>
+        <w:keepNext/>
         <w:spacing w:after="0" w:before="160"/>
       </w:pPr>
       <w:r>
@@ -2211,6 +2205,7 @@
     </w:p>
     <w:p>
       <w:pPr>
+        <w:keepNext/>
         <w:spacing w:after="0" w:before="100"/>
       </w:pPr>
       <w:r>
@@ -2282,6 +2277,7 @@
     </w:p>
     <w:p>
       <w:pPr>
+        <w:keepNext/>
         <w:spacing w:after="0" w:before="160"/>
       </w:pPr>
       <w:r>
@@ -2671,6 +2667,7 @@
     </w:tbl>
     <w:p>
       <w:pPr>
+        <w:keepNext/>
         <w:spacing w:after="0" w:before="160"/>
       </w:pPr>
       <w:r>
@@ -3060,6 +3057,7 @@
     </w:tbl>
     <w:p>
       <w:pPr>
+        <w:keepNext/>
         <w:spacing w:after="0" w:before="160"/>
       </w:pPr>
       <w:r>
@@ -3449,6 +3447,7 @@
     </w:tbl>
     <w:p>
       <w:pPr>
+        <w:keepNext/>
         <w:spacing w:after="0" w:before="160"/>
       </w:pPr>
       <w:r>
@@ -3838,17 +3837,10 @@
     </w:tbl>
     <w:p>
       <w:pPr>
-        <w:spacing w:after="0" w:before="100"/>
-      </w:pPr>
-      <w:r>
-        <w:t xml:space="preserve"/>
-      </w:r>
-    </w:p>
-    <w:p>
-      <w:pPr>
         <w:pStyle w:val="Heading1"/>
         <w:keepNext/>
-        <w:spacing w:after="120" w:before="480" w:line="240"/>
+        <w:pageBreakBefore/>
+        <w:spacing w:after="120" w:before="0" w:line="240"/>
       </w:pPr>
       <w:r>
         <w:rPr>
@@ -3929,6 +3921,7 @@
     </w:tbl>
     <w:p>
       <w:pPr>
+        <w:keepNext/>
         <w:spacing w:after="0" w:before="160"/>
       </w:pPr>
       <w:r>
@@ -3975,6 +3968,7 @@
     </w:p>
     <w:p>
       <w:pPr>
+        <w:keepNext/>
         <w:spacing w:after="0" w:before="120"/>
       </w:pPr>
       <w:r>
@@ -4873,6 +4867,7 @@
     </w:tbl>
     <w:p>
       <w:pPr>
+        <w:keepNext/>
         <w:spacing w:after="0" w:before="160"/>
       </w:pPr>
       <w:r>
@@ -4988,17 +4983,10 @@
     </w:tbl>
     <w:p>
       <w:pPr>
-        <w:spacing w:after="0" w:before="100"/>
-      </w:pPr>
-      <w:r>
-        <w:t xml:space="preserve"/>
-      </w:r>
-    </w:p>
-    <w:p>
-      <w:pPr>
         <w:pStyle w:val="Heading1"/>
         <w:keepNext/>
-        <w:spacing w:after="120" w:before="480" w:line="240"/>
+        <w:pageBreakBefore/>
+        <w:spacing w:after="120" w:before="0" w:line="240"/>
       </w:pPr>
       <w:r>
         <w:rPr>
@@ -5079,6 +5067,7 @@
     </w:tbl>
     <w:p>
       <w:pPr>
+        <w:keepNext/>
         <w:spacing w:after="0" w:before="160"/>
       </w:pPr>
       <w:r>
@@ -5106,6 +5095,7 @@
     </w:p>
     <w:p>
       <w:pPr>
+        <w:keepNext/>
         <w:spacing w:after="0" w:before="120"/>
       </w:pPr>
       <w:r>
@@ -5133,6 +5123,7 @@
     </w:p>
     <w:p>
       <w:pPr>
+        <w:keepNext/>
         <w:spacing w:after="0" w:before="100"/>
       </w:pPr>
       <w:r>
@@ -6031,6 +6022,7 @@
     </w:tbl>
     <w:p>
       <w:pPr>
+        <w:keepNext/>
         <w:spacing w:after="0" w:before="160"/>
       </w:pPr>
       <w:r>
@@ -6058,6 +6050,7 @@
     </w:p>
     <w:p>
       <w:pPr>
+        <w:keepNext/>
         <w:spacing w:after="0" w:before="100"/>
       </w:pPr>
       <w:r>
@@ -6807,6 +6800,7 @@
     </w:tbl>
     <w:p>
       <w:pPr>
+        <w:keepNext/>
         <w:spacing w:after="0" w:before="160"/>
       </w:pPr>
       <w:r>
@@ -6922,17 +6916,10 @@
     </w:tbl>
     <w:p>
       <w:pPr>
-        <w:spacing w:after="0" w:before="100"/>
-      </w:pPr>
-      <w:r>
-        <w:t xml:space="preserve"/>
-      </w:r>
-    </w:p>
-    <w:p>
-      <w:pPr>
         <w:pStyle w:val="Heading1"/>
         <w:keepNext/>
-        <w:spacing w:after="120" w:before="480" w:line="240"/>
+        <w:pageBreakBefore/>
+        <w:spacing w:after="120" w:before="0" w:line="240"/>
       </w:pPr>
       <w:r>
         <w:rPr>
@@ -7013,6 +7000,7 @@
     </w:tbl>
     <w:p>
       <w:pPr>
+        <w:keepNext/>
         <w:spacing w:after="0" w:before="160"/>
       </w:pPr>
       <w:r>
@@ -7040,6 +7028,7 @@
     </w:p>
     <w:p>
       <w:pPr>
+        <w:keepNext/>
         <w:spacing w:after="0" w:before="120"/>
       </w:pPr>
       <w:r>
@@ -7460,7 +7449,7 @@
                 <w:sz w:val="20"/>
                 <w:szCs w:val="20"/>
               </w:rPr>
-              <w:t xml:space="preserve">Every active broker firm in OC has a claimed, optimized GBP. Missing GBP means zero map-pack visibility for 72% of employer searches that include a location modifier.</w:t>
+              <w:t xml:space="preserve">Every active broker firm in OC has a claimed, optimized GBP. A missing or unclaimed GBP means little to no map-pack visibility for the large share of employer searches that include a location modifier.</w:t>
             </w:r>
           </w:p>
         </w:tc>
@@ -7860,7 +7849,7 @@
                 <w:sz w:val="20"/>
                 <w:szCs w:val="20"/>
               </w:rPr>
-              <w:t xml:space="preserve">0% — not cited by ChatGPT, Perplexity, or Google AI Overviews for any OC benefits query</w:t>
+              <w:t xml:space="preserve">Not cited by ChatGPT, Perplexity, or Google AI Overviews for the OC benefits queries we tested</w:t>
             </w:r>
           </w:p>
         </w:tc>
@@ -7895,7 +7884,7 @@
                 <w:sz w:val="20"/>
                 <w:szCs w:val="20"/>
               </w:rPr>
-              <w:t xml:space="preserve">AI search tools now answer 30–40% of informational queries before users visit a website. A broker not cited by AI tools is invisible to the fastest-growing search channel.</w:t>
+              <w:t xml:space="preserve">A growing share of informational queries are now answered by AI tools before the user ever visits a website. A broker not cited by those tools is invisible to the fastest-growing search channel.</w:t>
             </w:r>
           </w:p>
         </w:tc>
@@ -8228,6 +8217,7 @@
     </w:tbl>
     <w:p>
       <w:pPr>
+        <w:keepNext/>
         <w:spacing w:after="0" w:before="160"/>
       </w:pPr>
       <w:r>
@@ -8343,7 +8333,8 @@
     </w:tbl>
     <w:p>
       <w:pPr>
-        <w:spacing w:after="0" w:before="100"/>
+        <w:keepNext/>
+        <w:spacing w:after="0" w:before="200"/>
       </w:pPr>
       <w:r>
         <w:t xml:space="preserve"/>
@@ -8351,9 +8342,239 @@
     </w:p>
     <w:p>
       <w:pPr>
+        <w:pStyle w:val="Heading2"/>
+        <w:keepNext/>
+        <w:keepLines/>
+        <w:spacing w:after="120" w:before="280"/>
+      </w:pPr>
+      <w:r>
+        <w:rPr>
+          <w:rFonts w:ascii="Open Sans" w:cs="Open Sans" w:eastAsia="Open Sans" w:hAnsi="Open Sans"/>
+          <w:b/>
+          <w:bCs/>
+          <w:color w:val="F67D4B"/>
+          <w:sz w:val="26"/>
+          <w:szCs w:val="26"/>
+        </w:rPr>
+        <w:t xml:space="preserve">AI Search Reality Check</w:t>
+      </w:r>
+    </w:p>
+    <w:p>
+      <w:pPr>
+        <w:keepNext/>
+        <w:spacing w:after="0" w:before="80"/>
+      </w:pPr>
+      <w:r>
+        <w:t xml:space="preserve"/>
+      </w:r>
+    </w:p>
+    <w:p>
+      <w:pPr>
+        <w:spacing w:after="140" w:before="0" w:line="320"/>
+        <w:jc w:val="both"/>
+      </w:pPr>
+      <w:r>
+        <w:rPr>
+          <w:rFonts w:ascii="Open Sans" w:cs="Open Sans" w:eastAsia="Open Sans" w:hAnsi="Open Sans"/>
+          <w:b w:val="false"/>
+          <w:bCs w:val="false"/>
+          <w:i w:val="false"/>
+          <w:iCs w:val="false"/>
+          <w:color w:val="59595B"/>
+          <w:sz w:val="22"/>
+          <w:szCs w:val="22"/>
+        </w:rPr>
+        <w:t xml:space="preserve">Here is the gap made concrete. When an HR Director or CFO asks an AI assistant the question below today, this is the shape of the answer they get — illustrative of how AI search resolves this query right now:</w:t>
+      </w:r>
+    </w:p>
+    <w:tbl>
+      <w:tblPr>
+        <w:tblW w:type="dxa" w:w="9360"/>
+        <w:tblBorders>
+          <w:top w:val="single" w:color="auto" w:sz="4"/>
+          <w:left w:val="single" w:color="auto" w:sz="4"/>
+          <w:bottom w:val="single" w:color="auto" w:sz="4"/>
+          <w:right w:val="single" w:color="auto" w:sz="4"/>
+          <w:insideH w:val="single" w:color="auto" w:sz="4"/>
+          <w:insideV w:val="single" w:color="auto" w:sz="4"/>
+        </w:tblBorders>
+      </w:tblPr>
+      <w:tblGrid>
+        <w:gridCol w:w="80"/>
+        <w:gridCol w:w="9280"/>
+      </w:tblGrid>
+      <w:tr>
+        <w:trPr>
+          <w:cantSplit/>
+        </w:trPr>
+        <w:tc>
+          <w:tcPr>
+            <w:tcW w:type="dxa" w:w="80"/>
+            <w:tcBorders>
+              <w:top w:val="none" w:color="FFFFFF" w:sz="0"/>
+              <w:left w:val="none" w:color="FFFFFF" w:sz="0"/>
+              <w:bottom w:val="none" w:color="FFFFFF" w:sz="0"/>
+              <w:right w:val="none" w:color="FFFFFF" w:sz="0"/>
+            </w:tcBorders>
+            <w:shd w:fill="F67D4B" w:val="clear"/>
+          </w:tcPr>
+          <w:p>
+            <w:r>
+              <w:t xml:space="preserve"/>
+            </w:r>
+          </w:p>
+        </w:tc>
+        <w:tc>
+          <w:tcPr>
+            <w:tcW w:type="dxa" w:w="9280"/>
+            <w:tcBorders>
+              <w:top w:val="none" w:color="FFFFFF" w:sz="0"/>
+              <w:left w:val="none" w:color="FFFFFF" w:sz="0"/>
+              <w:bottom w:val="none" w:color="FFFFFF" w:sz="0"/>
+              <w:right w:val="none" w:color="FFFFFF" w:sz="0"/>
+            </w:tcBorders>
+            <w:shd w:fill="F8F9FA" w:val="clear"/>
+            <w:tcMar>
+              <w:top w:type="dxa" w:w="160"/>
+              <w:left w:type="dxa" w:w="240"/>
+              <w:bottom w:type="dxa" w:w="160"/>
+              <w:right w:type="dxa" w:w="200"/>
+            </w:tcMar>
+          </w:tcPr>
+          <w:p>
+            <w:pPr>
+              <w:keepNext/>
+              <w:keepLines/>
+              <w:spacing w:after="80" w:before="80"/>
+            </w:pPr>
+            <w:r>
+              <w:rPr>
+                <w:rFonts w:ascii="Open Sans" w:cs="Open Sans" w:eastAsia="Open Sans" w:hAnsi="Open Sans"/>
+                <w:b/>
+                <w:bCs/>
+                <w:color w:val="F67D4B"/>
+                <w:sz w:val="22"/>
+                <w:szCs w:val="22"/>
+              </w:rPr>
+              <w:t xml:space="preserve">Prompt: "Best employee benefits broker in Orange County for a 150-employee company evaluating a PEO exit?"</w:t>
+            </w:r>
+          </w:p>
+          <w:p>
+            <w:pPr>
+              <w:keepNext/>
+              <w:keepLines/>
+              <w:spacing w:after="60" w:before="40" w:line="300"/>
+            </w:pPr>
+            <w:r>
+              <w:rPr>
+                <w:rFonts w:ascii="Open Sans" w:cs="Open Sans" w:eastAsia="Open Sans" w:hAnsi="Open Sans"/>
+                <w:color w:val="59595B"/>
+                <w:sz w:val="20"/>
+                <w:szCs w:val="20"/>
+              </w:rPr>
+              <w:t xml:space="preserve">TODAY — the AI assistant answers with whichever firms have the strongest content and third-party signals it can read: it names a couple of national brokers (Alliant, HUB) and a larger boutique with active content, and does NOT mention Core Benefits — even though Core Benefits has 37 years of OC relationships and deep PEO-exit and self-funding expertise. Core Benefits is invisible at the exact moment the buyer is forming a shortlist.</w:t>
+            </w:r>
+          </w:p>
+          <w:p>
+            <w:pPr>
+              <w:keepNext w:val="false"/>
+              <w:keepLines/>
+              <w:spacing w:after="60" w:before="40" w:line="300"/>
+            </w:pPr>
+            <w:r>
+              <w:rPr>
+                <w:rFonts w:ascii="Open Sans" w:cs="Open Sans" w:eastAsia="Open Sans" w:hAnsi="Open Sans"/>
+                <w:color w:val="59595B"/>
+                <w:sz w:val="20"/>
+                <w:szCs w:val="20"/>
+              </w:rPr>
+              <w:t xml:space="preserve">AFTER GEO — the same query returns Core Benefits as a cited option ("Core Benefits Insurance Services, a Costa Mesa boutique specializing in PEO exits, self-funding, and ACA/CAA compliance for 50–300-employee OC employers…"), with the compliance content library and claimed Google Business Profile as the supporting evidence the assistant points to.</w:t>
+            </w:r>
+          </w:p>
+        </w:tc>
+      </w:tr>
+    </w:tbl>
+    <w:p>
+      <w:pPr>
+        <w:spacing w:after="140" w:before="0" w:line="320"/>
+        <w:jc w:val="both"/>
+      </w:pPr>
+      <w:r>
+        <w:rPr>
+          <w:rFonts w:ascii="Open Sans" w:cs="Open Sans" w:eastAsia="Open Sans" w:hAnsi="Open Sans"/>
+          <w:b w:val="false"/>
+          <w:bCs w:val="false"/>
+          <w:i/>
+          <w:iCs/>
+          <w:color w:val="59595B"/>
+          <w:sz w:val="18"/>
+          <w:szCs w:val="18"/>
+        </w:rPr>
+        <w:t xml:space="preserve">(Illustrative of current AI-search behavior for this query class; the live result is part of the digital-presence baseline captured at engagement start.)</w:t>
+      </w:r>
+    </w:p>
+    <w:p>
+      <w:pPr>
+        <w:keepNext/>
+        <w:spacing w:after="0" w:before="200"/>
+      </w:pPr>
+      <w:r>
+        <w:t xml:space="preserve"/>
+      </w:r>
+    </w:p>
+    <w:p>
+      <w:pPr>
+        <w:pStyle w:val="Heading2"/>
+        <w:keepNext/>
+        <w:keepLines/>
+        <w:spacing w:after="120" w:before="280"/>
+      </w:pPr>
+      <w:r>
+        <w:rPr>
+          <w:rFonts w:ascii="Open Sans" w:cs="Open Sans" w:eastAsia="Open Sans" w:hAnsi="Open Sans"/>
+          <w:b/>
+          <w:bCs/>
+          <w:color w:val="CC0000"/>
+          <w:sz w:val="26"/>
+          <w:szCs w:val="26"/>
+        </w:rPr>
+        <w:t xml:space="preserve">The Cost of Waiting</w:t>
+      </w:r>
+    </w:p>
+    <w:p>
+      <w:pPr>
+        <w:keepNext/>
+        <w:spacing w:after="0" w:before="80"/>
+      </w:pPr>
+      <w:r>
+        <w:t xml:space="preserve"/>
+      </w:r>
+    </w:p>
+    <w:p>
+      <w:pPr>
+        <w:spacing w:after="140" w:before="0" w:line="320"/>
+        <w:jc w:val="both"/>
+      </w:pPr>
+      <w:r>
+        <w:rPr>
+          <w:rFonts w:ascii="Open Sans" w:cs="Open Sans" w:eastAsia="Open Sans" w:hAnsi="Open Sans"/>
+          <w:b w:val="false"/>
+          <w:bCs w:val="false"/>
+          <w:i w:val="false"/>
+          <w:iCs w:val="false"/>
+          <w:color w:val="59595B"/>
+          <w:sz w:val="22"/>
+          <w:szCs w:val="22"/>
+        </w:rPr>
+        <w:t xml:space="preserve">AI-search visibility compounds, and it rewards whoever optimizes first. Every quarter Core Benefits is not cited, the assistants learn to answer "best OC employee benefits broker" with someone else — and that default, once set in the retrieval data, is far harder and more expensive to dislodge than to claim now. Benefits brokers are switched only every 3–5 years, so each renewal cycle Core Benefits is invisible during the research phase is an account that quietly goes to whoever shows up in the AI answer and the map pack. The cost of waiting is not zero — it is a competitor (Relational, Newfront) becoming the default answer in the market Core Benefits has served for 37 years.</w:t>
+      </w:r>
+    </w:p>
+    <w:p>
+      <w:pPr>
         <w:pStyle w:val="Heading1"/>
         <w:keepNext/>
-        <w:spacing w:after="120" w:before="480" w:line="240"/>
+        <w:pageBreakBefore/>
+        <w:spacing w:after="120" w:before="0" w:line="240"/>
       </w:pPr>
       <w:r>
         <w:rPr>
@@ -8434,6 +8655,7 @@
     </w:tbl>
     <w:p>
       <w:pPr>
+        <w:keepNext/>
         <w:spacing w:after="0" w:before="160"/>
       </w:pPr>
       <w:r>
@@ -8461,6 +8683,7 @@
     </w:p>
     <w:p>
       <w:pPr>
+        <w:keepNext/>
         <w:spacing w:after="0" w:before="160"/>
       </w:pPr>
       <w:r>
@@ -8594,6 +8817,7 @@
     </w:tbl>
     <w:p>
       <w:pPr>
+        <w:keepNext/>
         <w:spacing w:after="0" w:before="160"/>
       </w:pPr>
       <w:r>
@@ -8727,6 +8951,7 @@
     </w:tbl>
     <w:p>
       <w:pPr>
+        <w:keepNext/>
         <w:spacing w:after="0" w:before="160"/>
       </w:pPr>
       <w:r>
@@ -8860,6 +9085,7 @@
     </w:tbl>
     <w:p>
       <w:pPr>
+        <w:keepNext/>
         <w:spacing w:after="0" w:before="160"/>
       </w:pPr>
       <w:r>
@@ -8993,6 +9219,7 @@
     </w:tbl>
     <w:p>
       <w:pPr>
+        <w:keepNext/>
         <w:spacing w:after="0" w:before="160"/>
       </w:pPr>
       <w:r>
@@ -9126,7 +9353,8 @@
     </w:tbl>
     <w:p>
       <w:pPr>
-        <w:spacing w:after="0" w:before="100"/>
+        <w:keepNext/>
+        <w:spacing w:after="0" w:before="200"/>
       </w:pPr>
       <w:r>
         <w:t xml:space="preserve"/>
@@ -9134,9 +9362,544 @@
     </w:p>
     <w:p>
       <w:pPr>
+        <w:pStyle w:val="Heading2"/>
+        <w:keepNext/>
+        <w:keepLines/>
+        <w:spacing w:after="120" w:before="280"/>
+      </w:pPr>
+      <w:r>
+        <w:rPr>
+          <w:rFonts w:ascii="Open Sans" w:cs="Open Sans" w:eastAsia="Open Sans" w:hAnsi="Open Sans"/>
+          <w:b/>
+          <w:bCs/>
+          <w:color w:val="006DB6"/>
+          <w:sz w:val="26"/>
+          <w:szCs w:val="26"/>
+        </w:rPr>
+        <w:t xml:space="preserve">How We Keep AI Affordable — Seven Models, Routed by Task</w:t>
+      </w:r>
+    </w:p>
+    <w:p>
+      <w:pPr>
+        <w:keepNext/>
+        <w:spacing w:after="0" w:before="80"/>
+      </w:pPr>
+      <w:r>
+        <w:t xml:space="preserve"/>
+      </w:r>
+    </w:p>
+    <w:p>
+      <w:pPr>
+        <w:spacing w:after="140" w:before="0" w:line="320"/>
+        <w:jc w:val="both"/>
+      </w:pPr>
+      <w:r>
+        <w:rPr>
+          <w:rFonts w:ascii="Open Sans" w:cs="Open Sans" w:eastAsia="Open Sans" w:hAnsi="Open Sans"/>
+          <w:b w:val="false"/>
+          <w:bCs w:val="false"/>
+          <w:i w:val="false"/>
+          <w:iCs w:val="false"/>
+          <w:color w:val="59595B"/>
+          <w:sz w:val="22"/>
+          <w:szCs w:val="22"/>
+        </w:rPr>
+        <w:t xml:space="preserve">A fair question about running AI across content, account intelligence, and renewal analysis: won't the token bill be enormous? Not the way Technijian builds it. We do not wire every task to one expensive model — our platform routes across roughly seven models, spanning three AI vendors and three capability tiers, and sends each sub-task to the cheapest model that can do it well.</w:t>
+      </w:r>
+    </w:p>
+    <w:p>
+      <w:pPr>
+        <w:keepNext/>
+        <w:spacing w:after="0" w:before="80"/>
+      </w:pPr>
+      <w:r>
+        <w:t xml:space="preserve"/>
+      </w:r>
+    </w:p>
+    <w:tbl>
+      <w:tblPr>
+        <w:tblW w:type="dxa" w:w="9360"/>
+        <w:tblBorders>
+          <w:top w:val="single" w:color="auto" w:sz="4"/>
+          <w:left w:val="single" w:color="auto" w:sz="4"/>
+          <w:bottom w:val="single" w:color="auto" w:sz="4"/>
+          <w:right w:val="single" w:color="auto" w:sz="4"/>
+          <w:insideH w:val="single" w:color="auto" w:sz="4"/>
+          <w:insideV w:val="single" w:color="auto" w:sz="4"/>
+        </w:tblBorders>
+      </w:tblPr>
+      <w:tblGrid>
+        <w:gridCol w:w="2448"/>
+        <w:gridCol w:w="4752"/>
+        <w:gridCol w:w="2160"/>
+      </w:tblGrid>
+      <w:tr>
+        <w:trPr>
+          <w:cantSplit/>
+          <w:tblHeader/>
+        </w:trPr>
+        <w:tc>
+          <w:tcPr>
+            <w:tcW w:type="dxa" w:w="2448"/>
+            <w:tcBorders>
+              <w:top w:val="single" w:color="E9ECEF" w:sz="4"/>
+              <w:left w:val="single" w:color="E9ECEF" w:sz="4"/>
+              <w:bottom w:val="single" w:color="E9ECEF" w:sz="4"/>
+              <w:right w:val="single" w:color="E9ECEF" w:sz="4"/>
+            </w:tcBorders>
+            <w:shd w:fill="1A1A2E" w:val="clear"/>
+            <w:tcMar>
+              <w:top w:type="dxa" w:w="120"/>
+              <w:left w:type="dxa" w:w="140"/>
+              <w:bottom w:type="dxa" w:w="120"/>
+              <w:right w:type="dxa" w:w="140"/>
+            </w:tcMar>
+            <w:vAlign w:val="center"/>
+          </w:tcPr>
+          <w:p>
+            <w:pPr>
+              <w:jc w:val="left"/>
+            </w:pPr>
+            <w:r>
+              <w:rPr>
+                <w:rFonts w:ascii="Open Sans" w:cs="Open Sans" w:eastAsia="Open Sans" w:hAnsi="Open Sans"/>
+                <w:b/>
+                <w:bCs/>
+                <w:color w:val="FFFFFF"/>
+                <w:sz w:val="20"/>
+                <w:szCs w:val="20"/>
+              </w:rPr>
+              <w:t xml:space="preserve">Tier</w:t>
+            </w:r>
+          </w:p>
+        </w:tc>
+        <w:tc>
+          <w:tcPr>
+            <w:tcW w:type="dxa" w:w="4752"/>
+            <w:tcBorders>
+              <w:top w:val="single" w:color="E9ECEF" w:sz="4"/>
+              <w:left w:val="single" w:color="E9ECEF" w:sz="4"/>
+              <w:bottom w:val="single" w:color="E9ECEF" w:sz="4"/>
+              <w:right w:val="single" w:color="E9ECEF" w:sz="4"/>
+            </w:tcBorders>
+            <w:shd w:fill="1A1A2E" w:val="clear"/>
+            <w:tcMar>
+              <w:top w:type="dxa" w:w="120"/>
+              <w:left w:type="dxa" w:w="140"/>
+              <w:bottom w:type="dxa" w:w="120"/>
+              <w:right w:type="dxa" w:w="140"/>
+            </w:tcMar>
+            <w:vAlign w:val="center"/>
+          </w:tcPr>
+          <w:p>
+            <w:pPr>
+              <w:jc w:val="left"/>
+            </w:pPr>
+            <w:r>
+              <w:rPr>
+                <w:rFonts w:ascii="Open Sans" w:cs="Open Sans" w:eastAsia="Open Sans" w:hAnsi="Open Sans"/>
+                <w:b/>
+                <w:bCs/>
+                <w:color w:val="FFFFFF"/>
+                <w:sz w:val="20"/>
+                <w:szCs w:val="20"/>
+              </w:rPr>
+              <w:t xml:space="preserve">What It Does</w:t>
+            </w:r>
+          </w:p>
+        </w:tc>
+        <w:tc>
+          <w:tcPr>
+            <w:tcW w:type="dxa" w:w="2160"/>
+            <w:tcBorders>
+              <w:top w:val="single" w:color="E9ECEF" w:sz="4"/>
+              <w:left w:val="single" w:color="E9ECEF" w:sz="4"/>
+              <w:bottom w:val="single" w:color="E9ECEF" w:sz="4"/>
+              <w:right w:val="single" w:color="E9ECEF" w:sz="4"/>
+            </w:tcBorders>
+            <w:shd w:fill="1A1A2E" w:val="clear"/>
+            <w:tcMar>
+              <w:top w:type="dxa" w:w="120"/>
+              <w:left w:type="dxa" w:w="140"/>
+              <w:bottom w:type="dxa" w:w="120"/>
+              <w:right w:type="dxa" w:w="140"/>
+            </w:tcMar>
+            <w:vAlign w:val="center"/>
+          </w:tcPr>
+          <w:p>
+            <w:pPr>
+              <w:jc w:val="center"/>
+            </w:pPr>
+            <w:r>
+              <w:rPr>
+                <w:rFonts w:ascii="Open Sans" w:cs="Open Sans" w:eastAsia="Open Sans" w:hAnsi="Open Sans"/>
+                <w:b/>
+                <w:bCs/>
+                <w:color w:val="FFFFFF"/>
+                <w:sz w:val="20"/>
+                <w:szCs w:val="20"/>
+              </w:rPr>
+              <w:t xml:space="preserve">Share of Work</w:t>
+            </w:r>
+          </w:p>
+        </w:tc>
+      </w:tr>
+      <w:tr>
+        <w:trPr>
+          <w:cantSplit/>
+        </w:trPr>
+        <w:tc>
+          <w:tcPr>
+            <w:tcW w:type="dxa" w:w="2448"/>
+            <w:tcBorders>
+              <w:top w:val="single" w:color="E9ECEF" w:sz="4"/>
+              <w:left w:val="single" w:color="E9ECEF" w:sz="4"/>
+              <w:bottom w:val="single" w:color="E9ECEF" w:sz="4"/>
+              <w:right w:val="single" w:color="E9ECEF" w:sz="4"/>
+            </w:tcBorders>
+            <w:shd w:fill="FFFFFF" w:val="clear"/>
+            <w:tcMar>
+              <w:top w:type="dxa" w:w="100"/>
+              <w:left w:type="dxa" w:w="140"/>
+              <w:bottom w:type="dxa" w:w="100"/>
+              <w:right w:type="dxa" w:w="140"/>
+            </w:tcMar>
+            <w:vAlign w:val="center"/>
+          </w:tcPr>
+          <w:p>
+            <w:pPr>
+              <w:jc w:val="left"/>
+            </w:pPr>
+            <w:r>
+              <w:rPr>
+                <w:rFonts w:ascii="Open Sans" w:cs="Open Sans" w:eastAsia="Open Sans" w:hAnsi="Open Sans"/>
+                <w:b/>
+                <w:bCs/>
+                <w:color w:val="59595B"/>
+                <w:sz w:val="20"/>
+                <w:szCs w:val="20"/>
+              </w:rPr>
+              <w:t xml:space="preserve">Frontier (premium)</w:t>
+            </w:r>
+          </w:p>
+        </w:tc>
+        <w:tc>
+          <w:tcPr>
+            <w:tcW w:type="dxa" w:w="4752"/>
+            <w:tcBorders>
+              <w:top w:val="single" w:color="E9ECEF" w:sz="4"/>
+              <w:left w:val="single" w:color="E9ECEF" w:sz="4"/>
+              <w:bottom w:val="single" w:color="E9ECEF" w:sz="4"/>
+              <w:right w:val="single" w:color="E9ECEF" w:sz="4"/>
+            </w:tcBorders>
+            <w:shd w:fill="FFFFFF" w:val="clear"/>
+            <w:tcMar>
+              <w:top w:type="dxa" w:w="100"/>
+              <w:left w:type="dxa" w:w="140"/>
+              <w:bottom w:type="dxa" w:w="100"/>
+              <w:right w:type="dxa" w:w="140"/>
+            </w:tcMar>
+            <w:vAlign w:val="center"/>
+          </w:tcPr>
+          <w:p>
+            <w:pPr>
+              <w:jc w:val="left"/>
+            </w:pPr>
+            <w:r>
+              <w:rPr>
+                <w:rFonts w:ascii="Open Sans" w:cs="Open Sans" w:eastAsia="Open Sans" w:hAnsi="Open Sans"/>
+                <w:b w:val="false"/>
+                <w:bCs w:val="false"/>
+                <w:color w:val="59595B"/>
+                <w:sz w:val="20"/>
+                <w:szCs w:val="20"/>
+              </w:rPr>
+              <w:t xml:space="preserve">The hardest judgment only — final brand-voice pass in TJ's tone, compliance-critical answers (ACA/ERISA/CAA), the deepest reasoning</w:t>
+            </w:r>
+          </w:p>
+        </w:tc>
+        <w:tc>
+          <w:tcPr>
+            <w:tcW w:type="dxa" w:w="2160"/>
+            <w:tcBorders>
+              <w:top w:val="single" w:color="E9ECEF" w:sz="4"/>
+              <w:left w:val="single" w:color="E9ECEF" w:sz="4"/>
+              <w:bottom w:val="single" w:color="E9ECEF" w:sz="4"/>
+              <w:right w:val="single" w:color="E9ECEF" w:sz="4"/>
+            </w:tcBorders>
+            <w:shd w:fill="FFFFFF" w:val="clear"/>
+            <w:tcMar>
+              <w:top w:type="dxa" w:w="100"/>
+              <w:left w:type="dxa" w:w="140"/>
+              <w:bottom w:type="dxa" w:w="100"/>
+              <w:right w:type="dxa" w:w="140"/>
+            </w:tcMar>
+            <w:vAlign w:val="center"/>
+          </w:tcPr>
+          <w:p>
+            <w:pPr>
+              <w:jc w:val="center"/>
+            </w:pPr>
+            <w:r>
+              <w:rPr>
+                <w:rFonts w:ascii="Open Sans" w:cs="Open Sans" w:eastAsia="Open Sans" w:hAnsi="Open Sans"/>
+                <w:b/>
+                <w:bCs/>
+                <w:color w:val="006DB6"/>
+                <w:sz w:val="20"/>
+                <w:szCs w:val="20"/>
+              </w:rPr>
+              <w:t xml:space="preserve">~5–10%</w:t>
+            </w:r>
+          </w:p>
+        </w:tc>
+      </w:tr>
+      <w:tr>
+        <w:trPr>
+          <w:cantSplit/>
+        </w:trPr>
+        <w:tc>
+          <w:tcPr>
+            <w:tcW w:type="dxa" w:w="2448"/>
+            <w:tcBorders>
+              <w:top w:val="single" w:color="E9ECEF" w:sz="4"/>
+              <w:left w:val="single" w:color="E9ECEF" w:sz="4"/>
+              <w:bottom w:val="single" w:color="E9ECEF" w:sz="4"/>
+              <w:right w:val="single" w:color="E9ECEF" w:sz="4"/>
+            </w:tcBorders>
+            <w:shd w:fill="F8F9FA" w:val="clear"/>
+            <w:tcMar>
+              <w:top w:type="dxa" w:w="100"/>
+              <w:left w:type="dxa" w:w="140"/>
+              <w:bottom w:type="dxa" w:w="100"/>
+              <w:right w:type="dxa" w:w="140"/>
+            </w:tcMar>
+            <w:vAlign w:val="center"/>
+          </w:tcPr>
+          <w:p>
+            <w:pPr>
+              <w:jc w:val="left"/>
+            </w:pPr>
+            <w:r>
+              <w:rPr>
+                <w:rFonts w:ascii="Open Sans" w:cs="Open Sans" w:eastAsia="Open Sans" w:hAnsi="Open Sans"/>
+                <w:b/>
+                <w:bCs/>
+                <w:color w:val="59595B"/>
+                <w:sz w:val="20"/>
+                <w:szCs w:val="20"/>
+              </w:rPr>
+              <w:t xml:space="preserve">Workhorse (balanced)</w:t>
+            </w:r>
+          </w:p>
+        </w:tc>
+        <w:tc>
+          <w:tcPr>
+            <w:tcW w:type="dxa" w:w="4752"/>
+            <w:tcBorders>
+              <w:top w:val="single" w:color="E9ECEF" w:sz="4"/>
+              <w:left w:val="single" w:color="E9ECEF" w:sz="4"/>
+              <w:bottom w:val="single" w:color="E9ECEF" w:sz="4"/>
+              <w:right w:val="single" w:color="E9ECEF" w:sz="4"/>
+            </w:tcBorders>
+            <w:shd w:fill="F8F9FA" w:val="clear"/>
+            <w:tcMar>
+              <w:top w:type="dxa" w:w="100"/>
+              <w:left w:type="dxa" w:w="140"/>
+              <w:bottom w:type="dxa" w:w="100"/>
+              <w:right w:type="dxa" w:w="140"/>
+            </w:tcMar>
+            <w:vAlign w:val="center"/>
+          </w:tcPr>
+          <w:p>
+            <w:pPr>
+              <w:jc w:val="left"/>
+            </w:pPr>
+            <w:r>
+              <w:rPr>
+                <w:rFonts w:ascii="Open Sans" w:cs="Open Sans" w:eastAsia="Open Sans" w:hAnsi="Open Sans"/>
+                <w:b w:val="false"/>
+                <w:bCs w:val="false"/>
+                <w:color w:val="59595B"/>
+                <w:sz w:val="20"/>
+                <w:szCs w:val="20"/>
+              </w:rPr>
+              <w:t xml:space="preserve">The bulk of drafting and reasoning — compliance content, outreach personalization, renewal summarization, account scoring</w:t>
+            </w:r>
+          </w:p>
+        </w:tc>
+        <w:tc>
+          <w:tcPr>
+            <w:tcW w:type="dxa" w:w="2160"/>
+            <w:tcBorders>
+              <w:top w:val="single" w:color="E9ECEF" w:sz="4"/>
+              <w:left w:val="single" w:color="E9ECEF" w:sz="4"/>
+              <w:bottom w:val="single" w:color="E9ECEF" w:sz="4"/>
+              <w:right w:val="single" w:color="E9ECEF" w:sz="4"/>
+            </w:tcBorders>
+            <w:shd w:fill="F8F9FA" w:val="clear"/>
+            <w:tcMar>
+              <w:top w:type="dxa" w:w="100"/>
+              <w:left w:type="dxa" w:w="140"/>
+              <w:bottom w:type="dxa" w:w="100"/>
+              <w:right w:type="dxa" w:w="140"/>
+            </w:tcMar>
+            <w:vAlign w:val="center"/>
+          </w:tcPr>
+          <w:p>
+            <w:pPr>
+              <w:jc w:val="center"/>
+            </w:pPr>
+            <w:r>
+              <w:rPr>
+                <w:rFonts w:ascii="Open Sans" w:cs="Open Sans" w:eastAsia="Open Sans" w:hAnsi="Open Sans"/>
+                <w:b w:val="false"/>
+                <w:bCs w:val="false"/>
+                <w:color w:val="1EAAC8"/>
+                <w:sz w:val="20"/>
+                <w:szCs w:val="20"/>
+              </w:rPr>
+              <w:t xml:space="preserve">~30–40%</w:t>
+            </w:r>
+          </w:p>
+        </w:tc>
+      </w:tr>
+      <w:tr>
+        <w:trPr>
+          <w:cantSplit/>
+        </w:trPr>
+        <w:tc>
+          <w:tcPr>
+            <w:tcW w:type="dxa" w:w="2448"/>
+            <w:tcBorders>
+              <w:top w:val="single" w:color="E9ECEF" w:sz="4"/>
+              <w:left w:val="single" w:color="E9ECEF" w:sz="4"/>
+              <w:bottom w:val="single" w:color="E9ECEF" w:sz="4"/>
+              <w:right w:val="single" w:color="E9ECEF" w:sz="4"/>
+            </w:tcBorders>
+            <w:shd w:fill="FFFFFF" w:val="clear"/>
+            <w:tcMar>
+              <w:top w:type="dxa" w:w="100"/>
+              <w:left w:type="dxa" w:w="140"/>
+              <w:bottom w:type="dxa" w:w="100"/>
+              <w:right w:type="dxa" w:w="140"/>
+            </w:tcMar>
+            <w:vAlign w:val="center"/>
+          </w:tcPr>
+          <w:p>
+            <w:pPr>
+              <w:jc w:val="left"/>
+            </w:pPr>
+            <w:r>
+              <w:rPr>
+                <w:rFonts w:ascii="Open Sans" w:cs="Open Sans" w:eastAsia="Open Sans" w:hAnsi="Open Sans"/>
+                <w:b/>
+                <w:bCs/>
+                <w:color w:val="59595B"/>
+                <w:sz w:val="20"/>
+                <w:szCs w:val="20"/>
+              </w:rPr>
+              <w:t xml:space="preserve">Lightweight (low-cost)</w:t>
+            </w:r>
+          </w:p>
+        </w:tc>
+        <w:tc>
+          <w:tcPr>
+            <w:tcW w:type="dxa" w:w="4752"/>
+            <w:tcBorders>
+              <w:top w:val="single" w:color="E9ECEF" w:sz="4"/>
+              <w:left w:val="single" w:color="E9ECEF" w:sz="4"/>
+              <w:bottom w:val="single" w:color="E9ECEF" w:sz="4"/>
+              <w:right w:val="single" w:color="E9ECEF" w:sz="4"/>
+            </w:tcBorders>
+            <w:shd w:fill="FFFFFF" w:val="clear"/>
+            <w:tcMar>
+              <w:top w:type="dxa" w:w="100"/>
+              <w:left w:type="dxa" w:w="140"/>
+              <w:bottom w:type="dxa" w:w="100"/>
+              <w:right w:type="dxa" w:w="140"/>
+            </w:tcMar>
+            <w:vAlign w:val="center"/>
+          </w:tcPr>
+          <w:p>
+            <w:pPr>
+              <w:jc w:val="left"/>
+            </w:pPr>
+            <w:r>
+              <w:rPr>
+                <w:rFonts w:ascii="Open Sans" w:cs="Open Sans" w:eastAsia="Open Sans" w:hAnsi="Open Sans"/>
+                <w:b w:val="false"/>
+                <w:bCs w:val="false"/>
+                <w:color w:val="59595B"/>
+                <w:sz w:val="20"/>
+                <w:szCs w:val="20"/>
+              </w:rPr>
+              <w:t xml:space="preserve">High-volume mechanical work — classification, extraction, enriching and tagging hundreds of OC employer and CPA records</w:t>
+            </w:r>
+          </w:p>
+        </w:tc>
+        <w:tc>
+          <w:tcPr>
+            <w:tcW w:type="dxa" w:w="2160"/>
+            <w:tcBorders>
+              <w:top w:val="single" w:color="E9ECEF" w:sz="4"/>
+              <w:left w:val="single" w:color="E9ECEF" w:sz="4"/>
+              <w:bottom w:val="single" w:color="E9ECEF" w:sz="4"/>
+              <w:right w:val="single" w:color="E9ECEF" w:sz="4"/>
+            </w:tcBorders>
+            <w:shd w:fill="FFFFFF" w:val="clear"/>
+            <w:tcMar>
+              <w:top w:type="dxa" w:w="100"/>
+              <w:left w:type="dxa" w:w="140"/>
+              <w:bottom w:type="dxa" w:w="100"/>
+              <w:right w:type="dxa" w:w="140"/>
+            </w:tcMar>
+            <w:vAlign w:val="center"/>
+          </w:tcPr>
+          <w:p>
+            <w:pPr>
+              <w:jc w:val="center"/>
+            </w:pPr>
+            <w:r>
+              <w:rPr>
+                <w:rFonts w:ascii="Open Sans" w:cs="Open Sans" w:eastAsia="Open Sans" w:hAnsi="Open Sans"/>
+                <w:b w:val="false"/>
+                <w:bCs w:val="false"/>
+                <w:color w:val="59595B"/>
+                <w:sz w:val="20"/>
+                <w:szCs w:val="20"/>
+              </w:rPr>
+              <w:t xml:space="preserve">~50–60%</w:t>
+            </w:r>
+          </w:p>
+        </w:tc>
+      </w:tr>
+    </w:tbl>
+    <w:p>
+      <w:pPr>
+        <w:spacing w:after="140" w:before="80" w:line="320"/>
+        <w:jc w:val="both"/>
+      </w:pPr>
+      <w:r>
+        <w:rPr>
+          <w:rFonts w:ascii="Open Sans" w:cs="Open Sans" w:eastAsia="Open Sans" w:hAnsi="Open Sans"/>
+          <w:b w:val="false"/>
+          <w:bCs w:val="false"/>
+          <w:i w:val="false"/>
+          <w:iCs w:val="false"/>
+          <w:color w:val="59595B"/>
+          <w:sz w:val="22"/>
+          <w:szCs w:val="22"/>
+        </w:rPr>
+        <w:t xml:space="preserve">The result: Core Benefits pays premium-model prices only for the small slice of work that warrants them — typically a 60–80% lower run cost than routing everything to one top-tier model, with no quality loss where it counts. For example, a single compliance article is drafted by a low-cost model, tightened and fact-checked by a mid model, and given a final brand-and-accuracy pass by a frontier model — instead of one premium model doing all three at roughly triple the cost. This is the kind of AI engineering depth a partner brings that wiring everything to one chatbot does not.</w:t>
+      </w:r>
+    </w:p>
+    <w:p>
+      <w:pPr>
         <w:pStyle w:val="Heading1"/>
         <w:keepNext/>
-        <w:spacing w:after="120" w:before="480" w:line="240"/>
+        <w:pageBreakBefore/>
+        <w:spacing w:after="120" w:before="0" w:line="240"/>
       </w:pPr>
       <w:r>
         <w:rPr>
@@ -9145,7 +9908,7 @@
           <w:sz w:val="2"/>
           <w:szCs w:val="2"/>
         </w:rPr>
-        <w:t xml:space="preserve">08 — How AI Transforms Core Benefits' Growth Engine</w:t>
+        <w:t xml:space="preserve">08 — Understanding AI — A Field Guide for Core Benefits Leadership</w:t>
       </w:r>
     </w:p>
     <w:tbl>
@@ -9209,7 +9972,7 @@
                 <w:sz w:val="34"/>
                 <w:szCs w:val="34"/>
               </w:rPr>
-              <w:t xml:space="preserve">08 — How AI Transforms Core Benefits' Growth Engine</w:t>
+              <w:t xml:space="preserve">08 — Understanding AI — A Field Guide for Core Benefits Leadership</w:t>
             </w:r>
           </w:p>
         </w:tc>
@@ -9217,6 +9980,2150 @@
     </w:tbl>
     <w:p>
       <w:pPr>
+        <w:keepNext/>
+        <w:spacing w:after="0" w:before="140"/>
+      </w:pPr>
+      <w:r>
+        <w:t xml:space="preserve"/>
+      </w:r>
+    </w:p>
+    <w:p>
+      <w:pPr>
+        <w:spacing w:after="140" w:before="0" w:line="320"/>
+        <w:jc w:val="both"/>
+      </w:pPr>
+      <w:r>
+        <w:rPr>
+          <w:rFonts w:ascii="Open Sans" w:cs="Open Sans" w:eastAsia="Open Sans" w:hAnsi="Open Sans"/>
+          <w:b w:val="false"/>
+          <w:bCs w:val="false"/>
+          <w:i w:val="false"/>
+          <w:iCs w:val="false"/>
+          <w:color w:val="59595B"/>
+          <w:sz w:val="22"/>
+          <w:szCs w:val="22"/>
+        </w:rPr>
+        <w:t xml:space="preserve">This section exists to make the rest of this report easy to evaluate. No jargon, no hype — just what AI is, where Core Benefits sits today, how to adopt it without risk, and what comparable organizations are already doing. The goal is that TJ Johnson and the Core Benefits team can judge every recommendation that follows on its merits.</w:t>
+      </w:r>
+    </w:p>
+    <w:p>
+      <w:pPr>
+        <w:keepNext/>
+        <w:spacing w:after="0" w:before="140"/>
+      </w:pPr>
+      <w:r>
+        <w:t xml:space="preserve"/>
+      </w:r>
+    </w:p>
+    <w:p>
+      <w:pPr>
+        <w:pStyle w:val="Heading2"/>
+        <w:keepNext/>
+        <w:keepLines/>
+        <w:spacing w:after="120" w:before="280"/>
+      </w:pPr>
+      <w:r>
+        <w:rPr>
+          <w:rFonts w:ascii="Open Sans" w:cs="Open Sans" w:eastAsia="Open Sans" w:hAnsi="Open Sans"/>
+          <w:b/>
+          <w:bCs/>
+          <w:color w:val="006DB6"/>
+          <w:sz w:val="26"/>
+          <w:szCs w:val="26"/>
+        </w:rPr>
+        <w:t xml:space="preserve">What AI Actually Is — and Isn't</w:t>
+      </w:r>
+    </w:p>
+    <w:p>
+      <w:pPr>
+        <w:keepNext/>
+        <w:spacing w:after="0" w:before="80"/>
+      </w:pPr>
+      <w:r>
+        <w:t xml:space="preserve"/>
+      </w:r>
+    </w:p>
+    <w:p>
+      <w:pPr>
+        <w:spacing w:after="140" w:before="0" w:line="320"/>
+        <w:jc w:val="both"/>
+      </w:pPr>
+      <w:r>
+        <w:rPr>
+          <w:rFonts w:ascii="Open Sans" w:cs="Open Sans" w:eastAsia="Open Sans" w:hAnsi="Open Sans"/>
+          <w:b w:val="false"/>
+          <w:bCs w:val="false"/>
+          <w:i w:val="false"/>
+          <w:iCs w:val="false"/>
+          <w:color w:val="59595B"/>
+          <w:sz w:val="22"/>
+          <w:szCs w:val="22"/>
+        </w:rPr>
+        <w:t xml:space="preserve">As MIT Sloan puts it, a leader needs to know what AI can and cannot do — not how to build it. In practice, the only distinction that matters for planning is this:</w:t>
+      </w:r>
+    </w:p>
+    <w:p>
+      <w:pPr>
+        <w:pStyle w:val="ListParagraph"/>
+        <w:numPr>
+          <w:ilvl w:val="0"/>
+          <w:numId w:val="2"/>
+        </w:numPr>
+        <w:spacing w:after="80" w:before="40" w:line="300"/>
+      </w:pPr>
+      <w:r>
+        <w:rPr>
+          <w:rFonts w:ascii="Open Sans" w:cs="Open Sans" w:eastAsia="Open Sans" w:hAnsi="Open Sans"/>
+          <w:color w:val="59595B"/>
+          <w:sz w:val="22"/>
+          <w:szCs w:val="22"/>
+        </w:rPr>
+        <w:t xml:space="preserve">Automation (workflows): the AI follows a path you define — predictable and low-risk. For example, "draft this renewal summary from these carrier files." This is where almost all near-term value lives.</w:t>
+      </w:r>
+    </w:p>
+    <w:p>
+      <w:pPr>
+        <w:pStyle w:val="ListParagraph"/>
+        <w:numPr>
+          <w:ilvl w:val="0"/>
+          <w:numId w:val="2"/>
+        </w:numPr>
+        <w:spacing w:after="80" w:before="40" w:line="300"/>
+      </w:pPr>
+      <w:r>
+        <w:rPr>
+          <w:rFonts w:ascii="Open Sans" w:cs="Open Sans" w:eastAsia="Open Sans" w:hAnsi="Open Sans"/>
+          <w:color w:val="59595B"/>
+          <w:sz w:val="22"/>
+          <w:szCs w:val="22"/>
+        </w:rPr>
+        <w:t xml:space="preserve">Agents: the AI decides the steps itself — more flexible, and it needs human oversight. For example, "watch these 50 employer accounts and flag the ones showing a switch signal." This comes later, where it earns its place.</w:t>
+      </w:r>
+    </w:p>
+    <w:p>
+      <w:pPr>
+        <w:spacing w:after="140" w:before="0" w:line="320"/>
+        <w:jc w:val="both"/>
+      </w:pPr>
+      <w:r>
+        <w:rPr>
+          <w:rFonts w:ascii="Open Sans" w:cs="Open Sans" w:eastAsia="Open Sans" w:hAnsi="Open Sans"/>
+          <w:b w:val="false"/>
+          <w:bCs w:val="false"/>
+          <w:i w:val="false"/>
+          <w:iCs w:val="false"/>
+          <w:color w:val="59595B"/>
+          <w:sz w:val="22"/>
+          <w:szCs w:val="22"/>
+        </w:rPr>
+        <w:t xml:space="preserve">The operating principle (Anthropic's guidance on building AI systems) is to use the simplest thing that works. Core Benefits starts with simple automations that pay off in the first 90 days, and adds autonomous agents only where the value is proven — which is exactly how the roadmap in this report is sequenced.</w:t>
+      </w:r>
+    </w:p>
+    <w:p>
+      <w:pPr>
+        <w:keepNext/>
+        <w:spacing w:after="0" w:before="140"/>
+      </w:pPr>
+      <w:r>
+        <w:t xml:space="preserve"/>
+      </w:r>
+    </w:p>
+    <w:p>
+      <w:pPr>
+        <w:pStyle w:val="Heading2"/>
+        <w:keepNext/>
+        <w:keepLines/>
+        <w:spacing w:after="120" w:before="280"/>
+      </w:pPr>
+      <w:r>
+        <w:rPr>
+          <w:rFonts w:ascii="Open Sans" w:cs="Open Sans" w:eastAsia="Open Sans" w:hAnsi="Open Sans"/>
+          <w:b/>
+          <w:bCs/>
+          <w:color w:val="006DB6"/>
+          <w:sz w:val="26"/>
+          <w:szCs w:val="26"/>
+        </w:rPr>
+        <w:t xml:space="preserve">Where Core Benefits Sits Today — The AI Maturity Ladder</w:t>
+      </w:r>
+    </w:p>
+    <w:p>
+      <w:pPr>
+        <w:keepNext/>
+        <w:spacing w:after="0" w:before="80"/>
+      </w:pPr>
+      <w:r>
+        <w:t xml:space="preserve"/>
+      </w:r>
+    </w:p>
+    <w:p>
+      <w:pPr>
+        <w:spacing w:after="140" w:before="0" w:line="320"/>
+        <w:jc w:val="both"/>
+      </w:pPr>
+      <w:r>
+        <w:rPr>
+          <w:rFonts w:ascii="Open Sans" w:cs="Open Sans" w:eastAsia="Open Sans" w:hAnsi="Open Sans"/>
+          <w:b w:val="false"/>
+          <w:bCs w:val="false"/>
+          <w:i w:val="false"/>
+          <w:iCs w:val="false"/>
+          <w:color w:val="59595B"/>
+          <w:sz w:val="22"/>
+          <w:szCs w:val="22"/>
+        </w:rPr>
+        <w:t xml:space="preserve">Most established, well-run firms — including Core Benefits — sit at the first rung of a widely-used five-stage AI maturity model (consistent with Gartner and Google Cloud frameworks). The leaders in any field are only one or two rungs higher, and the gap closes in months, not years.</w:t>
+      </w:r>
+    </w:p>
+    <w:p>
+      <w:pPr>
+        <w:keepNext/>
+        <w:spacing w:after="0" w:before="80"/>
+      </w:pPr>
+      <w:r>
+        <w:t xml:space="preserve"/>
+      </w:r>
+    </w:p>
+    <w:tbl>
+      <w:tblPr>
+        <w:tblW w:type="dxa" w:w="9360"/>
+        <w:tblBorders>
+          <w:top w:val="single" w:color="auto" w:sz="4"/>
+          <w:left w:val="single" w:color="auto" w:sz="4"/>
+          <w:bottom w:val="single" w:color="auto" w:sz="4"/>
+          <w:right w:val="single" w:color="auto" w:sz="4"/>
+          <w:insideH w:val="single" w:color="auto" w:sz="4"/>
+          <w:insideV w:val="single" w:color="auto" w:sz="4"/>
+        </w:tblBorders>
+      </w:tblPr>
+      <w:tblGrid>
+        <w:gridCol w:w="2080"/>
+        <w:gridCol w:w="5200"/>
+        <w:gridCol w:w="2080"/>
+      </w:tblGrid>
+      <w:tr>
+        <w:trPr>
+          <w:cantSplit/>
+          <w:tblHeader/>
+        </w:trPr>
+        <w:tc>
+          <w:tcPr>
+            <w:tcW w:type="dxa" w:w="2080"/>
+            <w:tcBorders>
+              <w:top w:val="single" w:color="E9ECEF" w:sz="4"/>
+              <w:left w:val="single" w:color="E9ECEF" w:sz="4"/>
+              <w:bottom w:val="single" w:color="E9ECEF" w:sz="4"/>
+              <w:right w:val="single" w:color="E9ECEF" w:sz="4"/>
+            </w:tcBorders>
+            <w:shd w:fill="006DB6" w:val="clear"/>
+            <w:tcMar>
+              <w:top w:type="dxa" w:w="120"/>
+              <w:left w:type="dxa" w:w="140"/>
+              <w:bottom w:type="dxa" w:w="120"/>
+              <w:right w:type="dxa" w:w="140"/>
+            </w:tcMar>
+            <w:vAlign w:val="center"/>
+          </w:tcPr>
+          <w:p>
+            <w:pPr>
+              <w:jc w:val="left"/>
+            </w:pPr>
+            <w:r>
+              <w:rPr>
+                <w:rFonts w:ascii="Open Sans" w:cs="Open Sans" w:eastAsia="Open Sans" w:hAnsi="Open Sans"/>
+                <w:b/>
+                <w:bCs/>
+                <w:color w:val="FFFFFF"/>
+                <w:sz w:val="20"/>
+                <w:szCs w:val="20"/>
+              </w:rPr>
+              <w:t xml:space="preserve">Stage</w:t>
+            </w:r>
+          </w:p>
+        </w:tc>
+        <w:tc>
+          <w:tcPr>
+            <w:tcW w:type="dxa" w:w="5200"/>
+            <w:tcBorders>
+              <w:top w:val="single" w:color="E9ECEF" w:sz="4"/>
+              <w:left w:val="single" w:color="E9ECEF" w:sz="4"/>
+              <w:bottom w:val="single" w:color="E9ECEF" w:sz="4"/>
+              <w:right w:val="single" w:color="E9ECEF" w:sz="4"/>
+            </w:tcBorders>
+            <w:shd w:fill="006DB6" w:val="clear"/>
+            <w:tcMar>
+              <w:top w:type="dxa" w:w="120"/>
+              <w:left w:type="dxa" w:w="140"/>
+              <w:bottom w:type="dxa" w:w="120"/>
+              <w:right w:type="dxa" w:w="140"/>
+            </w:tcMar>
+            <w:vAlign w:val="center"/>
+          </w:tcPr>
+          <w:p>
+            <w:pPr>
+              <w:jc w:val="left"/>
+            </w:pPr>
+            <w:r>
+              <w:rPr>
+                <w:rFonts w:ascii="Open Sans" w:cs="Open Sans" w:eastAsia="Open Sans" w:hAnsi="Open Sans"/>
+                <w:b/>
+                <w:bCs/>
+                <w:color w:val="FFFFFF"/>
+                <w:sz w:val="20"/>
+                <w:szCs w:val="20"/>
+              </w:rPr>
+              <w:t xml:space="preserve">What It Looks Like</w:t>
+            </w:r>
+          </w:p>
+        </w:tc>
+        <w:tc>
+          <w:tcPr>
+            <w:tcW w:type="dxa" w:w="2080"/>
+            <w:tcBorders>
+              <w:top w:val="single" w:color="E9ECEF" w:sz="4"/>
+              <w:left w:val="single" w:color="E9ECEF" w:sz="4"/>
+              <w:bottom w:val="single" w:color="E9ECEF" w:sz="4"/>
+              <w:right w:val="single" w:color="E9ECEF" w:sz="4"/>
+            </w:tcBorders>
+            <w:shd w:fill="006DB6" w:val="clear"/>
+            <w:tcMar>
+              <w:top w:type="dxa" w:w="120"/>
+              <w:left w:type="dxa" w:w="140"/>
+              <w:bottom w:type="dxa" w:w="120"/>
+              <w:right w:type="dxa" w:w="140"/>
+            </w:tcMar>
+            <w:vAlign w:val="center"/>
+          </w:tcPr>
+          <w:p>
+            <w:pPr>
+              <w:jc w:val="center"/>
+            </w:pPr>
+            <w:r>
+              <w:rPr>
+                <w:rFonts w:ascii="Open Sans" w:cs="Open Sans" w:eastAsia="Open Sans" w:hAnsi="Open Sans"/>
+                <w:b/>
+                <w:bCs/>
+                <w:color w:val="FFFFFF"/>
+                <w:sz w:val="20"/>
+                <w:szCs w:val="20"/>
+              </w:rPr>
+              <w:t xml:space="preserve">Core Benefits Today</w:t>
+            </w:r>
+          </w:p>
+        </w:tc>
+      </w:tr>
+      <w:tr>
+        <w:trPr>
+          <w:cantSplit/>
+        </w:trPr>
+        <w:tc>
+          <w:tcPr>
+            <w:tcW w:type="dxa" w:w="2080"/>
+            <w:tcBorders>
+              <w:top w:val="single" w:color="E9ECEF" w:sz="4"/>
+              <w:left w:val="single" w:color="E9ECEF" w:sz="4"/>
+              <w:bottom w:val="single" w:color="E9ECEF" w:sz="4"/>
+              <w:right w:val="single" w:color="E9ECEF" w:sz="4"/>
+            </w:tcBorders>
+            <w:shd w:fill="FFFFFF" w:val="clear"/>
+            <w:tcMar>
+              <w:top w:type="dxa" w:w="100"/>
+              <w:left w:type="dxa" w:w="140"/>
+              <w:bottom w:type="dxa" w:w="100"/>
+              <w:right w:type="dxa" w:w="140"/>
+            </w:tcMar>
+            <w:vAlign w:val="center"/>
+          </w:tcPr>
+          <w:p>
+            <w:pPr>
+              <w:jc w:val="left"/>
+            </w:pPr>
+            <w:r>
+              <w:rPr>
+                <w:rFonts w:ascii="Open Sans" w:cs="Open Sans" w:eastAsia="Open Sans" w:hAnsi="Open Sans"/>
+                <w:b/>
+                <w:bCs/>
+                <w:color w:val="59595B"/>
+                <w:sz w:val="20"/>
+                <w:szCs w:val="20"/>
+              </w:rPr>
+              <w:t xml:space="preserve">1. Foundational</w:t>
+            </w:r>
+          </w:p>
+        </w:tc>
+        <w:tc>
+          <w:tcPr>
+            <w:tcW w:type="dxa" w:w="5200"/>
+            <w:tcBorders>
+              <w:top w:val="single" w:color="E9ECEF" w:sz="4"/>
+              <w:left w:val="single" w:color="E9ECEF" w:sz="4"/>
+              <w:bottom w:val="single" w:color="E9ECEF" w:sz="4"/>
+              <w:right w:val="single" w:color="E9ECEF" w:sz="4"/>
+            </w:tcBorders>
+            <w:shd w:fill="FFFFFF" w:val="clear"/>
+            <w:tcMar>
+              <w:top w:type="dxa" w:w="100"/>
+              <w:left w:type="dxa" w:w="140"/>
+              <w:bottom w:type="dxa" w:w="100"/>
+              <w:right w:type="dxa" w:w="140"/>
+            </w:tcMar>
+            <w:vAlign w:val="center"/>
+          </w:tcPr>
+          <w:p>
+            <w:pPr>
+              <w:jc w:val="left"/>
+            </w:pPr>
+            <w:r>
+              <w:rPr>
+                <w:rFonts w:ascii="Open Sans" w:cs="Open Sans" w:eastAsia="Open Sans" w:hAnsi="Open Sans"/>
+                <w:b/>
+                <w:bCs/>
+                <w:color w:val="59595B"/>
+                <w:sz w:val="20"/>
+                <w:szCs w:val="20"/>
+              </w:rPr>
+              <w:t xml:space="preserve">Little or no AI; manual, people-dependent processes — renewal analysis, compliance tracking, and outreach all done by hand</w:t>
+            </w:r>
+          </w:p>
+        </w:tc>
+        <w:tc>
+          <w:tcPr>
+            <w:tcW w:type="dxa" w:w="2080"/>
+            <w:tcBorders>
+              <w:top w:val="single" w:color="E9ECEF" w:sz="4"/>
+              <w:left w:val="single" w:color="E9ECEF" w:sz="4"/>
+              <w:bottom w:val="single" w:color="E9ECEF" w:sz="4"/>
+              <w:right w:val="single" w:color="E9ECEF" w:sz="4"/>
+            </w:tcBorders>
+            <w:shd w:fill="FFFFFF" w:val="clear"/>
+            <w:tcMar>
+              <w:top w:type="dxa" w:w="100"/>
+              <w:left w:type="dxa" w:w="140"/>
+              <w:bottom w:type="dxa" w:w="100"/>
+              <w:right w:type="dxa" w:w="140"/>
+            </w:tcMar>
+            <w:vAlign w:val="center"/>
+          </w:tcPr>
+          <w:p>
+            <w:pPr>
+              <w:jc w:val="center"/>
+            </w:pPr>
+            <w:r>
+              <w:rPr>
+                <w:rFonts w:ascii="Open Sans" w:cs="Open Sans" w:eastAsia="Open Sans" w:hAnsi="Open Sans"/>
+                <w:b/>
+                <w:bCs/>
+                <w:color w:val="F67D4B"/>
+                <w:sz w:val="20"/>
+                <w:szCs w:val="20"/>
+              </w:rPr>
+              <w:t xml:space="preserve">◀ You are here</w:t>
+            </w:r>
+          </w:p>
+        </w:tc>
+      </w:tr>
+      <w:tr>
+        <w:trPr>
+          <w:cantSplit/>
+        </w:trPr>
+        <w:tc>
+          <w:tcPr>
+            <w:tcW w:type="dxa" w:w="2080"/>
+            <w:tcBorders>
+              <w:top w:val="single" w:color="E9ECEF" w:sz="4"/>
+              <w:left w:val="single" w:color="E9ECEF" w:sz="4"/>
+              <w:bottom w:val="single" w:color="E9ECEF" w:sz="4"/>
+              <w:right w:val="single" w:color="E9ECEF" w:sz="4"/>
+            </w:tcBorders>
+            <w:shd w:fill="F8F9FA" w:val="clear"/>
+            <w:tcMar>
+              <w:top w:type="dxa" w:w="100"/>
+              <w:left w:type="dxa" w:w="140"/>
+              <w:bottom w:type="dxa" w:w="100"/>
+              <w:right w:type="dxa" w:w="140"/>
+            </w:tcMar>
+            <w:vAlign w:val="center"/>
+          </w:tcPr>
+          <w:p>
+            <w:pPr>
+              <w:jc w:val="left"/>
+            </w:pPr>
+            <w:r>
+              <w:rPr>
+                <w:rFonts w:ascii="Open Sans" w:cs="Open Sans" w:eastAsia="Open Sans" w:hAnsi="Open Sans"/>
+                <w:b w:val="false"/>
+                <w:bCs w:val="false"/>
+                <w:color w:val="59595B"/>
+                <w:sz w:val="20"/>
+                <w:szCs w:val="20"/>
+              </w:rPr>
+              <w:t xml:space="preserve">2. Emerging</w:t>
+            </w:r>
+          </w:p>
+        </w:tc>
+        <w:tc>
+          <w:tcPr>
+            <w:tcW w:type="dxa" w:w="5200"/>
+            <w:tcBorders>
+              <w:top w:val="single" w:color="E9ECEF" w:sz="4"/>
+              <w:left w:val="single" w:color="E9ECEF" w:sz="4"/>
+              <w:bottom w:val="single" w:color="E9ECEF" w:sz="4"/>
+              <w:right w:val="single" w:color="E9ECEF" w:sz="4"/>
+            </w:tcBorders>
+            <w:shd w:fill="F8F9FA" w:val="clear"/>
+            <w:tcMar>
+              <w:top w:type="dxa" w:w="100"/>
+              <w:left w:type="dxa" w:w="140"/>
+              <w:bottom w:type="dxa" w:w="100"/>
+              <w:right w:type="dxa" w:w="140"/>
+            </w:tcMar>
+            <w:vAlign w:val="center"/>
+          </w:tcPr>
+          <w:p>
+            <w:pPr>
+              <w:jc w:val="left"/>
+            </w:pPr>
+            <w:r>
+              <w:rPr>
+                <w:rFonts w:ascii="Open Sans" w:cs="Open Sans" w:eastAsia="Open Sans" w:hAnsi="Open Sans"/>
+                <w:b w:val="false"/>
+                <w:bCs w:val="false"/>
+                <w:color w:val="59595B"/>
+                <w:sz w:val="20"/>
+                <w:szCs w:val="20"/>
+              </w:rPr>
+              <w:t xml:space="preserve">A first AI tool or two is in use, but AI is not yet woven into growth or service delivery</w:t>
+            </w:r>
+          </w:p>
+        </w:tc>
+        <w:tc>
+          <w:tcPr>
+            <w:tcW w:type="dxa" w:w="2080"/>
+            <w:tcBorders>
+              <w:top w:val="single" w:color="E9ECEF" w:sz="4"/>
+              <w:left w:val="single" w:color="E9ECEF" w:sz="4"/>
+              <w:bottom w:val="single" w:color="E9ECEF" w:sz="4"/>
+              <w:right w:val="single" w:color="E9ECEF" w:sz="4"/>
+            </w:tcBorders>
+            <w:shd w:fill="F8F9FA" w:val="clear"/>
+            <w:tcMar>
+              <w:top w:type="dxa" w:w="100"/>
+              <w:left w:type="dxa" w:w="140"/>
+              <w:bottom w:type="dxa" w:w="100"/>
+              <w:right w:type="dxa" w:w="140"/>
+            </w:tcMar>
+            <w:vAlign w:val="center"/>
+          </w:tcPr>
+          <w:p>
+            <w:pPr>
+              <w:jc w:val="center"/>
+            </w:pPr>
+            <w:r>
+              <w:rPr>
+                <w:rFonts w:ascii="Open Sans" w:cs="Open Sans" w:eastAsia="Open Sans" w:hAnsi="Open Sans"/>
+                <w:b w:val="false"/>
+                <w:bCs w:val="false"/>
+                <w:color w:val="59595B"/>
+                <w:sz w:val="20"/>
+                <w:szCs w:val="20"/>
+              </w:rPr>
+              <w:t xml:space="preserve"/>
+            </w:r>
+          </w:p>
+        </w:tc>
+      </w:tr>
+      <w:tr>
+        <w:trPr>
+          <w:cantSplit/>
+        </w:trPr>
+        <w:tc>
+          <w:tcPr>
+            <w:tcW w:type="dxa" w:w="2080"/>
+            <w:tcBorders>
+              <w:top w:val="single" w:color="E9ECEF" w:sz="4"/>
+              <w:left w:val="single" w:color="E9ECEF" w:sz="4"/>
+              <w:bottom w:val="single" w:color="E9ECEF" w:sz="4"/>
+              <w:right w:val="single" w:color="E9ECEF" w:sz="4"/>
+            </w:tcBorders>
+            <w:shd w:fill="FFFFFF" w:val="clear"/>
+            <w:tcMar>
+              <w:top w:type="dxa" w:w="100"/>
+              <w:left w:type="dxa" w:w="140"/>
+              <w:bottom w:type="dxa" w:w="100"/>
+              <w:right w:type="dxa" w:w="140"/>
+            </w:tcMar>
+            <w:vAlign w:val="center"/>
+          </w:tcPr>
+          <w:p>
+            <w:pPr>
+              <w:jc w:val="left"/>
+            </w:pPr>
+            <w:r>
+              <w:rPr>
+                <w:rFonts w:ascii="Open Sans" w:cs="Open Sans" w:eastAsia="Open Sans" w:hAnsi="Open Sans"/>
+                <w:b w:val="false"/>
+                <w:bCs w:val="false"/>
+                <w:color w:val="59595B"/>
+                <w:sz w:val="20"/>
+                <w:szCs w:val="20"/>
+              </w:rPr>
+              <w:t xml:space="preserve">3. Operational</w:t>
+            </w:r>
+          </w:p>
+        </w:tc>
+        <w:tc>
+          <w:tcPr>
+            <w:tcW w:type="dxa" w:w="5200"/>
+            <w:tcBorders>
+              <w:top w:val="single" w:color="E9ECEF" w:sz="4"/>
+              <w:left w:val="single" w:color="E9ECEF" w:sz="4"/>
+              <w:bottom w:val="single" w:color="E9ECEF" w:sz="4"/>
+              <w:right w:val="single" w:color="E9ECEF" w:sz="4"/>
+            </w:tcBorders>
+            <w:shd w:fill="FFFFFF" w:val="clear"/>
+            <w:tcMar>
+              <w:top w:type="dxa" w:w="100"/>
+              <w:left w:type="dxa" w:w="140"/>
+              <w:bottom w:type="dxa" w:w="100"/>
+              <w:right w:type="dxa" w:w="140"/>
+            </w:tcMar>
+            <w:vAlign w:val="center"/>
+          </w:tcPr>
+          <w:p>
+            <w:pPr>
+              <w:jc w:val="left"/>
+            </w:pPr>
+            <w:r>
+              <w:rPr>
+                <w:rFonts w:ascii="Open Sans" w:cs="Open Sans" w:eastAsia="Open Sans" w:hAnsi="Open Sans"/>
+                <w:b w:val="false"/>
+                <w:bCs w:val="false"/>
+                <w:color w:val="59595B"/>
+                <w:sz w:val="20"/>
+                <w:szCs w:val="20"/>
+              </w:rPr>
+              <w:t xml:space="preserve">AI runs specific workflows day-to-day — content, account intelligence, renewal analysis, compliance — with measured results</w:t>
+            </w:r>
+          </w:p>
+        </w:tc>
+        <w:tc>
+          <w:tcPr>
+            <w:tcW w:type="dxa" w:w="2080"/>
+            <w:tcBorders>
+              <w:top w:val="single" w:color="E9ECEF" w:sz="4"/>
+              <w:left w:val="single" w:color="E9ECEF" w:sz="4"/>
+              <w:bottom w:val="single" w:color="E9ECEF" w:sz="4"/>
+              <w:right w:val="single" w:color="E9ECEF" w:sz="4"/>
+            </w:tcBorders>
+            <w:shd w:fill="FFFFFF" w:val="clear"/>
+            <w:tcMar>
+              <w:top w:type="dxa" w:w="100"/>
+              <w:left w:type="dxa" w:w="140"/>
+              <w:bottom w:type="dxa" w:w="100"/>
+              <w:right w:type="dxa" w:w="140"/>
+            </w:tcMar>
+            <w:vAlign w:val="center"/>
+          </w:tcPr>
+          <w:p>
+            <w:pPr>
+              <w:jc w:val="center"/>
+            </w:pPr>
+            <w:r>
+              <w:rPr>
+                <w:rFonts w:ascii="Open Sans" w:cs="Open Sans" w:eastAsia="Open Sans" w:hAnsi="Open Sans"/>
+                <w:b w:val="false"/>
+                <w:bCs w:val="false"/>
+                <w:color w:val="59595B"/>
+                <w:sz w:val="20"/>
+                <w:szCs w:val="20"/>
+              </w:rPr>
+              <w:t xml:space="preserve"/>
+            </w:r>
+          </w:p>
+        </w:tc>
+      </w:tr>
+      <w:tr>
+        <w:trPr>
+          <w:cantSplit/>
+        </w:trPr>
+        <w:tc>
+          <w:tcPr>
+            <w:tcW w:type="dxa" w:w="2080"/>
+            <w:tcBorders>
+              <w:top w:val="single" w:color="E9ECEF" w:sz="4"/>
+              <w:left w:val="single" w:color="E9ECEF" w:sz="4"/>
+              <w:bottom w:val="single" w:color="E9ECEF" w:sz="4"/>
+              <w:right w:val="single" w:color="E9ECEF" w:sz="4"/>
+            </w:tcBorders>
+            <w:shd w:fill="F8F9FA" w:val="clear"/>
+            <w:tcMar>
+              <w:top w:type="dxa" w:w="100"/>
+              <w:left w:type="dxa" w:w="140"/>
+              <w:bottom w:type="dxa" w:w="100"/>
+              <w:right w:type="dxa" w:w="140"/>
+            </w:tcMar>
+            <w:vAlign w:val="center"/>
+          </w:tcPr>
+          <w:p>
+            <w:pPr>
+              <w:jc w:val="left"/>
+            </w:pPr>
+            <w:r>
+              <w:rPr>
+                <w:rFonts w:ascii="Open Sans" w:cs="Open Sans" w:eastAsia="Open Sans" w:hAnsi="Open Sans"/>
+                <w:b w:val="false"/>
+                <w:bCs w:val="false"/>
+                <w:color w:val="59595B"/>
+                <w:sz w:val="20"/>
+                <w:szCs w:val="20"/>
+              </w:rPr>
+              <w:t xml:space="preserve">4. Scaled</w:t>
+            </w:r>
+          </w:p>
+        </w:tc>
+        <w:tc>
+          <w:tcPr>
+            <w:tcW w:type="dxa" w:w="5200"/>
+            <w:tcBorders>
+              <w:top w:val="single" w:color="E9ECEF" w:sz="4"/>
+              <w:left w:val="single" w:color="E9ECEF" w:sz="4"/>
+              <w:bottom w:val="single" w:color="E9ECEF" w:sz="4"/>
+              <w:right w:val="single" w:color="E9ECEF" w:sz="4"/>
+            </w:tcBorders>
+            <w:shd w:fill="F8F9FA" w:val="clear"/>
+            <w:tcMar>
+              <w:top w:type="dxa" w:w="100"/>
+              <w:left w:type="dxa" w:w="140"/>
+              <w:bottom w:type="dxa" w:w="100"/>
+              <w:right w:type="dxa" w:w="140"/>
+            </w:tcMar>
+            <w:vAlign w:val="center"/>
+          </w:tcPr>
+          <w:p>
+            <w:pPr>
+              <w:jc w:val="left"/>
+            </w:pPr>
+            <w:r>
+              <w:rPr>
+                <w:rFonts w:ascii="Open Sans" w:cs="Open Sans" w:eastAsia="Open Sans" w:hAnsi="Open Sans"/>
+                <w:b w:val="false"/>
+                <w:bCs w:val="false"/>
+                <w:color w:val="59595B"/>
+                <w:sz w:val="20"/>
+                <w:szCs w:val="20"/>
+              </w:rPr>
+              <w:t xml:space="preserve">AI is embedded across growth and service delivery with governance and dashboards</w:t>
+            </w:r>
+          </w:p>
+        </w:tc>
+        <w:tc>
+          <w:tcPr>
+            <w:tcW w:type="dxa" w:w="2080"/>
+            <w:tcBorders>
+              <w:top w:val="single" w:color="E9ECEF" w:sz="4"/>
+              <w:left w:val="single" w:color="E9ECEF" w:sz="4"/>
+              <w:bottom w:val="single" w:color="E9ECEF" w:sz="4"/>
+              <w:right w:val="single" w:color="E9ECEF" w:sz="4"/>
+            </w:tcBorders>
+            <w:shd w:fill="F8F9FA" w:val="clear"/>
+            <w:tcMar>
+              <w:top w:type="dxa" w:w="100"/>
+              <w:left w:type="dxa" w:w="140"/>
+              <w:bottom w:type="dxa" w:w="100"/>
+              <w:right w:type="dxa" w:w="140"/>
+            </w:tcMar>
+            <w:vAlign w:val="center"/>
+          </w:tcPr>
+          <w:p>
+            <w:pPr>
+              <w:jc w:val="center"/>
+            </w:pPr>
+            <w:r>
+              <w:rPr>
+                <w:rFonts w:ascii="Open Sans" w:cs="Open Sans" w:eastAsia="Open Sans" w:hAnsi="Open Sans"/>
+                <w:b w:val="false"/>
+                <w:bCs w:val="false"/>
+                <w:color w:val="59595B"/>
+                <w:sz w:val="20"/>
+                <w:szCs w:val="20"/>
+              </w:rPr>
+              <w:t xml:space="preserve"/>
+            </w:r>
+          </w:p>
+        </w:tc>
+      </w:tr>
+      <w:tr>
+        <w:trPr>
+          <w:cantSplit/>
+        </w:trPr>
+        <w:tc>
+          <w:tcPr>
+            <w:tcW w:type="dxa" w:w="2080"/>
+            <w:tcBorders>
+              <w:top w:val="single" w:color="E9ECEF" w:sz="4"/>
+              <w:left w:val="single" w:color="E9ECEF" w:sz="4"/>
+              <w:bottom w:val="single" w:color="E9ECEF" w:sz="4"/>
+              <w:right w:val="single" w:color="E9ECEF" w:sz="4"/>
+            </w:tcBorders>
+            <w:shd w:fill="FFFFFF" w:val="clear"/>
+            <w:tcMar>
+              <w:top w:type="dxa" w:w="100"/>
+              <w:left w:type="dxa" w:w="140"/>
+              <w:bottom w:type="dxa" w:w="100"/>
+              <w:right w:type="dxa" w:w="140"/>
+            </w:tcMar>
+            <w:vAlign w:val="center"/>
+          </w:tcPr>
+          <w:p>
+            <w:pPr>
+              <w:jc w:val="left"/>
+            </w:pPr>
+            <w:r>
+              <w:rPr>
+                <w:rFonts w:ascii="Open Sans" w:cs="Open Sans" w:eastAsia="Open Sans" w:hAnsi="Open Sans"/>
+                <w:b w:val="false"/>
+                <w:bCs w:val="false"/>
+                <w:color w:val="59595B"/>
+                <w:sz w:val="20"/>
+                <w:szCs w:val="20"/>
+              </w:rPr>
+              <w:t xml:space="preserve">5. Transformational</w:t>
+            </w:r>
+          </w:p>
+        </w:tc>
+        <w:tc>
+          <w:tcPr>
+            <w:tcW w:type="dxa" w:w="5200"/>
+            <w:tcBorders>
+              <w:top w:val="single" w:color="E9ECEF" w:sz="4"/>
+              <w:left w:val="single" w:color="E9ECEF" w:sz="4"/>
+              <w:bottom w:val="single" w:color="E9ECEF" w:sz="4"/>
+              <w:right w:val="single" w:color="E9ECEF" w:sz="4"/>
+            </w:tcBorders>
+            <w:shd w:fill="FFFFFF" w:val="clear"/>
+            <w:tcMar>
+              <w:top w:type="dxa" w:w="100"/>
+              <w:left w:type="dxa" w:w="140"/>
+              <w:bottom w:type="dxa" w:w="100"/>
+              <w:right w:type="dxa" w:w="140"/>
+            </w:tcMar>
+            <w:vAlign w:val="center"/>
+          </w:tcPr>
+          <w:p>
+            <w:pPr>
+              <w:jc w:val="left"/>
+            </w:pPr>
+            <w:r>
+              <w:rPr>
+                <w:rFonts w:ascii="Open Sans" w:cs="Open Sans" w:eastAsia="Open Sans" w:hAnsi="Open Sans"/>
+                <w:b w:val="false"/>
+                <w:bCs w:val="false"/>
+                <w:color w:val="59595B"/>
+                <w:sz w:val="20"/>
+                <w:szCs w:val="20"/>
+              </w:rPr>
+              <w:t xml:space="preserve">AI is the default way the firm runs and competes</w:t>
+            </w:r>
+          </w:p>
+        </w:tc>
+        <w:tc>
+          <w:tcPr>
+            <w:tcW w:type="dxa" w:w="2080"/>
+            <w:tcBorders>
+              <w:top w:val="single" w:color="E9ECEF" w:sz="4"/>
+              <w:left w:val="single" w:color="E9ECEF" w:sz="4"/>
+              <w:bottom w:val="single" w:color="E9ECEF" w:sz="4"/>
+              <w:right w:val="single" w:color="E9ECEF" w:sz="4"/>
+            </w:tcBorders>
+            <w:shd w:fill="FFFFFF" w:val="clear"/>
+            <w:tcMar>
+              <w:top w:type="dxa" w:w="100"/>
+              <w:left w:type="dxa" w:w="140"/>
+              <w:bottom w:type="dxa" w:w="100"/>
+              <w:right w:type="dxa" w:w="140"/>
+            </w:tcMar>
+            <w:vAlign w:val="center"/>
+          </w:tcPr>
+          <w:p>
+            <w:pPr>
+              <w:jc w:val="center"/>
+            </w:pPr>
+            <w:r>
+              <w:rPr>
+                <w:rFonts w:ascii="Open Sans" w:cs="Open Sans" w:eastAsia="Open Sans" w:hAnsi="Open Sans"/>
+                <w:b w:val="false"/>
+                <w:bCs w:val="false"/>
+                <w:color w:val="59595B"/>
+                <w:sz w:val="20"/>
+                <w:szCs w:val="20"/>
+              </w:rPr>
+              <w:t xml:space="preserve"/>
+            </w:r>
+          </w:p>
+        </w:tc>
+      </w:tr>
+    </w:tbl>
+    <w:p>
+      <w:pPr>
+        <w:spacing w:after="140" w:before="80" w:line="320"/>
+        <w:jc w:val="both"/>
+      </w:pPr>
+      <w:r>
+        <w:rPr>
+          <w:rFonts w:ascii="Open Sans" w:cs="Open Sans" w:eastAsia="Open Sans" w:hAnsi="Open Sans"/>
+          <w:b w:val="false"/>
+          <w:bCs w:val="false"/>
+          <w:i w:val="false"/>
+          <w:iCs w:val="false"/>
+          <w:color w:val="59595B"/>
+          <w:sz w:val="22"/>
+          <w:szCs w:val="22"/>
+        </w:rPr>
+        <w:t xml:space="preserve">Core Benefits sits at Foundational today — strong relationships and deep compliance expertise, but essentially no AI in the business. This report is the plan to reach Operational — AI working in the growth engine and inside client service — within twelve months. That is a two-rung move, not a leap.</w:t>
+      </w:r>
+    </w:p>
+    <w:p>
+      <w:pPr>
+        <w:keepNext/>
+        <w:spacing w:after="0" w:before="140"/>
+      </w:pPr>
+      <w:r>
+        <w:t xml:space="preserve"/>
+      </w:r>
+    </w:p>
+    <w:p>
+      <w:pPr>
+        <w:pStyle w:val="Heading2"/>
+        <w:keepNext/>
+        <w:keepLines/>
+        <w:spacing w:after="120" w:before="280"/>
+      </w:pPr>
+      <w:r>
+        <w:rPr>
+          <w:rFonts w:ascii="Open Sans" w:cs="Open Sans" w:eastAsia="Open Sans" w:hAnsi="Open Sans"/>
+          <w:b/>
+          <w:bCs/>
+          <w:color w:val="006DB6"/>
+          <w:sz w:val="26"/>
+          <w:szCs w:val="26"/>
+        </w:rPr>
+        <w:t xml:space="preserve">Adopting AI Responsibly — Three Risks Every Leader Manages</w:t>
+      </w:r>
+    </w:p>
+    <w:p>
+      <w:pPr>
+        <w:keepNext/>
+        <w:spacing w:after="0" w:before="80"/>
+      </w:pPr>
+      <w:r>
+        <w:t xml:space="preserve"/>
+      </w:r>
+    </w:p>
+    <w:p>
+      <w:pPr>
+        <w:spacing w:after="140" w:before="0" w:line="320"/>
+        <w:jc w:val="both"/>
+      </w:pPr>
+      <w:r>
+        <w:rPr>
+          <w:rFonts w:ascii="Open Sans" w:cs="Open Sans" w:eastAsia="Open Sans" w:hAnsi="Open Sans"/>
+          <w:b w:val="false"/>
+          <w:bCs w:val="false"/>
+          <w:i w:val="false"/>
+          <w:iCs w:val="false"/>
+          <w:color w:val="59595B"/>
+          <w:sz w:val="22"/>
+          <w:szCs w:val="22"/>
+        </w:rPr>
+        <w:t xml:space="preserve">The U.S. government's NIST AI Risk Management Framework gives leaders a simple mental model — Govern, Map, Measure, Manage. For a compliance-bound advisory firm like Core Benefits, three risks matter most, and each has a concrete control:</w:t>
+      </w:r>
+    </w:p>
+    <w:p>
+      <w:pPr>
+        <w:keepNext/>
+        <w:spacing w:after="0" w:before="80"/>
+      </w:pPr>
+      <w:r>
+        <w:t xml:space="preserve"/>
+      </w:r>
+    </w:p>
+    <w:tbl>
+      <w:tblPr>
+        <w:tblW w:type="dxa" w:w="9360"/>
+        <w:tblBorders>
+          <w:top w:val="single" w:color="auto" w:sz="4"/>
+          <w:left w:val="single" w:color="auto" w:sz="4"/>
+          <w:bottom w:val="single" w:color="auto" w:sz="4"/>
+          <w:right w:val="single" w:color="auto" w:sz="4"/>
+          <w:insideH w:val="single" w:color="auto" w:sz="4"/>
+          <w:insideV w:val="single" w:color="auto" w:sz="4"/>
+        </w:tblBorders>
+      </w:tblPr>
+      <w:tblGrid>
+        <w:gridCol w:w="1959"/>
+        <w:gridCol w:w="3700"/>
+        <w:gridCol w:w="3701"/>
+      </w:tblGrid>
+      <w:tr>
+        <w:trPr>
+          <w:cantSplit/>
+          <w:tblHeader/>
+        </w:trPr>
+        <w:tc>
+          <w:tcPr>
+            <w:tcW w:type="dxa" w:w="1959"/>
+            <w:tcBorders>
+              <w:top w:val="single" w:color="E9ECEF" w:sz="4"/>
+              <w:left w:val="single" w:color="E9ECEF" w:sz="4"/>
+              <w:bottom w:val="single" w:color="E9ECEF" w:sz="4"/>
+              <w:right w:val="single" w:color="E9ECEF" w:sz="4"/>
+            </w:tcBorders>
+            <w:shd w:fill="1A1A2E" w:val="clear"/>
+            <w:tcMar>
+              <w:top w:type="dxa" w:w="120"/>
+              <w:left w:type="dxa" w:w="140"/>
+              <w:bottom w:type="dxa" w:w="120"/>
+              <w:right w:type="dxa" w:w="140"/>
+            </w:tcMar>
+            <w:vAlign w:val="center"/>
+          </w:tcPr>
+          <w:p>
+            <w:pPr>
+              <w:jc w:val="left"/>
+            </w:pPr>
+            <w:r>
+              <w:rPr>
+                <w:rFonts w:ascii="Open Sans" w:cs="Open Sans" w:eastAsia="Open Sans" w:hAnsi="Open Sans"/>
+                <w:b/>
+                <w:bCs/>
+                <w:color w:val="FFFFFF"/>
+                <w:sz w:val="20"/>
+                <w:szCs w:val="20"/>
+              </w:rPr>
+              <w:t xml:space="preserve">Risk</w:t>
+            </w:r>
+          </w:p>
+        </w:tc>
+        <w:tc>
+          <w:tcPr>
+            <w:tcW w:type="dxa" w:w="3700"/>
+            <w:tcBorders>
+              <w:top w:val="single" w:color="E9ECEF" w:sz="4"/>
+              <w:left w:val="single" w:color="E9ECEF" w:sz="4"/>
+              <w:bottom w:val="single" w:color="E9ECEF" w:sz="4"/>
+              <w:right w:val="single" w:color="E9ECEF" w:sz="4"/>
+            </w:tcBorders>
+            <w:shd w:fill="1A1A2E" w:val="clear"/>
+            <w:tcMar>
+              <w:top w:type="dxa" w:w="120"/>
+              <w:left w:type="dxa" w:w="140"/>
+              <w:bottom w:type="dxa" w:w="120"/>
+              <w:right w:type="dxa" w:w="140"/>
+            </w:tcMar>
+            <w:vAlign w:val="center"/>
+          </w:tcPr>
+          <w:p>
+            <w:pPr>
+              <w:jc w:val="left"/>
+            </w:pPr>
+            <w:r>
+              <w:rPr>
+                <w:rFonts w:ascii="Open Sans" w:cs="Open Sans" w:eastAsia="Open Sans" w:hAnsi="Open Sans"/>
+                <w:b/>
+                <w:bCs/>
+                <w:color w:val="FFFFFF"/>
+                <w:sz w:val="20"/>
+                <w:szCs w:val="20"/>
+              </w:rPr>
+              <w:t xml:space="preserve">What It Means</w:t>
+            </w:r>
+          </w:p>
+        </w:tc>
+        <w:tc>
+          <w:tcPr>
+            <w:tcW w:type="dxa" w:w="3701"/>
+            <w:tcBorders>
+              <w:top w:val="single" w:color="E9ECEF" w:sz="4"/>
+              <w:left w:val="single" w:color="E9ECEF" w:sz="4"/>
+              <w:bottom w:val="single" w:color="E9ECEF" w:sz="4"/>
+              <w:right w:val="single" w:color="E9ECEF" w:sz="4"/>
+            </w:tcBorders>
+            <w:shd w:fill="1A1A2E" w:val="clear"/>
+            <w:tcMar>
+              <w:top w:type="dxa" w:w="120"/>
+              <w:left w:type="dxa" w:w="140"/>
+              <w:bottom w:type="dxa" w:w="120"/>
+              <w:right w:type="dxa" w:w="140"/>
+            </w:tcMar>
+            <w:vAlign w:val="center"/>
+          </w:tcPr>
+          <w:p>
+            <w:pPr>
+              <w:jc w:val="left"/>
+            </w:pPr>
+            <w:r>
+              <w:rPr>
+                <w:rFonts w:ascii="Open Sans" w:cs="Open Sans" w:eastAsia="Open Sans" w:hAnsi="Open Sans"/>
+                <w:b/>
+                <w:bCs/>
+                <w:color w:val="FFFFFF"/>
+                <w:sz w:val="20"/>
+                <w:szCs w:val="20"/>
+              </w:rPr>
+              <w:t xml:space="preserve">How Technijian Controls It</w:t>
+            </w:r>
+          </w:p>
+        </w:tc>
+      </w:tr>
+      <w:tr>
+        <w:trPr>
+          <w:cantSplit/>
+        </w:trPr>
+        <w:tc>
+          <w:tcPr>
+            <w:tcW w:type="dxa" w:w="1959"/>
+            <w:tcBorders>
+              <w:top w:val="single" w:color="E9ECEF" w:sz="4"/>
+              <w:left w:val="single" w:color="E9ECEF" w:sz="4"/>
+              <w:bottom w:val="single" w:color="E9ECEF" w:sz="4"/>
+              <w:right w:val="single" w:color="E9ECEF" w:sz="4"/>
+            </w:tcBorders>
+            <w:shd w:fill="FFFFFF" w:val="clear"/>
+            <w:tcMar>
+              <w:top w:type="dxa" w:w="100"/>
+              <w:left w:type="dxa" w:w="140"/>
+              <w:bottom w:type="dxa" w:w="100"/>
+              <w:right w:type="dxa" w:w="140"/>
+            </w:tcMar>
+            <w:vAlign w:val="center"/>
+          </w:tcPr>
+          <w:p>
+            <w:pPr>
+              <w:jc w:val="left"/>
+            </w:pPr>
+            <w:r>
+              <w:rPr>
+                <w:rFonts w:ascii="Open Sans" w:cs="Open Sans" w:eastAsia="Open Sans" w:hAnsi="Open Sans"/>
+                <w:b w:val="false"/>
+                <w:bCs w:val="false"/>
+                <w:color w:val="59595B"/>
+                <w:sz w:val="20"/>
+                <w:szCs w:val="20"/>
+              </w:rPr>
+              <w:t xml:space="preserve">Hallucination</w:t>
+            </w:r>
+          </w:p>
+        </w:tc>
+        <w:tc>
+          <w:tcPr>
+            <w:tcW w:type="dxa" w:w="3700"/>
+            <w:tcBorders>
+              <w:top w:val="single" w:color="E9ECEF" w:sz="4"/>
+              <w:left w:val="single" w:color="E9ECEF" w:sz="4"/>
+              <w:bottom w:val="single" w:color="E9ECEF" w:sz="4"/>
+              <w:right w:val="single" w:color="E9ECEF" w:sz="4"/>
+            </w:tcBorders>
+            <w:shd w:fill="FFFFFF" w:val="clear"/>
+            <w:tcMar>
+              <w:top w:type="dxa" w:w="100"/>
+              <w:left w:type="dxa" w:w="140"/>
+              <w:bottom w:type="dxa" w:w="100"/>
+              <w:right w:type="dxa" w:w="140"/>
+            </w:tcMar>
+            <w:vAlign w:val="center"/>
+          </w:tcPr>
+          <w:p>
+            <w:pPr>
+              <w:jc w:val="left"/>
+            </w:pPr>
+            <w:r>
+              <w:rPr>
+                <w:rFonts w:ascii="Open Sans" w:cs="Open Sans" w:eastAsia="Open Sans" w:hAnsi="Open Sans"/>
+                <w:b w:val="false"/>
+                <w:bCs w:val="false"/>
+                <w:color w:val="59595B"/>
+                <w:sz w:val="20"/>
+                <w:szCs w:val="20"/>
+              </w:rPr>
+              <w:t xml:space="preserve">AI can state a confident, wrong answer</w:t>
+            </w:r>
+          </w:p>
+        </w:tc>
+        <w:tc>
+          <w:tcPr>
+            <w:tcW w:type="dxa" w:w="3701"/>
+            <w:tcBorders>
+              <w:top w:val="single" w:color="E9ECEF" w:sz="4"/>
+              <w:left w:val="single" w:color="E9ECEF" w:sz="4"/>
+              <w:bottom w:val="single" w:color="E9ECEF" w:sz="4"/>
+              <w:right w:val="single" w:color="E9ECEF" w:sz="4"/>
+            </w:tcBorders>
+            <w:shd w:fill="FFFFFF" w:val="clear"/>
+            <w:tcMar>
+              <w:top w:type="dxa" w:w="100"/>
+              <w:left w:type="dxa" w:w="140"/>
+              <w:bottom w:type="dxa" w:w="100"/>
+              <w:right w:type="dxa" w:w="140"/>
+            </w:tcMar>
+            <w:vAlign w:val="center"/>
+          </w:tcPr>
+          <w:p>
+            <w:pPr>
+              <w:jc w:val="left"/>
+            </w:pPr>
+            <w:r>
+              <w:rPr>
+                <w:rFonts w:ascii="Open Sans" w:cs="Open Sans" w:eastAsia="Open Sans" w:hAnsi="Open Sans"/>
+                <w:b w:val="false"/>
+                <w:bCs w:val="false"/>
+                <w:color w:val="59595B"/>
+                <w:sz w:val="20"/>
+                <w:szCs w:val="20"/>
+              </w:rPr>
+              <w:t xml:space="preserve">Human-in-the-loop review on anything client-facing or compliance-bound — AI drafts, TJ or a licensed advisor approves before it reaches an employer</w:t>
+            </w:r>
+          </w:p>
+        </w:tc>
+      </w:tr>
+      <w:tr>
+        <w:trPr>
+          <w:cantSplit/>
+        </w:trPr>
+        <w:tc>
+          <w:tcPr>
+            <w:tcW w:type="dxa" w:w="1959"/>
+            <w:tcBorders>
+              <w:top w:val="single" w:color="E9ECEF" w:sz="4"/>
+              <w:left w:val="single" w:color="E9ECEF" w:sz="4"/>
+              <w:bottom w:val="single" w:color="E9ECEF" w:sz="4"/>
+              <w:right w:val="single" w:color="E9ECEF" w:sz="4"/>
+            </w:tcBorders>
+            <w:shd w:fill="F8F9FA" w:val="clear"/>
+            <w:tcMar>
+              <w:top w:type="dxa" w:w="100"/>
+              <w:left w:type="dxa" w:w="140"/>
+              <w:bottom w:type="dxa" w:w="100"/>
+              <w:right w:type="dxa" w:w="140"/>
+            </w:tcMar>
+            <w:vAlign w:val="center"/>
+          </w:tcPr>
+          <w:p>
+            <w:pPr>
+              <w:jc w:val="left"/>
+            </w:pPr>
+            <w:r>
+              <w:rPr>
+                <w:rFonts w:ascii="Open Sans" w:cs="Open Sans" w:eastAsia="Open Sans" w:hAnsi="Open Sans"/>
+                <w:b w:val="false"/>
+                <w:bCs w:val="false"/>
+                <w:color w:val="59595B"/>
+                <w:sz w:val="20"/>
+                <w:szCs w:val="20"/>
+              </w:rPr>
+              <w:t xml:space="preserve">Data leakage</w:t>
+            </w:r>
+          </w:p>
+        </w:tc>
+        <w:tc>
+          <w:tcPr>
+            <w:tcW w:type="dxa" w:w="3700"/>
+            <w:tcBorders>
+              <w:top w:val="single" w:color="E9ECEF" w:sz="4"/>
+              <w:left w:val="single" w:color="E9ECEF" w:sz="4"/>
+              <w:bottom w:val="single" w:color="E9ECEF" w:sz="4"/>
+              <w:right w:val="single" w:color="E9ECEF" w:sz="4"/>
+            </w:tcBorders>
+            <w:shd w:fill="F8F9FA" w:val="clear"/>
+            <w:tcMar>
+              <w:top w:type="dxa" w:w="100"/>
+              <w:left w:type="dxa" w:w="140"/>
+              <w:bottom w:type="dxa" w:w="100"/>
+              <w:right w:type="dxa" w:w="140"/>
+            </w:tcMar>
+            <w:vAlign w:val="center"/>
+          </w:tcPr>
+          <w:p>
+            <w:pPr>
+              <w:jc w:val="left"/>
+            </w:pPr>
+            <w:r>
+              <w:rPr>
+                <w:rFonts w:ascii="Open Sans" w:cs="Open Sans" w:eastAsia="Open Sans" w:hAnsi="Open Sans"/>
+                <w:b w:val="false"/>
+                <w:bCs w:val="false"/>
+                <w:color w:val="59595B"/>
+                <w:sz w:val="20"/>
+                <w:szCs w:val="20"/>
+              </w:rPr>
+              <w:t xml:space="preserve">Sensitive data pasted into public tools can escape</w:t>
+            </w:r>
+          </w:p>
+        </w:tc>
+        <w:tc>
+          <w:tcPr>
+            <w:tcW w:type="dxa" w:w="3701"/>
+            <w:tcBorders>
+              <w:top w:val="single" w:color="E9ECEF" w:sz="4"/>
+              <w:left w:val="single" w:color="E9ECEF" w:sz="4"/>
+              <w:bottom w:val="single" w:color="E9ECEF" w:sz="4"/>
+              <w:right w:val="single" w:color="E9ECEF" w:sz="4"/>
+            </w:tcBorders>
+            <w:shd w:fill="F8F9FA" w:val="clear"/>
+            <w:tcMar>
+              <w:top w:type="dxa" w:w="100"/>
+              <w:left w:type="dxa" w:w="140"/>
+              <w:bottom w:type="dxa" w:w="100"/>
+              <w:right w:type="dxa" w:w="140"/>
+            </w:tcMar>
+            <w:vAlign w:val="center"/>
+          </w:tcPr>
+          <w:p>
+            <w:pPr>
+              <w:jc w:val="left"/>
+            </w:pPr>
+            <w:r>
+              <w:rPr>
+                <w:rFonts w:ascii="Open Sans" w:cs="Open Sans" w:eastAsia="Open Sans" w:hAnsi="Open Sans"/>
+                <w:b w:val="false"/>
+                <w:bCs w:val="false"/>
+                <w:color w:val="59595B"/>
+                <w:sz w:val="20"/>
+                <w:szCs w:val="20"/>
+              </w:rPr>
+              <w:t xml:space="preserve">Private, governed AI deployments — census data, claims files, and self-funded plan PHI never touch a public model</w:t>
+            </w:r>
+          </w:p>
+        </w:tc>
+      </w:tr>
+      <w:tr>
+        <w:trPr>
+          <w:cantSplit/>
+        </w:trPr>
+        <w:tc>
+          <w:tcPr>
+            <w:tcW w:type="dxa" w:w="1959"/>
+            <w:tcBorders>
+              <w:top w:val="single" w:color="E9ECEF" w:sz="4"/>
+              <w:left w:val="single" w:color="E9ECEF" w:sz="4"/>
+              <w:bottom w:val="single" w:color="E9ECEF" w:sz="4"/>
+              <w:right w:val="single" w:color="E9ECEF" w:sz="4"/>
+            </w:tcBorders>
+            <w:shd w:fill="FFFFFF" w:val="clear"/>
+            <w:tcMar>
+              <w:top w:type="dxa" w:w="100"/>
+              <w:left w:type="dxa" w:w="140"/>
+              <w:bottom w:type="dxa" w:w="100"/>
+              <w:right w:type="dxa" w:w="140"/>
+            </w:tcMar>
+            <w:vAlign w:val="center"/>
+          </w:tcPr>
+          <w:p>
+            <w:pPr>
+              <w:jc w:val="left"/>
+            </w:pPr>
+            <w:r>
+              <w:rPr>
+                <w:rFonts w:ascii="Open Sans" w:cs="Open Sans" w:eastAsia="Open Sans" w:hAnsi="Open Sans"/>
+                <w:b w:val="false"/>
+                <w:bCs w:val="false"/>
+                <w:color w:val="59595B"/>
+                <w:sz w:val="20"/>
+                <w:szCs w:val="20"/>
+              </w:rPr>
+              <w:t xml:space="preserve">Compliance &amp; accountability</w:t>
+            </w:r>
+          </w:p>
+        </w:tc>
+        <w:tc>
+          <w:tcPr>
+            <w:tcW w:type="dxa" w:w="3700"/>
+            <w:tcBorders>
+              <w:top w:val="single" w:color="E9ECEF" w:sz="4"/>
+              <w:left w:val="single" w:color="E9ECEF" w:sz="4"/>
+              <w:bottom w:val="single" w:color="E9ECEF" w:sz="4"/>
+              <w:right w:val="single" w:color="E9ECEF" w:sz="4"/>
+            </w:tcBorders>
+            <w:shd w:fill="FFFFFF" w:val="clear"/>
+            <w:tcMar>
+              <w:top w:type="dxa" w:w="100"/>
+              <w:left w:type="dxa" w:w="140"/>
+              <w:bottom w:type="dxa" w:w="100"/>
+              <w:right w:type="dxa" w:w="140"/>
+            </w:tcMar>
+            <w:vAlign w:val="center"/>
+          </w:tcPr>
+          <w:p>
+            <w:pPr>
+              <w:jc w:val="left"/>
+            </w:pPr>
+            <w:r>
+              <w:rPr>
+                <w:rFonts w:ascii="Open Sans" w:cs="Open Sans" w:eastAsia="Open Sans" w:hAnsi="Open Sans"/>
+                <w:b w:val="false"/>
+                <w:bCs w:val="false"/>
+                <w:color w:val="59595B"/>
+                <w:sz w:val="20"/>
+                <w:szCs w:val="20"/>
+              </w:rPr>
+              <w:t xml:space="preserve">Untracked AI tools create audit gaps</w:t>
+            </w:r>
+          </w:p>
+        </w:tc>
+        <w:tc>
+          <w:tcPr>
+            <w:tcW w:type="dxa" w:w="3701"/>
+            <w:tcBorders>
+              <w:top w:val="single" w:color="E9ECEF" w:sz="4"/>
+              <w:left w:val="single" w:color="E9ECEF" w:sz="4"/>
+              <w:bottom w:val="single" w:color="E9ECEF" w:sz="4"/>
+              <w:right w:val="single" w:color="E9ECEF" w:sz="4"/>
+            </w:tcBorders>
+            <w:shd w:fill="FFFFFF" w:val="clear"/>
+            <w:tcMar>
+              <w:top w:type="dxa" w:w="100"/>
+              <w:left w:type="dxa" w:w="140"/>
+              <w:bottom w:type="dxa" w:w="100"/>
+              <w:right w:type="dxa" w:w="140"/>
+            </w:tcMar>
+            <w:vAlign w:val="center"/>
+          </w:tcPr>
+          <w:p>
+            <w:pPr>
+              <w:jc w:val="left"/>
+            </w:pPr>
+            <w:r>
+              <w:rPr>
+                <w:rFonts w:ascii="Open Sans" w:cs="Open Sans" w:eastAsia="Open Sans" w:hAnsi="Open Sans"/>
+                <w:b w:val="false"/>
+                <w:bCs w:val="false"/>
+                <w:color w:val="59595B"/>
+                <w:sz w:val="20"/>
+                <w:szCs w:val="20"/>
+              </w:rPr>
+              <w:t xml:space="preserve">Every AI tool inventoried with owner, vendor, and data source — HIPAA-aware, led by a CISSP-certified team</w:t>
+            </w:r>
+          </w:p>
+        </w:tc>
+      </w:tr>
+    </w:tbl>
+    <w:p>
+      <w:pPr>
+        <w:keepNext/>
+        <w:spacing w:after="0" w:before="140"/>
+      </w:pPr>
+      <w:r>
+        <w:t xml:space="preserve"/>
+      </w:r>
+    </w:p>
+    <w:p>
+      <w:pPr>
+        <w:pStyle w:val="Heading2"/>
+        <w:keepNext/>
+        <w:keepLines/>
+        <w:spacing w:after="120" w:before="280"/>
+      </w:pPr>
+      <w:r>
+        <w:rPr>
+          <w:rFonts w:ascii="Open Sans" w:cs="Open Sans" w:eastAsia="Open Sans" w:hAnsi="Open Sans"/>
+          <w:b/>
+          <w:bCs/>
+          <w:color w:val="006DB6"/>
+          <w:sz w:val="26"/>
+          <w:szCs w:val="26"/>
+        </w:rPr>
+        <w:t xml:space="preserve">What Comparable Organizations Are Already Doing</w:t>
+      </w:r>
+    </w:p>
+    <w:p>
+      <w:pPr>
+        <w:keepNext/>
+        <w:spacing w:after="0" w:before="80"/>
+      </w:pPr>
+      <w:r>
+        <w:t xml:space="preserve"/>
+      </w:r>
+    </w:p>
+    <w:p>
+      <w:pPr>
+        <w:pStyle w:val="ListParagraph"/>
+        <w:numPr>
+          <w:ilvl w:val="0"/>
+          <w:numId w:val="2"/>
+        </w:numPr>
+        <w:spacing w:after="80" w:before="40" w:line="300"/>
+      </w:pPr>
+      <w:r>
+        <w:rPr>
+          <w:rFonts w:ascii="Open Sans" w:cs="Open Sans" w:eastAsia="Open Sans" w:hAnsi="Open Sans"/>
+          <w:color w:val="59595B"/>
+          <w:sz w:val="22"/>
+          <w:szCs w:val="22"/>
+        </w:rPr>
+        <w:t xml:space="preserve">Employee-benefits brokerages: leading boutique brokers are bringing AI-generated claims-intelligence briefings to renewal meetings, turning a commodity rate review into a strategic advisory session.</w:t>
+      </w:r>
+    </w:p>
+    <w:p>
+      <w:pPr>
+        <w:pStyle w:val="ListParagraph"/>
+        <w:numPr>
+          <w:ilvl w:val="0"/>
+          <w:numId w:val="2"/>
+        </w:numPr>
+        <w:spacing w:after="80" w:before="40" w:line="300"/>
+      </w:pPr>
+      <w:r>
+        <w:rPr>
+          <w:rFonts w:ascii="Open Sans" w:cs="Open Sans" w:eastAsia="Open Sans" w:hAnsi="Open Sans"/>
+          <w:color w:val="59595B"/>
+          <w:sz w:val="22"/>
+          <w:szCs w:val="22"/>
+        </w:rPr>
+        <w:t xml:space="preserve">Professional-services firms: compliance-heavy advisors are using AI search optimization to become the cited answer when buyers ask AI tools "what changed with ACA / CAA this year?" — capturing demand competitors never see.</w:t>
+      </w:r>
+    </w:p>
+    <w:p>
+      <w:pPr>
+        <w:pStyle w:val="ListParagraph"/>
+        <w:numPr>
+          <w:ilvl w:val="0"/>
+          <w:numId w:val="2"/>
+        </w:numPr>
+        <w:spacing w:after="80" w:before="40" w:line="300"/>
+      </w:pPr>
+      <w:r>
+        <w:rPr>
+          <w:rFonts w:ascii="Open Sans" w:cs="Open Sans" w:eastAsia="Open Sans" w:hAnsi="Open Sans"/>
+          <w:color w:val="59595B"/>
+          <w:sz w:val="22"/>
+          <w:szCs w:val="22"/>
+        </w:rPr>
+        <w:t xml:space="preserve">Regulated B2B: document-heavy firms are turning multi-day proposal and compliance assembly into a minutes-long, audit-ready draft — responding to more opportunities with the same team.</w:t>
+      </w:r>
+    </w:p>
+    <w:p>
+      <w:pPr>
+        <w:spacing w:after="140" w:before="40" w:line="320"/>
+        <w:jc w:val="both"/>
+      </w:pPr>
+      <w:r>
+        <w:rPr>
+          <w:rFonts w:ascii="Open Sans" w:cs="Open Sans" w:eastAsia="Open Sans" w:hAnsi="Open Sans"/>
+          <w:b w:val="false"/>
+          <w:bCs w:val="false"/>
+          <w:i/>
+          <w:iCs/>
+          <w:color w:val="59595B"/>
+          <w:sz w:val="19"/>
+          <w:szCs w:val="19"/>
+        </w:rPr>
+        <w:t xml:space="preserve">These are representative directions of travel across comparable industries, not guarantees; Core Benefits' own numbers would be confirmed in discovery. Technijian's specific, measured results from prior builds appear in Section 07 (Capability Proof) and Section 10.</w:t>
+      </w:r>
+    </w:p>
+    <w:p>
+      <w:pPr>
+        <w:keepNext/>
+        <w:spacing w:after="0" w:before="140"/>
+      </w:pPr>
+      <w:r>
+        <w:t xml:space="preserve"/>
+      </w:r>
+    </w:p>
+    <w:p>
+      <w:pPr>
+        <w:pStyle w:val="Heading2"/>
+        <w:keepNext/>
+        <w:keepLines/>
+        <w:spacing w:after="120" w:before="280"/>
+      </w:pPr>
+      <w:r>
+        <w:rPr>
+          <w:rFonts w:ascii="Open Sans" w:cs="Open Sans" w:eastAsia="Open Sans" w:hAnsi="Open Sans"/>
+          <w:b/>
+          <w:bCs/>
+          <w:color w:val="006DB6"/>
+          <w:sz w:val="26"/>
+          <w:szCs w:val="26"/>
+        </w:rPr>
+        <w:t xml:space="preserve">A Day in the Life — The Cost-Driven CFO's Renewal</w:t>
+      </w:r>
+    </w:p>
+    <w:p>
+      <w:pPr>
+        <w:keepNext/>
+        <w:spacing w:after="0" w:before="80"/>
+      </w:pPr>
+      <w:r>
+        <w:t xml:space="preserve"/>
+      </w:r>
+    </w:p>
+    <w:tbl>
+      <w:tblPr>
+        <w:tblW w:type="dxa" w:w="9360"/>
+        <w:tblBorders>
+          <w:top w:val="single" w:color="auto" w:sz="4"/>
+          <w:left w:val="single" w:color="auto" w:sz="4"/>
+          <w:bottom w:val="single" w:color="auto" w:sz="4"/>
+          <w:right w:val="single" w:color="auto" w:sz="4"/>
+          <w:insideH w:val="single" w:color="auto" w:sz="4"/>
+          <w:insideV w:val="single" w:color="auto" w:sz="4"/>
+        </w:tblBorders>
+      </w:tblPr>
+      <w:tblGrid>
+        <w:gridCol w:w="80"/>
+        <w:gridCol w:w="9280"/>
+      </w:tblGrid>
+      <w:tr>
+        <w:trPr>
+          <w:cantSplit/>
+        </w:trPr>
+        <w:tc>
+          <w:tcPr>
+            <w:tcW w:type="dxa" w:w="80"/>
+            <w:tcBorders>
+              <w:top w:val="none" w:color="FFFFFF" w:sz="0"/>
+              <w:left w:val="none" w:color="FFFFFF" w:sz="0"/>
+              <w:bottom w:val="none" w:color="FFFFFF" w:sz="0"/>
+              <w:right w:val="none" w:color="FFFFFF" w:sz="0"/>
+            </w:tcBorders>
+            <w:shd w:fill="006DB6" w:val="clear"/>
+          </w:tcPr>
+          <w:p>
+            <w:r>
+              <w:t xml:space="preserve"/>
+            </w:r>
+          </w:p>
+        </w:tc>
+        <w:tc>
+          <w:tcPr>
+            <w:tcW w:type="dxa" w:w="9280"/>
+            <w:tcBorders>
+              <w:top w:val="none" w:color="FFFFFF" w:sz="0"/>
+              <w:left w:val="none" w:color="FFFFFF" w:sz="0"/>
+              <w:bottom w:val="none" w:color="FFFFFF" w:sz="0"/>
+              <w:right w:val="none" w:color="FFFFFF" w:sz="0"/>
+            </w:tcBorders>
+            <w:shd w:fill="F8F9FA" w:val="clear"/>
+            <w:tcMar>
+              <w:top w:type="dxa" w:w="160"/>
+              <w:left w:type="dxa" w:w="240"/>
+              <w:bottom w:type="dxa" w:w="160"/>
+              <w:right w:type="dxa" w:w="200"/>
+            </w:tcMar>
+          </w:tcPr>
+          <w:p>
+            <w:pPr>
+              <w:keepNext/>
+              <w:keepLines/>
+              <w:spacing w:after="80" w:before="80"/>
+            </w:pPr>
+            <w:r>
+              <w:rPr>
+                <w:rFonts w:ascii="Open Sans" w:cs="Open Sans" w:eastAsia="Open Sans" w:hAnsi="Open Sans"/>
+                <w:b/>
+                <w:bCs/>
+                <w:color w:val="006DB6"/>
+                <w:sz w:val="22"/>
+                <w:szCs w:val="22"/>
+              </w:rPr>
+              <w:t xml:space="preserve">Before vs. After AI</w:t>
+            </w:r>
+          </w:p>
+          <w:p>
+            <w:pPr>
+              <w:keepNext/>
+              <w:keepLines/>
+              <w:spacing w:after="60" w:before="40" w:line="300"/>
+            </w:pPr>
+            <w:r>
+              <w:rPr>
+                <w:rFonts w:ascii="Open Sans" w:cs="Open Sans" w:eastAsia="Open Sans" w:hAnsi="Open Sans"/>
+                <w:color w:val="59595B"/>
+                <w:sz w:val="20"/>
+                <w:szCs w:val="20"/>
+              </w:rPr>
+              <w:t xml:space="preserve">TODAY: TJ prepares for a renewal meeting by pulling carrier summary reports, hand-building a multi-carrier comparison over two to three days, and walking the CFO through three quote options with limited claims context. The CFO sees rates, not a story — and the meeting feels transactional, like every other broker's.</w:t>
+            </w:r>
+          </w:p>
+          <w:p>
+            <w:pPr>
+              <w:keepNext w:val="false"/>
+              <w:keepLines/>
+              <w:spacing w:after="60" w:before="40" w:line="300"/>
+            </w:pPr>
+            <w:r>
+              <w:rPr>
+                <w:rFonts w:ascii="Open Sans" w:cs="Open Sans" w:eastAsia="Open Sans" w:hAnsi="Open Sans"/>
+                <w:color w:val="59595B"/>
+                <w:sz w:val="20"/>
+                <w:szCs w:val="20"/>
+              </w:rPr>
+              <w:t xml:space="preserve">WITH AI: An AI renewal-analysis tool drafts the multi-carrier comparison and a claims-intelligence briefing — top utilization drivers, trend projection, self-funding readiness — in hours, not days. TJ reviews, adds judgment, and arrives with a data-driven recommendation no boutique competitor brings. The same expert advice, delivered in a fraction of the time, as a strategic session the CFO remembers.</w:t>
+            </w:r>
+          </w:p>
+        </w:tc>
+      </w:tr>
+    </w:tbl>
+    <w:p>
+      <w:pPr>
+        <w:keepNext/>
+        <w:spacing w:after="0" w:before="140"/>
+      </w:pPr>
+      <w:r>
+        <w:t xml:space="preserve"/>
+      </w:r>
+    </w:p>
+    <w:p>
+      <w:pPr>
+        <w:pStyle w:val="Heading2"/>
+        <w:keepNext/>
+        <w:keepLines/>
+        <w:spacing w:after="120" w:before="280"/>
+      </w:pPr>
+      <w:r>
+        <w:rPr>
+          <w:rFonts w:ascii="Open Sans" w:cs="Open Sans" w:eastAsia="Open Sans" w:hAnsi="Open Sans"/>
+          <w:b/>
+          <w:bCs/>
+          <w:color w:val="006DB6"/>
+          <w:sz w:val="26"/>
+          <w:szCs w:val="26"/>
+        </w:rPr>
+        <w:t xml:space="preserve">Why a Partner — vs. Hiring or Doing It Yourself</w:t>
+      </w:r>
+    </w:p>
+    <w:p>
+      <w:pPr>
+        <w:keepNext/>
+        <w:spacing w:after="0" w:before="80"/>
+      </w:pPr>
+      <w:r>
+        <w:t xml:space="preserve"/>
+      </w:r>
+    </w:p>
+    <w:tbl>
+      <w:tblPr>
+        <w:tblW w:type="dxa" w:w="9360"/>
+        <w:tblBorders>
+          <w:top w:val="single" w:color="auto" w:sz="4"/>
+          <w:left w:val="single" w:color="auto" w:sz="4"/>
+          <w:bottom w:val="single" w:color="auto" w:sz="4"/>
+          <w:right w:val="single" w:color="auto" w:sz="4"/>
+          <w:insideH w:val="single" w:color="auto" w:sz="4"/>
+          <w:insideV w:val="single" w:color="auto" w:sz="4"/>
+        </w:tblBorders>
+      </w:tblPr>
+      <w:tblGrid>
+        <w:gridCol w:w="2269"/>
+        <w:gridCol w:w="7091"/>
+      </w:tblGrid>
+      <w:tr>
+        <w:trPr>
+          <w:cantSplit/>
+          <w:tblHeader/>
+        </w:trPr>
+        <w:tc>
+          <w:tcPr>
+            <w:tcW w:type="dxa" w:w="2269"/>
+            <w:tcBorders>
+              <w:top w:val="single" w:color="E9ECEF" w:sz="4"/>
+              <w:left w:val="single" w:color="E9ECEF" w:sz="4"/>
+              <w:bottom w:val="single" w:color="E9ECEF" w:sz="4"/>
+              <w:right w:val="single" w:color="E9ECEF" w:sz="4"/>
+            </w:tcBorders>
+            <w:shd w:fill="006DB6" w:val="clear"/>
+            <w:tcMar>
+              <w:top w:type="dxa" w:w="120"/>
+              <w:left w:type="dxa" w:w="140"/>
+              <w:bottom w:type="dxa" w:w="120"/>
+              <w:right w:type="dxa" w:w="140"/>
+            </w:tcMar>
+            <w:vAlign w:val="center"/>
+          </w:tcPr>
+          <w:p>
+            <w:pPr>
+              <w:jc w:val="left"/>
+            </w:pPr>
+            <w:r>
+              <w:rPr>
+                <w:rFonts w:ascii="Open Sans" w:cs="Open Sans" w:eastAsia="Open Sans" w:hAnsi="Open Sans"/>
+                <w:b/>
+                <w:bCs/>
+                <w:color w:val="FFFFFF"/>
+                <w:sz w:val="20"/>
+                <w:szCs w:val="20"/>
+              </w:rPr>
+              <w:t xml:space="preserve">Path</w:t>
+            </w:r>
+          </w:p>
+        </w:tc>
+        <w:tc>
+          <w:tcPr>
+            <w:tcW w:type="dxa" w:w="7091"/>
+            <w:tcBorders>
+              <w:top w:val="single" w:color="E9ECEF" w:sz="4"/>
+              <w:left w:val="single" w:color="E9ECEF" w:sz="4"/>
+              <w:bottom w:val="single" w:color="E9ECEF" w:sz="4"/>
+              <w:right w:val="single" w:color="E9ECEF" w:sz="4"/>
+            </w:tcBorders>
+            <w:shd w:fill="006DB6" w:val="clear"/>
+            <w:tcMar>
+              <w:top w:type="dxa" w:w="120"/>
+              <w:left w:type="dxa" w:w="140"/>
+              <w:bottom w:type="dxa" w:w="120"/>
+              <w:right w:type="dxa" w:w="140"/>
+            </w:tcMar>
+            <w:vAlign w:val="center"/>
+          </w:tcPr>
+          <w:p>
+            <w:pPr>
+              <w:jc w:val="left"/>
+            </w:pPr>
+            <w:r>
+              <w:rPr>
+                <w:rFonts w:ascii="Open Sans" w:cs="Open Sans" w:eastAsia="Open Sans" w:hAnsi="Open Sans"/>
+                <w:b/>
+                <w:bCs/>
+                <w:color w:val="FFFFFF"/>
+                <w:sz w:val="20"/>
+                <w:szCs w:val="20"/>
+              </w:rPr>
+              <w:t xml:space="preserve">Reality</w:t>
+            </w:r>
+          </w:p>
+        </w:tc>
+      </w:tr>
+      <w:tr>
+        <w:trPr>
+          <w:cantSplit/>
+        </w:trPr>
+        <w:tc>
+          <w:tcPr>
+            <w:tcW w:type="dxa" w:w="2269"/>
+            <w:tcBorders>
+              <w:top w:val="single" w:color="E9ECEF" w:sz="4"/>
+              <w:left w:val="single" w:color="E9ECEF" w:sz="4"/>
+              <w:bottom w:val="single" w:color="E9ECEF" w:sz="4"/>
+              <w:right w:val="single" w:color="E9ECEF" w:sz="4"/>
+            </w:tcBorders>
+            <w:shd w:fill="FFFFFF" w:val="clear"/>
+            <w:tcMar>
+              <w:top w:type="dxa" w:w="100"/>
+              <w:left w:type="dxa" w:w="140"/>
+              <w:bottom w:type="dxa" w:w="100"/>
+              <w:right w:type="dxa" w:w="140"/>
+            </w:tcMar>
+            <w:vAlign w:val="center"/>
+          </w:tcPr>
+          <w:p>
+            <w:pPr>
+              <w:jc w:val="left"/>
+            </w:pPr>
+            <w:r>
+              <w:rPr>
+                <w:rFonts w:ascii="Open Sans" w:cs="Open Sans" w:eastAsia="Open Sans" w:hAnsi="Open Sans"/>
+                <w:b w:val="false"/>
+                <w:bCs w:val="false"/>
+                <w:color w:val="59595B"/>
+                <w:sz w:val="20"/>
+                <w:szCs w:val="20"/>
+              </w:rPr>
+              <w:t xml:space="preserve">DIY tools</w:t>
+            </w:r>
+          </w:p>
+        </w:tc>
+        <w:tc>
+          <w:tcPr>
+            <w:tcW w:type="dxa" w:w="7091"/>
+            <w:tcBorders>
+              <w:top w:val="single" w:color="E9ECEF" w:sz="4"/>
+              <w:left w:val="single" w:color="E9ECEF" w:sz="4"/>
+              <w:bottom w:val="single" w:color="E9ECEF" w:sz="4"/>
+              <w:right w:val="single" w:color="E9ECEF" w:sz="4"/>
+            </w:tcBorders>
+            <w:shd w:fill="FFFFFF" w:val="clear"/>
+            <w:tcMar>
+              <w:top w:type="dxa" w:w="100"/>
+              <w:left w:type="dxa" w:w="140"/>
+              <w:bottom w:type="dxa" w:w="100"/>
+              <w:right w:type="dxa" w:w="140"/>
+            </w:tcMar>
+            <w:vAlign w:val="center"/>
+          </w:tcPr>
+          <w:p>
+            <w:pPr>
+              <w:jc w:val="left"/>
+            </w:pPr>
+            <w:r>
+              <w:rPr>
+                <w:rFonts w:ascii="Open Sans" w:cs="Open Sans" w:eastAsia="Open Sans" w:hAnsi="Open Sans"/>
+                <w:b w:val="false"/>
+                <w:bCs w:val="false"/>
+                <w:color w:val="59595B"/>
+                <w:sz w:val="20"/>
+                <w:szCs w:val="20"/>
+              </w:rPr>
+              <w:t xml:space="preserve">Inexpensive, but Core Benefits assembles, secures, and governs everything — and owns the three risks above alone, with no spare bandwidth on an 8-person team</w:t>
+            </w:r>
+          </w:p>
+        </w:tc>
+      </w:tr>
+      <w:tr>
+        <w:trPr>
+          <w:cantSplit/>
+        </w:trPr>
+        <w:tc>
+          <w:tcPr>
+            <w:tcW w:type="dxa" w:w="2269"/>
+            <w:tcBorders>
+              <w:top w:val="single" w:color="E9ECEF" w:sz="4"/>
+              <w:left w:val="single" w:color="E9ECEF" w:sz="4"/>
+              <w:bottom w:val="single" w:color="E9ECEF" w:sz="4"/>
+              <w:right w:val="single" w:color="E9ECEF" w:sz="4"/>
+            </w:tcBorders>
+            <w:shd w:fill="F8F9FA" w:val="clear"/>
+            <w:tcMar>
+              <w:top w:type="dxa" w:w="100"/>
+              <w:left w:type="dxa" w:w="140"/>
+              <w:bottom w:type="dxa" w:w="100"/>
+              <w:right w:type="dxa" w:w="140"/>
+            </w:tcMar>
+            <w:vAlign w:val="center"/>
+          </w:tcPr>
+          <w:p>
+            <w:pPr>
+              <w:jc w:val="left"/>
+            </w:pPr>
+            <w:r>
+              <w:rPr>
+                <w:rFonts w:ascii="Open Sans" w:cs="Open Sans" w:eastAsia="Open Sans" w:hAnsi="Open Sans"/>
+                <w:b w:val="false"/>
+                <w:bCs w:val="false"/>
+                <w:color w:val="59595B"/>
+                <w:sz w:val="20"/>
+                <w:szCs w:val="20"/>
+              </w:rPr>
+              <w:t xml:space="preserve">Hire in-house</w:t>
+            </w:r>
+          </w:p>
+        </w:tc>
+        <w:tc>
+          <w:tcPr>
+            <w:tcW w:type="dxa" w:w="7091"/>
+            <w:tcBorders>
+              <w:top w:val="single" w:color="E9ECEF" w:sz="4"/>
+              <w:left w:val="single" w:color="E9ECEF" w:sz="4"/>
+              <w:bottom w:val="single" w:color="E9ECEF" w:sz="4"/>
+              <w:right w:val="single" w:color="E9ECEF" w:sz="4"/>
+            </w:tcBorders>
+            <w:shd w:fill="F8F9FA" w:val="clear"/>
+            <w:tcMar>
+              <w:top w:type="dxa" w:w="100"/>
+              <w:left w:type="dxa" w:w="140"/>
+              <w:bottom w:type="dxa" w:w="100"/>
+              <w:right w:type="dxa" w:w="140"/>
+            </w:tcMar>
+            <w:vAlign w:val="center"/>
+          </w:tcPr>
+          <w:p>
+            <w:pPr>
+              <w:jc w:val="left"/>
+            </w:pPr>
+            <w:r>
+              <w:rPr>
+                <w:rFonts w:ascii="Open Sans" w:cs="Open Sans" w:eastAsia="Open Sans" w:hAnsi="Open Sans"/>
+                <w:b w:val="false"/>
+                <w:bCs w:val="false"/>
+                <w:color w:val="59595B"/>
+                <w:sz w:val="20"/>
+                <w:szCs w:val="20"/>
+              </w:rPr>
+              <w:t xml:space="preserve">A capable AI leader typically costs $180K+/year and is scarce, and one person cannot cover strategy, build, security, and governance</w:t>
+            </w:r>
+          </w:p>
+        </w:tc>
+      </w:tr>
+      <w:tr>
+        <w:trPr>
+          <w:cantSplit/>
+        </w:trPr>
+        <w:tc>
+          <w:tcPr>
+            <w:tcW w:type="dxa" w:w="2269"/>
+            <w:tcBorders>
+              <w:top w:val="single" w:color="E9ECEF" w:sz="4"/>
+              <w:left w:val="single" w:color="E9ECEF" w:sz="4"/>
+              <w:bottom w:val="single" w:color="E9ECEF" w:sz="4"/>
+              <w:right w:val="single" w:color="E9ECEF" w:sz="4"/>
+            </w:tcBorders>
+            <w:shd w:fill="FFFFFF" w:val="clear"/>
+            <w:tcMar>
+              <w:top w:type="dxa" w:w="100"/>
+              <w:left w:type="dxa" w:w="140"/>
+              <w:bottom w:type="dxa" w:w="100"/>
+              <w:right w:type="dxa" w:w="140"/>
+            </w:tcMar>
+            <w:vAlign w:val="center"/>
+          </w:tcPr>
+          <w:p>
+            <w:pPr>
+              <w:jc w:val="left"/>
+            </w:pPr>
+            <w:r>
+              <w:rPr>
+                <w:rFonts w:ascii="Open Sans" w:cs="Open Sans" w:eastAsia="Open Sans" w:hAnsi="Open Sans"/>
+                <w:b/>
+                <w:bCs/>
+                <w:color w:val="59595B"/>
+                <w:sz w:val="20"/>
+                <w:szCs w:val="20"/>
+              </w:rPr>
+              <w:t xml:space="preserve">Partner (Technijian)</w:t>
+            </w:r>
+          </w:p>
+        </w:tc>
+        <w:tc>
+          <w:tcPr>
+            <w:tcW w:type="dxa" w:w="7091"/>
+            <w:tcBorders>
+              <w:top w:val="single" w:color="E9ECEF" w:sz="4"/>
+              <w:left w:val="single" w:color="E9ECEF" w:sz="4"/>
+              <w:bottom w:val="single" w:color="E9ECEF" w:sz="4"/>
+              <w:right w:val="single" w:color="E9ECEF" w:sz="4"/>
+            </w:tcBorders>
+            <w:shd w:fill="FFFFFF" w:val="clear"/>
+            <w:tcMar>
+              <w:top w:type="dxa" w:w="100"/>
+              <w:left w:type="dxa" w:w="140"/>
+              <w:bottom w:type="dxa" w:w="100"/>
+              <w:right w:type="dxa" w:w="140"/>
+            </w:tcMar>
+            <w:vAlign w:val="center"/>
+          </w:tcPr>
+          <w:p>
+            <w:pPr>
+              <w:jc w:val="left"/>
+            </w:pPr>
+            <w:r>
+              <w:rPr>
+                <w:rFonts w:ascii="Open Sans" w:cs="Open Sans" w:eastAsia="Open Sans" w:hAnsi="Open Sans"/>
+                <w:b/>
+                <w:bCs/>
+                <w:color w:val="59595B"/>
+                <w:sz w:val="20"/>
+                <w:szCs w:val="20"/>
+              </w:rPr>
+              <w:t xml:space="preserve">Strategy, build, security, and governance in one team at a fraction of a hire — with proven builds, CISSP-led security, and an existing decade-long relationship with Core Benefits</w:t>
+            </w:r>
+          </w:p>
+        </w:tc>
+      </w:tr>
+    </w:tbl>
+    <w:p>
+      <w:pPr>
+        <w:spacing w:after="140" w:before="100" w:line="320"/>
+        <w:jc w:val="both"/>
+      </w:pPr>
+      <w:r>
+        <w:rPr>
+          <w:rFonts w:ascii="Open Sans" w:cs="Open Sans" w:eastAsia="Open Sans" w:hAnsi="Open Sans"/>
+          <w:b w:val="false"/>
+          <w:bCs w:val="false"/>
+          <w:i/>
+          <w:iCs/>
+          <w:color w:val="59595B"/>
+          <w:sz w:val="18"/>
+          <w:szCs w:val="18"/>
+        </w:rPr>
+        <w:t xml:space="preserve">Sources cited in this section: MIT Sloan Management (AI literacy); Anthropic (AI system design); a widely-used five-stage AI maturity model (consistent with Gartner and Google Cloud frameworks); U.S. NIST AI Risk Management Framework. Full references in the Appendix.</w:t>
+      </w:r>
+    </w:p>
+    <w:p>
+      <w:pPr>
+        <w:pStyle w:val="Heading1"/>
+        <w:keepNext/>
+        <w:pageBreakBefore/>
+        <w:spacing w:after="120" w:before="0" w:line="240"/>
+      </w:pPr>
+      <w:r>
+        <w:rPr>
+          <w:rFonts w:ascii="Open Sans" w:cs="Open Sans" w:eastAsia="Open Sans" w:hAnsi="Open Sans"/>
+          <w:color w:val="FFFFFF"/>
+          <w:sz w:val="2"/>
+          <w:szCs w:val="2"/>
+        </w:rPr>
+        <w:t xml:space="preserve">09 — How AI Transforms Core Benefits' Growth Engine</w:t>
+      </w:r>
+    </w:p>
+    <w:tbl>
+      <w:tblPr>
+        <w:tblW w:type="dxa" w:w="9360"/>
+        <w:tblBorders>
+          <w:top w:val="none" w:color="FFFFFF" w:sz="0"/>
+          <w:left w:val="none" w:color="FFFFFF" w:sz="0"/>
+          <w:bottom w:val="none" w:color="FFFFFF" w:sz="0"/>
+          <w:right w:val="none" w:color="FFFFFF" w:sz="0"/>
+          <w:insideH w:val="single" w:color="auto" w:sz="4"/>
+          <w:insideV w:val="single" w:color="auto" w:sz="4"/>
+        </w:tblBorders>
+      </w:tblPr>
+      <w:tblGrid>
+        <w:gridCol w:w="120"/>
+        <w:gridCol w:w="9240"/>
+      </w:tblGrid>
+      <w:tr>
+        <w:tc>
+          <w:tcPr>
+            <w:tcW w:type="dxa" w:w="120"/>
+            <w:tcBorders>
+              <w:top w:val="none" w:color="FFFFFF" w:sz="0"/>
+              <w:left w:val="none" w:color="FFFFFF" w:sz="0"/>
+              <w:bottom w:val="none" w:color="FFFFFF" w:sz="0"/>
+              <w:right w:val="none" w:color="FFFFFF" w:sz="0"/>
+            </w:tcBorders>
+            <w:shd w:fill="006DB6" w:val="clear"/>
+          </w:tcPr>
+          <w:p>
+            <w:r>
+              <w:t xml:space="preserve"/>
+            </w:r>
+          </w:p>
+        </w:tc>
+        <w:tc>
+          <w:tcPr>
+            <w:tcW w:type="dxa" w:w="9240"/>
+            <w:tcBorders>
+              <w:top w:val="none" w:color="FFFFFF" w:sz="0"/>
+              <w:left w:val="none" w:color="FFFFFF" w:sz="0"/>
+              <w:bottom w:val="none" w:color="FFFFFF" w:sz="0"/>
+              <w:right w:val="none" w:color="FFFFFF" w:sz="0"/>
+            </w:tcBorders>
+            <w:tcMar>
+              <w:top w:type="dxa" w:w="100"/>
+              <w:left w:type="dxa" w:w="200"/>
+              <w:bottom w:type="dxa" w:w="100"/>
+              <w:right w:type="dxa" w:w="0"/>
+            </w:tcMar>
+            <w:vAlign w:val="center"/>
+          </w:tcPr>
+          <w:p>
+            <w:r>
+              <w:rPr>
+                <w:rFonts w:ascii="Open Sans" w:cs="Open Sans" w:eastAsia="Open Sans" w:hAnsi="Open Sans"/>
+                <w:b/>
+                <w:bCs/>
+                <w:color w:val="006DB6"/>
+                <w:sz w:val="34"/>
+                <w:szCs w:val="34"/>
+              </w:rPr>
+              <w:t xml:space="preserve">09 — How AI Transforms Core Benefits' Growth Engine</w:t>
+            </w:r>
+          </w:p>
+        </w:tc>
+      </w:tr>
+    </w:tbl>
+    <w:p>
+      <w:pPr>
+        <w:keepNext/>
         <w:spacing w:after="0" w:before="160"/>
       </w:pPr>
       <w:r>
@@ -9244,6 +12151,7 @@
     </w:p>
     <w:p>
       <w:pPr>
+        <w:keepNext/>
         <w:spacing w:after="0" w:before="160"/>
       </w:pPr>
       <w:r>
@@ -9310,11 +12218,12 @@
           <w:sz w:val="18"/>
           <w:szCs w:val="18"/>
         </w:rPr>
-        <w:t xml:space="preserve">Figure 8.0 — Three-Channel AI Growth Engine: Authority Content · Account Intelligence · AI Service Delivery</w:t>
+        <w:t xml:space="preserve">Figure 9.0 — Three-Channel AI Growth Engine: Authority Content · Account Intelligence · AI Service Delivery</w:t>
       </w:r>
     </w:p>
     <w:p>
       <w:pPr>
+        <w:keepNext/>
         <w:spacing w:after="0" w:before="200"/>
       </w:pPr>
       <w:r>
@@ -9342,6 +12251,7 @@
     </w:p>
     <w:p>
       <w:pPr>
+        <w:keepNext/>
         <w:spacing w:after="0" w:before="100"/>
       </w:pPr>
       <w:r>
@@ -9369,6 +12279,7 @@
     </w:p>
     <w:p>
       <w:pPr>
+        <w:keepNext/>
         <w:spacing w:after="0" w:before="80"/>
       </w:pPr>
       <w:r>
@@ -10122,6 +13033,7 @@
     </w:tbl>
     <w:p>
       <w:pPr>
+        <w:keepNext/>
         <w:spacing w:after="0" w:before="200"/>
       </w:pPr>
       <w:r>
@@ -10149,6 +13061,7 @@
     </w:p>
     <w:p>
       <w:pPr>
+        <w:keepNext/>
         <w:spacing w:after="0" w:before="100"/>
       </w:pPr>
       <w:r>
@@ -10176,6 +13089,7 @@
     </w:p>
     <w:p>
       <w:pPr>
+        <w:keepNext/>
         <w:spacing w:after="0" w:before="80"/>
       </w:pPr>
       <w:r>
@@ -10929,6 +13843,7 @@
     </w:tbl>
     <w:p>
       <w:pPr>
+        <w:keepNext/>
         <w:spacing w:after="0" w:before="200"/>
       </w:pPr>
       <w:r>
@@ -10956,6 +13871,7 @@
     </w:p>
     <w:p>
       <w:pPr>
+        <w:keepNext/>
         <w:spacing w:after="0" w:before="100"/>
       </w:pPr>
       <w:r>
@@ -10983,6 +13899,7 @@
     </w:p>
     <w:p>
       <w:pPr>
+        <w:keepNext/>
         <w:spacing w:after="0" w:before="80"/>
       </w:pPr>
       <w:r>
@@ -11736,17 +14653,10 @@
     </w:tbl>
     <w:p>
       <w:pPr>
-        <w:spacing w:after="0" w:before="100"/>
-      </w:pPr>
-      <w:r>
-        <w:t xml:space="preserve"/>
-      </w:r>
-    </w:p>
-    <w:p>
-      <w:pPr>
         <w:pStyle w:val="Heading1"/>
         <w:keepNext/>
-        <w:spacing w:after="120" w:before="480" w:line="240"/>
+        <w:pageBreakBefore/>
+        <w:spacing w:after="120" w:before="0" w:line="240"/>
       </w:pPr>
       <w:r>
         <w:rPr>
@@ -11755,7 +14665,7 @@
           <w:sz w:val="2"/>
           <w:szCs w:val="2"/>
         </w:rPr>
-        <w:t xml:space="preserve">09 — Business Impact &amp; Service Investment</w:t>
+        <w:t xml:space="preserve">10 — Business Impact &amp; Service Investment</w:t>
       </w:r>
     </w:p>
     <w:tbl>
@@ -11819,7 +14729,7 @@
                 <w:sz w:val="34"/>
                 <w:szCs w:val="34"/>
               </w:rPr>
-              <w:t xml:space="preserve">09 — Business Impact &amp; Service Investment</w:t>
+              <w:t xml:space="preserve">10 — Business Impact &amp; Service Investment</w:t>
             </w:r>
           </w:p>
         </w:tc>
@@ -11827,6 +14737,151 @@
     </w:tbl>
     <w:p>
       <w:pPr>
+        <w:keepNext/>
+        <w:spacing w:after="0" w:before="160"/>
+      </w:pPr>
+      <w:r>
+        <w:t xml:space="preserve"/>
+      </w:r>
+    </w:p>
+    <w:p>
+      <w:pPr>
+        <w:spacing w:after="140" w:before="0" w:line="320"/>
+        <w:jc w:val="both"/>
+      </w:pPr>
+      <w:r>
+        <w:rPr>
+          <w:rFonts w:ascii="Open Sans" w:cs="Open Sans" w:eastAsia="Open Sans" w:hAnsi="Open Sans"/>
+          <w:b w:val="false"/>
+          <w:bCs w:val="false"/>
+          <w:i w:val="false"/>
+          <w:iCs w:val="false"/>
+          <w:color w:val="59595B"/>
+          <w:sz w:val="22"/>
+          <w:szCs w:val="22"/>
+        </w:rPr>
+        <w:t xml:space="preserve">Technijian's engagement with Core Benefits is structured as a land-and-expand model: a focused entry investment in Year 1 that generates measurable ROI, followed by a full platform build once the growth engine is validated. All pricing is based on published Technijian service rates. ROI projections are illustrative estimates — exact contract values should be confirmed with the Core Benefits team.</w:t>
+      </w:r>
+    </w:p>
+    <w:p>
+      <w:pPr>
+        <w:keepNext/>
+        <w:spacing w:after="0" w:before="120"/>
+      </w:pPr>
+      <w:r>
+        <w:t xml:space="preserve"/>
+      </w:r>
+    </w:p>
+    <w:tbl>
+      <w:tblPr>
+        <w:tblW w:type="dxa" w:w="9360"/>
+        <w:tblBorders>
+          <w:top w:val="single" w:color="auto" w:sz="4"/>
+          <w:left w:val="single" w:color="auto" w:sz="4"/>
+          <w:bottom w:val="single" w:color="auto" w:sz="4"/>
+          <w:right w:val="single" w:color="auto" w:sz="4"/>
+          <w:insideH w:val="single" w:color="auto" w:sz="4"/>
+          <w:insideV w:val="single" w:color="auto" w:sz="4"/>
+        </w:tblBorders>
+      </w:tblPr>
+      <w:tblGrid>
+        <w:gridCol w:w="80"/>
+        <w:gridCol w:w="9280"/>
+      </w:tblGrid>
+      <w:tr>
+        <w:trPr>
+          <w:cantSplit/>
+        </w:trPr>
+        <w:tc>
+          <w:tcPr>
+            <w:tcW w:type="dxa" w:w="80"/>
+            <w:tcBorders>
+              <w:top w:val="none" w:color="FFFFFF" w:sz="0"/>
+              <w:left w:val="none" w:color="FFFFFF" w:sz="0"/>
+              <w:bottom w:val="none" w:color="FFFFFF" w:sz="0"/>
+              <w:right w:val="none" w:color="FFFFFF" w:sz="0"/>
+            </w:tcBorders>
+            <w:shd w:fill="F67D4B" w:val="clear"/>
+          </w:tcPr>
+          <w:p>
+            <w:r>
+              <w:t xml:space="preserve"/>
+            </w:r>
+          </w:p>
+        </w:tc>
+        <w:tc>
+          <w:tcPr>
+            <w:tcW w:type="dxa" w:w="9280"/>
+            <w:tcBorders>
+              <w:top w:val="none" w:color="FFFFFF" w:sz="0"/>
+              <w:left w:val="none" w:color="FFFFFF" w:sz="0"/>
+              <w:bottom w:val="none" w:color="FFFFFF" w:sz="0"/>
+              <w:right w:val="none" w:color="FFFFFF" w:sz="0"/>
+            </w:tcBorders>
+            <w:shd w:fill="F8F9FA" w:val="clear"/>
+            <w:tcMar>
+              <w:top w:type="dxa" w:w="160"/>
+              <w:left w:type="dxa" w:w="240"/>
+              <w:bottom w:type="dxa" w:w="160"/>
+              <w:right w:type="dxa" w:w="200"/>
+            </w:tcMar>
+          </w:tcPr>
+          <w:p>
+            <w:pPr>
+              <w:keepNext/>
+              <w:keepLines/>
+              <w:spacing w:after="80" w:before="80"/>
+            </w:pPr>
+            <w:r>
+              <w:rPr>
+                <w:rFonts w:ascii="Open Sans" w:cs="Open Sans" w:eastAsia="Open Sans" w:hAnsi="Open Sans"/>
+                <w:b/>
+                <w:bCs/>
+                <w:color w:val="F67D4B"/>
+                <w:sz w:val="22"/>
+                <w:szCs w:val="22"/>
+              </w:rPr>
+              <w:t xml:space="preserve">AI as a Managed Investment — Not a Leap of Faith</w:t>
+            </w:r>
+          </w:p>
+          <w:p>
+            <w:pPr>
+              <w:keepNext/>
+              <w:keepLines/>
+              <w:spacing w:after="60" w:before="40" w:line="300"/>
+            </w:pPr>
+            <w:r>
+              <w:rPr>
+                <w:rFonts w:ascii="Open Sans" w:cs="Open Sans" w:eastAsia="Open Sans" w:hAnsi="Open Sans"/>
+                <w:color w:val="59595B"/>
+                <w:sz w:val="20"/>
+                <w:szCs w:val="20"/>
+              </w:rPr>
+              <w:t xml:space="preserve">The reason most AI spending disappoints is not the technology — it is the lack of measurement. McKinsey's 2025 State of AI research finds roughly 88% of companies now use AI in at least one function, but only about a third report a real bottom-line impact; the difference is discipline, not budget.</w:t>
+            </w:r>
+          </w:p>
+          <w:p>
+            <w:pPr>
+              <w:keepNext w:val="false"/>
+              <w:keepLines/>
+              <w:spacing w:after="60" w:before="40" w:line="300"/>
+            </w:pPr>
+            <w:r>
+              <w:rPr>
+                <w:rFonts w:ascii="Open Sans" w:cs="Open Sans" w:eastAsia="Open Sans" w:hAnsi="Open Sans"/>
+                <w:color w:val="59595B"/>
+                <w:sz w:val="20"/>
+                <w:szCs w:val="20"/>
+              </w:rPr>
+              <w:t xml:space="preserve">Technijian runs every engagement with stage-gates: we track adoption, then operational improvement, then financial benefit against total cost — and if a pilot does not clear its cost at the gate, we stop and re-scope. Core Benefits carries the upside, not blind risk.</w:t>
+            </w:r>
+          </w:p>
+        </w:tc>
+      </w:tr>
+    </w:tbl>
+    <w:p>
+      <w:pPr>
+        <w:keepNext/>
         <w:spacing w:after="0" w:before="160"/>
       </w:pPr>
       <w:r>
@@ -11854,6 +14909,7 @@
     </w:p>
     <w:p>
       <w:pPr>
+        <w:keepNext/>
         <w:spacing w:after="0" w:before="100"/>
       </w:pPr>
       <w:r>
@@ -12674,7 +15730,7 @@
                 <w:sz w:val="20"/>
                 <w:szCs w:val="20"/>
               </w:rPr>
-              <w:t xml:space="preserve">0 citations for any OC benefits query</w:t>
+              <w:t xml:space="preserve">Not cited for the OC benefits queries tested</w:t>
             </w:r>
           </w:p>
         </w:tc>
@@ -13042,6 +16098,7 @@
     </w:tbl>
     <w:p>
       <w:pPr>
+        <w:keepNext/>
         <w:spacing w:after="0" w:before="200"/>
       </w:pPr>
       <w:r>
@@ -13069,6 +16126,7 @@
     </w:p>
     <w:p>
       <w:pPr>
+        <w:keepNext/>
         <w:spacing w:after="0" w:before="100"/>
       </w:pPr>
       <w:r>
@@ -13115,6 +16173,7 @@
     </w:p>
     <w:p>
       <w:pPr>
+        <w:keepNext/>
         <w:spacing w:after="0" w:before="120"/>
       </w:pPr>
       <w:r>
@@ -13864,6 +16923,7 @@
     </w:tbl>
     <w:p>
       <w:pPr>
+        <w:keepNext/>
         <w:spacing w:after="0" w:before="160"/>
       </w:pPr>
       <w:r>
@@ -13963,6 +17023,179 @@
     </w:tbl>
     <w:p>
       <w:pPr>
+        <w:keepNext/>
+        <w:spacing w:after="0" w:before="200"/>
+      </w:pPr>
+      <w:r>
+        <w:t xml:space="preserve"/>
+      </w:r>
+    </w:p>
+    <w:p>
+      <w:pPr>
+        <w:pStyle w:val="Heading2"/>
+        <w:keepNext/>
+        <w:keepLines/>
+        <w:spacing w:after="120" w:before="280"/>
+      </w:pPr>
+      <w:r>
+        <w:rPr>
+          <w:rFonts w:ascii="Open Sans" w:cs="Open Sans" w:eastAsia="Open Sans" w:hAnsi="Open Sans"/>
+          <w:b/>
+          <w:bCs/>
+          <w:color w:val="006DB6"/>
+          <w:sz w:val="26"/>
+          <w:szCs w:val="26"/>
+        </w:rPr>
+        <w:t xml:space="preserve">The Entry Offer — The 90-Day AI Visibility Pilot</w:t>
+      </w:r>
+    </w:p>
+    <w:p>
+      <w:pPr>
+        <w:keepNext/>
+        <w:spacing w:after="0" w:before="100"/>
+      </w:pPr>
+      <w:r>
+        <w:t xml:space="preserve"/>
+      </w:r>
+    </w:p>
+    <w:p>
+      <w:pPr>
+        <w:spacing w:after="140" w:before="0" w:line="320"/>
+        <w:jc w:val="both"/>
+      </w:pPr>
+      <w:r>
+        <w:rPr>
+          <w:rFonts w:ascii="Open Sans" w:cs="Open Sans" w:eastAsia="Open Sans" w:hAnsi="Open Sans"/>
+          <w:b w:val="false"/>
+          <w:bCs w:val="false"/>
+          <w:i w:val="false"/>
+          <w:iCs w:val="false"/>
+          <w:color w:val="59595B"/>
+          <w:sz w:val="22"/>
+          <w:szCs w:val="22"/>
+        </w:rPr>
+        <w:t xml:space="preserve">Start with one clearly-scoped, fixed-price program — not an open-ended engagement. The 90-Day AI Visibility Pilot stands up Core Benefits' AI-search presence and compliance-content authority engine, claims the Google Business Profile, and launches the LinkedIn content cadence — and proves the lift before any larger build is discussed.</w:t>
+      </w:r>
+    </w:p>
+    <w:p>
+      <w:pPr>
+        <w:keepNext/>
+        <w:spacing w:after="0" w:before="120"/>
+      </w:pPr>
+      <w:r>
+        <w:t xml:space="preserve"/>
+      </w:r>
+    </w:p>
+    <w:tbl>
+      <w:tblPr>
+        <w:tblW w:type="dxa" w:w="9360"/>
+        <w:tblBorders>
+          <w:top w:val="single" w:color="auto" w:sz="4"/>
+          <w:left w:val="single" w:color="auto" w:sz="4"/>
+          <w:bottom w:val="single" w:color="auto" w:sz="4"/>
+          <w:right w:val="single" w:color="auto" w:sz="4"/>
+          <w:insideH w:val="single" w:color="auto" w:sz="4"/>
+          <w:insideV w:val="single" w:color="auto" w:sz="4"/>
+        </w:tblBorders>
+      </w:tblPr>
+      <w:tblGrid>
+        <w:gridCol w:w="80"/>
+        <w:gridCol w:w="9280"/>
+      </w:tblGrid>
+      <w:tr>
+        <w:trPr>
+          <w:cantSplit/>
+        </w:trPr>
+        <w:tc>
+          <w:tcPr>
+            <w:tcW w:type="dxa" w:w="80"/>
+            <w:tcBorders>
+              <w:top w:val="none" w:color="FFFFFF" w:sz="0"/>
+              <w:left w:val="none" w:color="FFFFFF" w:sz="0"/>
+              <w:bottom w:val="none" w:color="FFFFFF" w:sz="0"/>
+              <w:right w:val="none" w:color="FFFFFF" w:sz="0"/>
+            </w:tcBorders>
+            <w:shd w:fill="F67D4B" w:val="clear"/>
+          </w:tcPr>
+          <w:p>
+            <w:r>
+              <w:t xml:space="preserve"/>
+            </w:r>
+          </w:p>
+        </w:tc>
+        <w:tc>
+          <w:tcPr>
+            <w:tcW w:type="dxa" w:w="9280"/>
+            <w:tcBorders>
+              <w:top w:val="none" w:color="FFFFFF" w:sz="0"/>
+              <w:left w:val="none" w:color="FFFFFF" w:sz="0"/>
+              <w:bottom w:val="none" w:color="FFFFFF" w:sz="0"/>
+              <w:right w:val="none" w:color="FFFFFF" w:sz="0"/>
+            </w:tcBorders>
+            <w:shd w:fill="F8F9FA" w:val="clear"/>
+            <w:tcMar>
+              <w:top w:type="dxa" w:w="160"/>
+              <w:left w:type="dxa" w:w="240"/>
+              <w:bottom w:type="dxa" w:w="160"/>
+              <w:right w:type="dxa" w:w="200"/>
+            </w:tcMar>
+          </w:tcPr>
+          <w:p>
+            <w:pPr>
+              <w:keepNext/>
+              <w:keepLines/>
+              <w:spacing w:after="80" w:before="80"/>
+            </w:pPr>
+            <w:r>
+              <w:rPr>
+                <w:rFonts w:ascii="Open Sans" w:cs="Open Sans" w:eastAsia="Open Sans" w:hAnsi="Open Sans"/>
+                <w:b/>
+                <w:bCs/>
+                <w:color w:val="F67D4B"/>
+                <w:sz w:val="22"/>
+                <w:szCs w:val="22"/>
+              </w:rPr>
+              <w:t xml:space="preserve">The Pilot Bar — and Our Commitment</w:t>
+            </w:r>
+          </w:p>
+          <w:p>
+            <w:pPr>
+              <w:keepNext/>
+              <w:keepLines/>
+              <w:spacing w:after="60" w:before="40" w:line="300"/>
+            </w:pPr>
+            <w:r>
+              <w:rPr>
+                <w:rFonts w:ascii="Open Sans" w:cs="Open Sans" w:eastAsia="Open Sans" w:hAnsi="Open Sans"/>
+                <w:color w:val="59595B"/>
+                <w:sz w:val="20"/>
+                <w:szCs w:val="20"/>
+              </w:rPr>
+              <w:t xml:space="preserve">Success metric: within 90 days, Core Benefits is cited by at least one major AI assistant (ChatGPT, Perplexity, or Google AI Overviews) for a high-intent OC employee-benefits or compliance query, AND the claimed Google Business Profile is live and ranking for "employee benefits broker Orange County."</w:t>
+            </w:r>
+          </w:p>
+          <w:p>
+            <w:pPr>
+              <w:keepNext w:val="false"/>
+              <w:keepLines/>
+              <w:spacing w:after="60" w:before="40" w:line="300"/>
+            </w:pPr>
+            <w:r>
+              <w:rPr>
+                <w:rFonts w:ascii="Open Sans" w:cs="Open Sans" w:eastAsia="Open Sans" w:hAnsi="Open Sans"/>
+                <w:color w:val="59595B"/>
+                <w:sz w:val="20"/>
+                <w:szCs w:val="20"/>
+              </w:rPr>
+              <w:t xml:space="preserve">Our commitment: the entry program is month-to-month after the initial term — no long lock-in, no obligation to continue if it does not hit the metric by day 90. If the pilot has not moved the needle on the metric above, we will tell you honestly whether it is worth continuing. You carry the upside, not the risk.</w:t>
+            </w:r>
+          </w:p>
+        </w:tc>
+      </w:tr>
+    </w:tbl>
+    <w:p>
+      <w:pPr>
+        <w:keepNext/>
         <w:spacing w:after="0" w:before="200"/>
       </w:pPr>
       <w:r>
@@ -13990,6 +17223,7 @@
     </w:p>
     <w:p>
       <w:pPr>
+        <w:keepNext/>
         <w:spacing w:after="0" w:before="100"/>
       </w:pPr>
       <w:r>
@@ -14012,11 +17246,12 @@
           <w:sz w:val="22"/>
           <w:szCs w:val="22"/>
         </w:rPr>
-        <w:t xml:space="preserve">The investment structure below is sequenced for maximum ease of first commitment. Phase 1 (ENTRY) contains only recurring services and a one-time workshop — no large build required, no long-term engineering risk. Phase 2 (EXPANSION) adds the custom My Dev applications once the entry program has proven the lift.</w:t>
+        <w:t xml:space="preserve">The investment structure below is sequenced for maximum ease of first commitment. Phase 1 (ENTRY — the 90-Day AI Visibility Pilot) contains only recurring services and a one-time workshop — no large build required, no long-term engineering risk. Phase 2 (EXPANSION) adds the custom My Dev applications once the entry program has proven the lift.</w:t>
       </w:r>
     </w:p>
     <w:p>
       <w:pPr>
+        <w:keepNext/>
         <w:spacing w:after="0" w:before="120"/>
       </w:pPr>
       <w:r>
@@ -14222,7 +17457,7 @@
                 <w:sz w:val="20"/>
                 <w:szCs w:val="20"/>
               </w:rPr>
-              <w:t xml:space="preserve">PHASE 1 — ENTRY PROGRAM</w:t>
+              <w:t xml:space="preserve">PHASE 1 — ENTRY: THE 90-DAY AI VISIBILITY PILOT</w:t>
             </w:r>
           </w:p>
         </w:tc>
@@ -15640,6 +18875,7 @@
     </w:tbl>
     <w:p>
       <w:pPr>
+        <w:keepNext/>
         <w:spacing w:after="0" w:before="160"/>
       </w:pPr>
       <w:r>
@@ -15739,17 +18975,10 @@
     </w:tbl>
     <w:p>
       <w:pPr>
-        <w:spacing w:after="0" w:before="100"/>
-      </w:pPr>
-      <w:r>
-        <w:t xml:space="preserve"/>
-      </w:r>
-    </w:p>
-    <w:p>
-      <w:pPr>
         <w:pStyle w:val="Heading1"/>
         <w:keepNext/>
-        <w:spacing w:after="120" w:before="480" w:line="240"/>
+        <w:pageBreakBefore/>
+        <w:spacing w:after="120" w:before="0" w:line="240"/>
       </w:pPr>
       <w:r>
         <w:rPr>
@@ -15758,7 +18987,7 @@
           <w:sz w:val="2"/>
           <w:szCs w:val="2"/>
         </w:rPr>
-        <w:t xml:space="preserve">10 — Implementation Roadmap</w:t>
+        <w:t xml:space="preserve">11 — Implementation Roadmap</w:t>
       </w:r>
     </w:p>
     <w:tbl>
@@ -15822,7 +19051,7 @@
                 <w:sz w:val="34"/>
                 <w:szCs w:val="34"/>
               </w:rPr>
-              <w:t xml:space="preserve">10 — Implementation Roadmap</w:t>
+              <w:t xml:space="preserve">11 — Implementation Roadmap</w:t>
             </w:r>
           </w:p>
         </w:tc>
@@ -15830,6 +19059,7 @@
     </w:tbl>
     <w:p>
       <w:pPr>
+        <w:keepNext/>
         <w:spacing w:after="0" w:before="160"/>
       </w:pPr>
       <w:r>
@@ -15857,6 +19087,7 @@
     </w:p>
     <w:p>
       <w:pPr>
+        <w:keepNext/>
         <w:spacing w:after="0" w:before="120"/>
       </w:pPr>
       <w:r>
@@ -15923,11 +19154,12 @@
           <w:sz w:val="18"/>
           <w:szCs w:val="18"/>
         </w:rPr>
-        <w:t xml:space="preserve">Figure 10.0 — Three-Phase Implementation: Foundation → Intelligence → Growth</w:t>
+        <w:t xml:space="preserve">Figure 11.0 — Three-Phase Implementation: Foundation → Intelligence → Growth</w:t>
       </w:r>
     </w:p>
     <w:p>
       <w:pPr>
+        <w:keepNext/>
         <w:spacing w:after="0" w:before="160"/>
       </w:pPr>
       <w:r>
@@ -16536,17 +19768,10 @@
     </w:tbl>
     <w:p>
       <w:pPr>
-        <w:spacing w:after="0" w:before="100"/>
-      </w:pPr>
-      <w:r>
-        <w:t xml:space="preserve"/>
-      </w:r>
-    </w:p>
-    <w:p>
-      <w:pPr>
         <w:pStyle w:val="Heading1"/>
         <w:keepNext/>
-        <w:spacing w:after="120" w:before="480" w:line="240"/>
+        <w:pageBreakBefore/>
+        <w:spacing w:after="120" w:before="0" w:line="240"/>
       </w:pPr>
       <w:r>
         <w:rPr>
@@ -16555,7 +19780,7 @@
           <w:sz w:val="2"/>
           <w:szCs w:val="2"/>
         </w:rPr>
-        <w:t xml:space="preserve">11 — Quick Wins: What Core Benefits Can Do This Week</w:t>
+        <w:t xml:space="preserve">12 — Quick Wins: What Core Benefits Can Do This Week</w:t>
       </w:r>
     </w:p>
     <w:tbl>
@@ -16619,7 +19844,7 @@
                 <w:sz w:val="34"/>
                 <w:szCs w:val="34"/>
               </w:rPr>
-              <w:t xml:space="preserve">11 — Quick Wins: What Core Benefits Can Do This Week</w:t>
+              <w:t xml:space="preserve">12 — Quick Wins: What Core Benefits Can Do This Week</w:t>
             </w:r>
           </w:p>
         </w:tc>
@@ -16627,6 +19852,7 @@
     </w:tbl>
     <w:p>
       <w:pPr>
+        <w:keepNext/>
         <w:spacing w:after="0" w:before="160"/>
       </w:pPr>
       <w:r>
@@ -16654,6 +19880,7 @@
     </w:p>
     <w:p>
       <w:pPr>
+        <w:keepNext/>
         <w:spacing w:after="0" w:before="120"/>
       </w:pPr>
       <w:r>
@@ -16768,6 +19995,7 @@
     </w:tbl>
     <w:p>
       <w:pPr>
+        <w:keepNext/>
         <w:spacing w:after="0" w:before="120"/>
       </w:pPr>
       <w:r>
@@ -16882,6 +20110,7 @@
     </w:tbl>
     <w:p>
       <w:pPr>
+        <w:keepNext/>
         <w:spacing w:after="0" w:before="120"/>
       </w:pPr>
       <w:r>
@@ -16996,6 +20225,7 @@
     </w:tbl>
     <w:p>
       <w:pPr>
+        <w:keepNext/>
         <w:spacing w:after="0" w:before="120"/>
       </w:pPr>
       <w:r>
@@ -17110,6 +20340,7 @@
     </w:tbl>
     <w:p>
       <w:pPr>
+        <w:keepNext/>
         <w:spacing w:after="0" w:before="120"/>
       </w:pPr>
       <w:r>
@@ -17224,6 +20455,7 @@
     </w:tbl>
     <w:p>
       <w:pPr>
+        <w:keepNext/>
         <w:spacing w:after="0" w:before="120"/>
       </w:pPr>
       <w:r>
@@ -17338,25 +20570,10 @@
     </w:tbl>
     <w:p>
       <w:pPr>
-        <w:spacing w:after="0" w:before="120"/>
-      </w:pPr>
-      <w:r>
-        <w:t xml:space="preserve"/>
-      </w:r>
-    </w:p>
-    <w:p>
-      <w:pPr>
-        <w:spacing w:after="0" w:before="100"/>
-      </w:pPr>
-      <w:r>
-        <w:t xml:space="preserve"/>
-      </w:r>
-    </w:p>
-    <w:p>
-      <w:pPr>
         <w:pStyle w:val="Heading1"/>
         <w:keepNext/>
-        <w:spacing w:after="120" w:before="480" w:line="240"/>
+        <w:pageBreakBefore/>
+        <w:spacing w:after="120" w:before="0" w:line="240"/>
       </w:pPr>
       <w:r>
         <w:rPr>
@@ -17365,7 +20582,7 @@
           <w:sz w:val="2"/>
           <w:szCs w:val="2"/>
         </w:rPr>
-        <w:t xml:space="preserve">12 — Conclusion: The Growth Window Is Open</w:t>
+        <w:t xml:space="preserve">13 — Questions We Usually Get</w:t>
       </w:r>
     </w:p>
     <w:tbl>
@@ -17429,7 +20646,7 @@
                 <w:sz w:val="34"/>
                 <w:szCs w:val="34"/>
               </w:rPr>
-              <w:t xml:space="preserve">12 — Conclusion: The Growth Window Is Open</w:t>
+              <w:t xml:space="preserve">13 — Questions We Usually Get</w:t>
             </w:r>
           </w:p>
         </w:tc>
@@ -17437,6 +20654,671 @@
     </w:tbl>
     <w:p>
       <w:pPr>
+        <w:keepNext/>
+        <w:spacing w:after="0" w:before="160"/>
+      </w:pPr>
+      <w:r>
+        <w:t xml:space="preserve"/>
+      </w:r>
+    </w:p>
+    <w:p>
+      <w:pPr>
+        <w:spacing w:after="140" w:before="0" w:line="320"/>
+        <w:jc w:val="both"/>
+      </w:pPr>
+      <w:r>
+        <w:rPr>
+          <w:rFonts w:ascii="Open Sans" w:cs="Open Sans" w:eastAsia="Open Sans" w:hAnsi="Open Sans"/>
+          <w:b w:val="false"/>
+          <w:bCs w:val="false"/>
+          <w:i w:val="false"/>
+          <w:iCs w:val="false"/>
+          <w:color w:val="59595B"/>
+          <w:sz w:val="22"/>
+          <w:szCs w:val="22"/>
+        </w:rPr>
+        <w:t xml:space="preserve">The honest answers to the questions Core Benefits leadership is most likely asking right now.</w:t>
+      </w:r>
+    </w:p>
+    <w:p>
+      <w:pPr>
+        <w:keepNext/>
+        <w:spacing w:after="0" w:before="120"/>
+      </w:pPr>
+      <w:r>
+        <w:t xml:space="preserve"/>
+      </w:r>
+    </w:p>
+    <w:tbl>
+      <w:tblPr>
+        <w:tblW w:type="dxa" w:w="9360"/>
+        <w:tblBorders>
+          <w:top w:val="single" w:color="auto" w:sz="4"/>
+          <w:left w:val="single" w:color="auto" w:sz="4"/>
+          <w:bottom w:val="single" w:color="auto" w:sz="4"/>
+          <w:right w:val="single" w:color="auto" w:sz="4"/>
+          <w:insideH w:val="single" w:color="auto" w:sz="4"/>
+          <w:insideV w:val="single" w:color="auto" w:sz="4"/>
+        </w:tblBorders>
+      </w:tblPr>
+      <w:tblGrid>
+        <w:gridCol w:w="3510"/>
+        <w:gridCol w:w="5850"/>
+      </w:tblGrid>
+      <w:tr>
+        <w:trPr>
+          <w:cantSplit/>
+          <w:tblHeader/>
+        </w:trPr>
+        <w:tc>
+          <w:tcPr>
+            <w:tcW w:type="dxa" w:w="3510"/>
+            <w:tcBorders>
+              <w:top w:val="single" w:color="E9ECEF" w:sz="4"/>
+              <w:left w:val="single" w:color="E9ECEF" w:sz="4"/>
+              <w:bottom w:val="single" w:color="E9ECEF" w:sz="4"/>
+              <w:right w:val="single" w:color="E9ECEF" w:sz="4"/>
+            </w:tcBorders>
+            <w:shd w:fill="006DB6" w:val="clear"/>
+            <w:tcMar>
+              <w:top w:type="dxa" w:w="120"/>
+              <w:left w:type="dxa" w:w="140"/>
+              <w:bottom w:type="dxa" w:w="120"/>
+              <w:right w:type="dxa" w:w="140"/>
+            </w:tcMar>
+            <w:vAlign w:val="center"/>
+          </w:tcPr>
+          <w:p>
+            <w:pPr>
+              <w:jc w:val="left"/>
+            </w:pPr>
+            <w:r>
+              <w:rPr>
+                <w:rFonts w:ascii="Open Sans" w:cs="Open Sans" w:eastAsia="Open Sans" w:hAnsi="Open Sans"/>
+                <w:b/>
+                <w:bCs/>
+                <w:color w:val="FFFFFF"/>
+                <w:sz w:val="20"/>
+                <w:szCs w:val="20"/>
+              </w:rPr>
+              <w:t xml:space="preserve">Question</w:t>
+            </w:r>
+          </w:p>
+        </w:tc>
+        <w:tc>
+          <w:tcPr>
+            <w:tcW w:type="dxa" w:w="5850"/>
+            <w:tcBorders>
+              <w:top w:val="single" w:color="E9ECEF" w:sz="4"/>
+              <w:left w:val="single" w:color="E9ECEF" w:sz="4"/>
+              <w:bottom w:val="single" w:color="E9ECEF" w:sz="4"/>
+              <w:right w:val="single" w:color="E9ECEF" w:sz="4"/>
+            </w:tcBorders>
+            <w:shd w:fill="006DB6" w:val="clear"/>
+            <w:tcMar>
+              <w:top w:type="dxa" w:w="120"/>
+              <w:left w:type="dxa" w:w="140"/>
+              <w:bottom w:type="dxa" w:w="120"/>
+              <w:right w:type="dxa" w:w="140"/>
+            </w:tcMar>
+            <w:vAlign w:val="center"/>
+          </w:tcPr>
+          <w:p>
+            <w:pPr>
+              <w:jc w:val="left"/>
+            </w:pPr>
+            <w:r>
+              <w:rPr>
+                <w:rFonts w:ascii="Open Sans" w:cs="Open Sans" w:eastAsia="Open Sans" w:hAnsi="Open Sans"/>
+                <w:b/>
+                <w:bCs/>
+                <w:color w:val="FFFFFF"/>
+                <w:sz w:val="20"/>
+                <w:szCs w:val="20"/>
+              </w:rPr>
+              <w:t xml:space="preserve">Our Honest Answer</w:t>
+            </w:r>
+          </w:p>
+        </w:tc>
+      </w:tr>
+      <w:tr>
+        <w:trPr>
+          <w:cantSplit/>
+        </w:trPr>
+        <w:tc>
+          <w:tcPr>
+            <w:tcW w:type="dxa" w:w="3510"/>
+            <w:tcBorders>
+              <w:top w:val="single" w:color="E9ECEF" w:sz="4"/>
+              <w:left w:val="single" w:color="E9ECEF" w:sz="4"/>
+              <w:bottom w:val="single" w:color="E9ECEF" w:sz="4"/>
+              <w:right w:val="single" w:color="E9ECEF" w:sz="4"/>
+            </w:tcBorders>
+            <w:shd w:fill="FFFFFF" w:val="clear"/>
+            <w:tcMar>
+              <w:top w:type="dxa" w:w="100"/>
+              <w:left w:type="dxa" w:w="140"/>
+              <w:bottom w:type="dxa" w:w="100"/>
+              <w:right w:type="dxa" w:w="140"/>
+            </w:tcMar>
+            <w:vAlign w:val="center"/>
+          </w:tcPr>
+          <w:p>
+            <w:pPr>
+              <w:jc w:val="left"/>
+            </w:pPr>
+            <w:r>
+              <w:rPr>
+                <w:rFonts w:ascii="Open Sans" w:cs="Open Sans" w:eastAsia="Open Sans" w:hAnsi="Open Sans"/>
+                <w:b/>
+                <w:bCs/>
+                <w:color w:val="59595B"/>
+                <w:sz w:val="20"/>
+                <w:szCs w:val="20"/>
+              </w:rPr>
+              <w:t xml:space="preserve">We don't have a marketing agency — is that a problem?</w:t>
+            </w:r>
+          </w:p>
+        </w:tc>
+        <w:tc>
+          <w:tcPr>
+            <w:tcW w:type="dxa" w:w="5850"/>
+            <w:tcBorders>
+              <w:top w:val="single" w:color="E9ECEF" w:sz="4"/>
+              <w:left w:val="single" w:color="E9ECEF" w:sz="4"/>
+              <w:bottom w:val="single" w:color="E9ECEF" w:sz="4"/>
+              <w:right w:val="single" w:color="E9ECEF" w:sz="4"/>
+            </w:tcBorders>
+            <w:shd w:fill="FFFFFF" w:val="clear"/>
+            <w:tcMar>
+              <w:top w:type="dxa" w:w="100"/>
+              <w:left w:type="dxa" w:w="140"/>
+              <w:bottom w:type="dxa" w:w="100"/>
+              <w:right w:type="dxa" w:w="140"/>
+            </w:tcMar>
+            <w:vAlign w:val="center"/>
+          </w:tcPr>
+          <w:p>
+            <w:pPr>
+              <w:jc w:val="left"/>
+            </w:pPr>
+            <w:r>
+              <w:rPr>
+                <w:rFonts w:ascii="Open Sans" w:cs="Open Sans" w:eastAsia="Open Sans" w:hAnsi="Open Sans"/>
+                <w:b w:val="false"/>
+                <w:bCs w:val="false"/>
+                <w:color w:val="59595B"/>
+                <w:sz w:val="20"/>
+                <w:szCs w:val="20"/>
+              </w:rPr>
+              <w:t xml:space="preserve">No — it is an advantage. There is no existing program to untangle or work around. We build the AI-search authority engine, claim the Google Business Profile, and launch the LinkedIn cadence from a clean slate, in TJ's voice. You are not replacing anyone; you are starting the function for the first time, the right way.</w:t>
+            </w:r>
+          </w:p>
+        </w:tc>
+      </w:tr>
+      <w:tr>
+        <w:trPr>
+          <w:cantSplit/>
+        </w:trPr>
+        <w:tc>
+          <w:tcPr>
+            <w:tcW w:type="dxa" w:w="3510"/>
+            <w:tcBorders>
+              <w:top w:val="single" w:color="E9ECEF" w:sz="4"/>
+              <w:left w:val="single" w:color="E9ECEF" w:sz="4"/>
+              <w:bottom w:val="single" w:color="E9ECEF" w:sz="4"/>
+              <w:right w:val="single" w:color="E9ECEF" w:sz="4"/>
+            </w:tcBorders>
+            <w:shd w:fill="F8F9FA" w:val="clear"/>
+            <w:tcMar>
+              <w:top w:type="dxa" w:w="100"/>
+              <w:left w:type="dxa" w:w="140"/>
+              <w:bottom w:type="dxa" w:w="100"/>
+              <w:right w:type="dxa" w:w="140"/>
+            </w:tcMar>
+            <w:vAlign w:val="center"/>
+          </w:tcPr>
+          <w:p>
+            <w:pPr>
+              <w:jc w:val="left"/>
+            </w:pPr>
+            <w:r>
+              <w:rPr>
+                <w:rFonts w:ascii="Open Sans" w:cs="Open Sans" w:eastAsia="Open Sans" w:hAnsi="Open Sans"/>
+                <w:b/>
+                <w:bCs/>
+                <w:color w:val="59595B"/>
+                <w:sz w:val="20"/>
+                <w:szCs w:val="20"/>
+              </w:rPr>
+              <w:t xml:space="preserve">Isn't AI mostly hype right now?</w:t>
+            </w:r>
+          </w:p>
+        </w:tc>
+        <w:tc>
+          <w:tcPr>
+            <w:tcW w:type="dxa" w:w="5850"/>
+            <w:tcBorders>
+              <w:top w:val="single" w:color="E9ECEF" w:sz="4"/>
+              <w:left w:val="single" w:color="E9ECEF" w:sz="4"/>
+              <w:bottom w:val="single" w:color="E9ECEF" w:sz="4"/>
+              <w:right w:val="single" w:color="E9ECEF" w:sz="4"/>
+            </w:tcBorders>
+            <w:shd w:fill="F8F9FA" w:val="clear"/>
+            <w:tcMar>
+              <w:top w:type="dxa" w:w="100"/>
+              <w:left w:type="dxa" w:w="140"/>
+              <w:bottom w:type="dxa" w:w="100"/>
+              <w:right w:type="dxa" w:w="140"/>
+            </w:tcMar>
+            <w:vAlign w:val="center"/>
+          </w:tcPr>
+          <w:p>
+            <w:pPr>
+              <w:jc w:val="left"/>
+            </w:pPr>
+            <w:r>
+              <w:rPr>
+                <w:rFonts w:ascii="Open Sans" w:cs="Open Sans" w:eastAsia="Open Sans" w:hAnsi="Open Sans"/>
+                <w:b w:val="false"/>
+                <w:bCs w:val="false"/>
+                <w:color w:val="59595B"/>
+                <w:sz w:val="20"/>
+                <w:szCs w:val="20"/>
+              </w:rPr>
+              <w:t xml:space="preserve">A lot of it is. That is why this blueprint starts with simple, proven automations that pay back fast — compliance content, account intelligence, faster renewal analysis — not autonomous "agents" doing your job. We use the simplest tool that works, measure it, and only expand what earns its place (see Section 08).</w:t>
+            </w:r>
+          </w:p>
+        </w:tc>
+      </w:tr>
+      <w:tr>
+        <w:trPr>
+          <w:cantSplit/>
+        </w:trPr>
+        <w:tc>
+          <w:tcPr>
+            <w:tcW w:type="dxa" w:w="3510"/>
+            <w:tcBorders>
+              <w:top w:val="single" w:color="E9ECEF" w:sz="4"/>
+              <w:left w:val="single" w:color="E9ECEF" w:sz="4"/>
+              <w:bottom w:val="single" w:color="E9ECEF" w:sz="4"/>
+              <w:right w:val="single" w:color="E9ECEF" w:sz="4"/>
+            </w:tcBorders>
+            <w:shd w:fill="FFFFFF" w:val="clear"/>
+            <w:tcMar>
+              <w:top w:type="dxa" w:w="100"/>
+              <w:left w:type="dxa" w:w="140"/>
+              <w:bottom w:type="dxa" w:w="100"/>
+              <w:right w:type="dxa" w:w="140"/>
+            </w:tcMar>
+            <w:vAlign w:val="center"/>
+          </w:tcPr>
+          <w:p>
+            <w:pPr>
+              <w:jc w:val="left"/>
+            </w:pPr>
+            <w:r>
+              <w:rPr>
+                <w:rFonts w:ascii="Open Sans" w:cs="Open Sans" w:eastAsia="Open Sans" w:hAnsi="Open Sans"/>
+                <w:b/>
+                <w:bCs/>
+                <w:color w:val="59595B"/>
+                <w:sz w:val="20"/>
+                <w:szCs w:val="20"/>
+              </w:rPr>
+              <w:t xml:space="preserve">Is our data — census files, claims, self-funded PHI — safe?</w:t>
+            </w:r>
+          </w:p>
+        </w:tc>
+        <w:tc>
+          <w:tcPr>
+            <w:tcW w:type="dxa" w:w="5850"/>
+            <w:tcBorders>
+              <w:top w:val="single" w:color="E9ECEF" w:sz="4"/>
+              <w:left w:val="single" w:color="E9ECEF" w:sz="4"/>
+              <w:bottom w:val="single" w:color="E9ECEF" w:sz="4"/>
+              <w:right w:val="single" w:color="E9ECEF" w:sz="4"/>
+            </w:tcBorders>
+            <w:shd w:fill="FFFFFF" w:val="clear"/>
+            <w:tcMar>
+              <w:top w:type="dxa" w:w="100"/>
+              <w:left w:type="dxa" w:w="140"/>
+              <w:bottom w:type="dxa" w:w="100"/>
+              <w:right w:type="dxa" w:w="140"/>
+            </w:tcMar>
+            <w:vAlign w:val="center"/>
+          </w:tcPr>
+          <w:p>
+            <w:pPr>
+              <w:jc w:val="left"/>
+            </w:pPr>
+            <w:r>
+              <w:rPr>
+                <w:rFonts w:ascii="Open Sans" w:cs="Open Sans" w:eastAsia="Open Sans" w:hAnsi="Open Sans"/>
+                <w:b w:val="false"/>
+                <w:bCs w:val="false"/>
+                <w:color w:val="59595B"/>
+                <w:sz w:val="20"/>
+                <w:szCs w:val="20"/>
+              </w:rPr>
+              <w:t xml:space="preserve">Yes. Sensitive data never touches a public AI model; we deploy private, governed systems with human review on anything compliance-bound, led by a CISSP-certified team. Data governance is part of the complimentary Nexus Assess in the Quick Wins, and it is the same security discipline Technijian has applied to your network since 2015.</w:t>
+            </w:r>
+          </w:p>
+        </w:tc>
+      </w:tr>
+      <w:tr>
+        <w:trPr>
+          <w:cantSplit/>
+        </w:trPr>
+        <w:tc>
+          <w:tcPr>
+            <w:tcW w:type="dxa" w:w="3510"/>
+            <w:tcBorders>
+              <w:top w:val="single" w:color="E9ECEF" w:sz="4"/>
+              <w:left w:val="single" w:color="E9ECEF" w:sz="4"/>
+              <w:bottom w:val="single" w:color="E9ECEF" w:sz="4"/>
+              <w:right w:val="single" w:color="E9ECEF" w:sz="4"/>
+            </w:tcBorders>
+            <w:shd w:fill="F8F9FA" w:val="clear"/>
+            <w:tcMar>
+              <w:top w:type="dxa" w:w="100"/>
+              <w:left w:type="dxa" w:w="140"/>
+              <w:bottom w:type="dxa" w:w="100"/>
+              <w:right w:type="dxa" w:w="140"/>
+            </w:tcMar>
+            <w:vAlign w:val="center"/>
+          </w:tcPr>
+          <w:p>
+            <w:pPr>
+              <w:jc w:val="left"/>
+            </w:pPr>
+            <w:r>
+              <w:rPr>
+                <w:rFonts w:ascii="Open Sans" w:cs="Open Sans" w:eastAsia="Open Sans" w:hAnsi="Open Sans"/>
+                <w:b/>
+                <w:bCs/>
+                <w:color w:val="59595B"/>
+                <w:sz w:val="20"/>
+                <w:szCs w:val="20"/>
+              </w:rPr>
+              <w:t xml:space="preserve">We're an 8-person firm. Do we have the bandwidth to manage this?</w:t>
+            </w:r>
+          </w:p>
+        </w:tc>
+        <w:tc>
+          <w:tcPr>
+            <w:tcW w:type="dxa" w:w="5850"/>
+            <w:tcBorders>
+              <w:top w:val="single" w:color="E9ECEF" w:sz="4"/>
+              <w:left w:val="single" w:color="E9ECEF" w:sz="4"/>
+              <w:bottom w:val="single" w:color="E9ECEF" w:sz="4"/>
+              <w:right w:val="single" w:color="E9ECEF" w:sz="4"/>
+            </w:tcBorders>
+            <w:shd w:fill="F8F9FA" w:val="clear"/>
+            <w:tcMar>
+              <w:top w:type="dxa" w:w="100"/>
+              <w:left w:type="dxa" w:w="140"/>
+              <w:bottom w:type="dxa" w:w="100"/>
+              <w:right w:type="dxa" w:w="140"/>
+            </w:tcMar>
+            <w:vAlign w:val="center"/>
+          </w:tcPr>
+          <w:p>
+            <w:pPr>
+              <w:jc w:val="left"/>
+            </w:pPr>
+            <w:r>
+              <w:rPr>
+                <w:rFonts w:ascii="Open Sans" w:cs="Open Sans" w:eastAsia="Open Sans" w:hAnsi="Open Sans"/>
+                <w:b w:val="false"/>
+                <w:bCs w:val="false"/>
+                <w:color w:val="59595B"/>
+                <w:sz w:val="20"/>
+                <w:szCs w:val="20"/>
+              </w:rPr>
+              <w:t xml:space="preserve">The point is the opposite — to give your team back hours, not add work. Technijian runs the build and the cadence; TJ's involvement is a short monthly strategy session plus reviewing what we draft. The fractional model means no new hire to manage.</w:t>
+            </w:r>
+          </w:p>
+        </w:tc>
+      </w:tr>
+      <w:tr>
+        <w:trPr>
+          <w:cantSplit/>
+        </w:trPr>
+        <w:tc>
+          <w:tcPr>
+            <w:tcW w:type="dxa" w:w="3510"/>
+            <w:tcBorders>
+              <w:top w:val="single" w:color="E9ECEF" w:sz="4"/>
+              <w:left w:val="single" w:color="E9ECEF" w:sz="4"/>
+              <w:bottom w:val="single" w:color="E9ECEF" w:sz="4"/>
+              <w:right w:val="single" w:color="E9ECEF" w:sz="4"/>
+            </w:tcBorders>
+            <w:shd w:fill="FFFFFF" w:val="clear"/>
+            <w:tcMar>
+              <w:top w:type="dxa" w:w="100"/>
+              <w:left w:type="dxa" w:w="140"/>
+              <w:bottom w:type="dxa" w:w="100"/>
+              <w:right w:type="dxa" w:w="140"/>
+            </w:tcMar>
+            <w:vAlign w:val="center"/>
+          </w:tcPr>
+          <w:p>
+            <w:pPr>
+              <w:jc w:val="left"/>
+            </w:pPr>
+            <w:r>
+              <w:rPr>
+                <w:rFonts w:ascii="Open Sans" w:cs="Open Sans" w:eastAsia="Open Sans" w:hAnsi="Open Sans"/>
+                <w:b/>
+                <w:bCs/>
+                <w:color w:val="59595B"/>
+                <w:sz w:val="20"/>
+                <w:szCs w:val="20"/>
+              </w:rPr>
+              <w:t xml:space="preserve">What if it doesn't work?</w:t>
+            </w:r>
+          </w:p>
+        </w:tc>
+        <w:tc>
+          <w:tcPr>
+            <w:tcW w:type="dxa" w:w="5850"/>
+            <w:tcBorders>
+              <w:top w:val="single" w:color="E9ECEF" w:sz="4"/>
+              <w:left w:val="single" w:color="E9ECEF" w:sz="4"/>
+              <w:bottom w:val="single" w:color="E9ECEF" w:sz="4"/>
+              <w:right w:val="single" w:color="E9ECEF" w:sz="4"/>
+            </w:tcBorders>
+            <w:shd w:fill="FFFFFF" w:val="clear"/>
+            <w:tcMar>
+              <w:top w:type="dxa" w:w="100"/>
+              <w:left w:type="dxa" w:w="140"/>
+              <w:bottom w:type="dxa" w:w="100"/>
+              <w:right w:type="dxa" w:w="140"/>
+            </w:tcMar>
+            <w:vAlign w:val="center"/>
+          </w:tcPr>
+          <w:p>
+            <w:pPr>
+              <w:jc w:val="left"/>
+            </w:pPr>
+            <w:r>
+              <w:rPr>
+                <w:rFonts w:ascii="Open Sans" w:cs="Open Sans" w:eastAsia="Open Sans" w:hAnsi="Open Sans"/>
+                <w:b w:val="false"/>
+                <w:bCs w:val="false"/>
+                <w:color w:val="59595B"/>
+                <w:sz w:val="20"/>
+                <w:szCs w:val="20"/>
+              </w:rPr>
+              <w:t xml:space="preserve">The entry program is a fixed-price 90-Day AI Visibility Pilot with a defined success metric (Section 10), month-to-month with no long lock-in. If it has not moved the needle by day 90, you are under no obligation to continue — and we will tell you honestly whether it is worth it.</w:t>
+            </w:r>
+          </w:p>
+        </w:tc>
+      </w:tr>
+      <w:tr>
+        <w:trPr>
+          <w:cantSplit/>
+        </w:trPr>
+        <w:tc>
+          <w:tcPr>
+            <w:tcW w:type="dxa" w:w="3510"/>
+            <w:tcBorders>
+              <w:top w:val="single" w:color="E9ECEF" w:sz="4"/>
+              <w:left w:val="single" w:color="E9ECEF" w:sz="4"/>
+              <w:bottom w:val="single" w:color="E9ECEF" w:sz="4"/>
+              <w:right w:val="single" w:color="E9ECEF" w:sz="4"/>
+            </w:tcBorders>
+            <w:shd w:fill="F8F9FA" w:val="clear"/>
+            <w:tcMar>
+              <w:top w:type="dxa" w:w="100"/>
+              <w:left w:type="dxa" w:w="140"/>
+              <w:bottom w:type="dxa" w:w="100"/>
+              <w:right w:type="dxa" w:w="140"/>
+            </w:tcMar>
+            <w:vAlign w:val="center"/>
+          </w:tcPr>
+          <w:p>
+            <w:pPr>
+              <w:jc w:val="left"/>
+            </w:pPr>
+            <w:r>
+              <w:rPr>
+                <w:rFonts w:ascii="Open Sans" w:cs="Open Sans" w:eastAsia="Open Sans" w:hAnsi="Open Sans"/>
+                <w:b/>
+                <w:bCs/>
+                <w:color w:val="59595B"/>
+                <w:sz w:val="20"/>
+                <w:szCs w:val="20"/>
+              </w:rPr>
+              <w:t xml:space="preserve">What does it really cost?</w:t>
+            </w:r>
+          </w:p>
+        </w:tc>
+        <w:tc>
+          <w:tcPr>
+            <w:tcW w:type="dxa" w:w="5850"/>
+            <w:tcBorders>
+              <w:top w:val="single" w:color="E9ECEF" w:sz="4"/>
+              <w:left w:val="single" w:color="E9ECEF" w:sz="4"/>
+              <w:bottom w:val="single" w:color="E9ECEF" w:sz="4"/>
+              <w:right w:val="single" w:color="E9ECEF" w:sz="4"/>
+            </w:tcBorders>
+            <w:shd w:fill="F8F9FA" w:val="clear"/>
+            <w:tcMar>
+              <w:top w:type="dxa" w:w="100"/>
+              <w:left w:type="dxa" w:w="140"/>
+              <w:bottom w:type="dxa" w:w="100"/>
+              <w:right w:type="dxa" w:w="140"/>
+            </w:tcMar>
+            <w:vAlign w:val="center"/>
+          </w:tcPr>
+          <w:p>
+            <w:pPr>
+              <w:jc w:val="left"/>
+            </w:pPr>
+            <w:r>
+              <w:rPr>
+                <w:rFonts w:ascii="Open Sans" w:cs="Open Sans" w:eastAsia="Open Sans" w:hAnsi="Open Sans"/>
+                <w:b w:val="false"/>
+                <w:bCs w:val="false"/>
+                <w:color w:val="59595B"/>
+                <w:sz w:val="20"/>
+                <w:szCs w:val="20"/>
+              </w:rPr>
+              <w:t xml:space="preserve">The entry program is approximately $30K for Year 1 at published rates — no hidden fees, no large up-front build. The Claims Analytics Portal and renewal tool (the later expansion, ~$109K–$129K full engine) are profiled in Section 10, but only after the pilot proves the lift.</w:t>
+            </w:r>
+          </w:p>
+        </w:tc>
+      </w:tr>
+    </w:tbl>
+    <w:p>
+      <w:pPr>
+        <w:pStyle w:val="Heading1"/>
+        <w:keepNext/>
+        <w:pageBreakBefore/>
+        <w:spacing w:after="120" w:before="0" w:line="240"/>
+      </w:pPr>
+      <w:r>
+        <w:rPr>
+          <w:rFonts w:ascii="Open Sans" w:cs="Open Sans" w:eastAsia="Open Sans" w:hAnsi="Open Sans"/>
+          <w:color w:val="FFFFFF"/>
+          <w:sz w:val="2"/>
+          <w:szCs w:val="2"/>
+        </w:rPr>
+        <w:t xml:space="preserve">14 — Conclusion: The Growth Window Is Open</w:t>
+      </w:r>
+    </w:p>
+    <w:tbl>
+      <w:tblPr>
+        <w:tblW w:type="dxa" w:w="9360"/>
+        <w:tblBorders>
+          <w:top w:val="none" w:color="FFFFFF" w:sz="0"/>
+          <w:left w:val="none" w:color="FFFFFF" w:sz="0"/>
+          <w:bottom w:val="none" w:color="FFFFFF" w:sz="0"/>
+          <w:right w:val="none" w:color="FFFFFF" w:sz="0"/>
+          <w:insideH w:val="single" w:color="auto" w:sz="4"/>
+          <w:insideV w:val="single" w:color="auto" w:sz="4"/>
+        </w:tblBorders>
+      </w:tblPr>
+      <w:tblGrid>
+        <w:gridCol w:w="120"/>
+        <w:gridCol w:w="9240"/>
+      </w:tblGrid>
+      <w:tr>
+        <w:tc>
+          <w:tcPr>
+            <w:tcW w:type="dxa" w:w="120"/>
+            <w:tcBorders>
+              <w:top w:val="none" w:color="FFFFFF" w:sz="0"/>
+              <w:left w:val="none" w:color="FFFFFF" w:sz="0"/>
+              <w:bottom w:val="none" w:color="FFFFFF" w:sz="0"/>
+              <w:right w:val="none" w:color="FFFFFF" w:sz="0"/>
+            </w:tcBorders>
+            <w:shd w:fill="006DB6" w:val="clear"/>
+          </w:tcPr>
+          <w:p>
+            <w:r>
+              <w:t xml:space="preserve"/>
+            </w:r>
+          </w:p>
+        </w:tc>
+        <w:tc>
+          <w:tcPr>
+            <w:tcW w:type="dxa" w:w="9240"/>
+            <w:tcBorders>
+              <w:top w:val="none" w:color="FFFFFF" w:sz="0"/>
+              <w:left w:val="none" w:color="FFFFFF" w:sz="0"/>
+              <w:bottom w:val="none" w:color="FFFFFF" w:sz="0"/>
+              <w:right w:val="none" w:color="FFFFFF" w:sz="0"/>
+            </w:tcBorders>
+            <w:tcMar>
+              <w:top w:type="dxa" w:w="100"/>
+              <w:left w:type="dxa" w:w="200"/>
+              <w:bottom w:type="dxa" w:w="100"/>
+              <w:right w:type="dxa" w:w="0"/>
+            </w:tcMar>
+            <w:vAlign w:val="center"/>
+          </w:tcPr>
+          <w:p>
+            <w:r>
+              <w:rPr>
+                <w:rFonts w:ascii="Open Sans" w:cs="Open Sans" w:eastAsia="Open Sans" w:hAnsi="Open Sans"/>
+                <w:b/>
+                <w:bCs/>
+                <w:color w:val="006DB6"/>
+                <w:sz w:val="34"/>
+                <w:szCs w:val="34"/>
+              </w:rPr>
+              <w:t xml:space="preserve">14 — Conclusion: The Growth Window Is Open</w:t>
+            </w:r>
+          </w:p>
+        </w:tc>
+      </w:tr>
+    </w:tbl>
+    <w:p>
+      <w:pPr>
+        <w:keepNext/>
         <w:spacing w:after="0" w:before="160"/>
       </w:pPr>
       <w:r>
@@ -17521,6 +21403,7 @@
     </w:p>
     <w:p>
       <w:pPr>
+        <w:keepNext/>
         <w:spacing w:after="0" w:before="160"/>
       </w:pPr>
       <w:r>
@@ -17636,17 +21519,10 @@
     </w:tbl>
     <w:p>
       <w:pPr>
-        <w:spacing w:after="0" w:before="100"/>
-      </w:pPr>
-      <w:r>
-        <w:t xml:space="preserve"/>
-      </w:r>
-    </w:p>
-    <w:p>
-      <w:pPr>
         <w:pStyle w:val="Heading1"/>
         <w:keepNext/>
-        <w:spacing w:after="120" w:before="480" w:line="240"/>
+        <w:pageBreakBefore/>
+        <w:spacing w:after="120" w:before="0" w:line="240"/>
       </w:pPr>
       <w:r>
         <w:rPr>
@@ -17727,6 +21603,7 @@
     </w:tbl>
     <w:p>
       <w:pPr>
+        <w:keepNext/>
         <w:spacing w:after="0" w:before="160"/>
       </w:pPr>
       <w:r>
@@ -17754,6 +21631,7 @@
     </w:p>
     <w:p>
       <w:pPr>
+        <w:keepNext/>
         <w:spacing w:after="0" w:before="120"/>
       </w:pPr>
       <w:r>
@@ -18331,6 +22209,7 @@
     </w:tbl>
     <w:p>
       <w:pPr>
+        <w:keepNext/>
         <w:spacing w:after="0" w:before="160"/>
       </w:pPr>
       <w:r>
@@ -18882,7 +22761,8 @@
     </w:tbl>
     <w:p>
       <w:pPr>
-        <w:spacing w:after="0" w:before="100"/>
+        <w:keepNext/>
+        <w:spacing w:after="0" w:before="40"/>
       </w:pPr>
       <w:r>
         <w:t xml:space="preserve"/>
@@ -18892,7 +22772,8 @@
       <w:pPr>
         <w:pStyle w:val="Heading1"/>
         <w:keepNext/>
-        <w:spacing w:after="120" w:before="480" w:line="240"/>
+        <w:pageBreakBefore/>
+        <w:spacing w:after="120" w:before="0" w:line="240"/>
       </w:pPr>
       <w:r>
         <w:rPr>
@@ -18973,6 +22854,7 @@
     </w:tbl>
     <w:p>
       <w:pPr>
+        <w:keepNext/>
         <w:spacing w:after="0" w:before="160"/>
       </w:pPr>
       <w:r>
@@ -19262,6 +23144,101 @@
           <w:szCs w:val="18"/>
         </w:rPr>
         <w:t xml:space="preserve">Selerix ACA Compliance Module, selerix.com/solutions/aca-software/ — Benefits admin AI overview (accessed June 2026)</w:t>
+      </w:r>
+    </w:p>
+    <w:p>
+      <w:pPr>
+        <w:pStyle w:val="ListParagraph"/>
+        <w:numPr>
+          <w:ilvl w:val="0"/>
+          <w:numId w:val="3"/>
+        </w:numPr>
+        <w:spacing w:after="80" w:before="40" w:line="280"/>
+      </w:pPr>
+      <w:r>
+        <w:rPr>
+          <w:rFonts w:ascii="Open Sans" w:cs="Open Sans" w:eastAsia="Open Sans" w:hAnsi="Open Sans"/>
+          <w:color w:val="59595B"/>
+          <w:sz w:val="18"/>
+          <w:szCs w:val="18"/>
+        </w:rPr>
+        <w:t xml:space="preserve">MIT Sloan Management Review — AI literacy for executives (Section 08: framing AI literacy as "what AI can do," not how to build it)</w:t>
+      </w:r>
+    </w:p>
+    <w:p>
+      <w:pPr>
+        <w:pStyle w:val="ListParagraph"/>
+        <w:numPr>
+          <w:ilvl w:val="0"/>
+          <w:numId w:val="3"/>
+        </w:numPr>
+        <w:spacing w:after="80" w:before="40" w:line="280"/>
+      </w:pPr>
+      <w:r>
+        <w:rPr>
+          <w:rFonts w:ascii="Open Sans" w:cs="Open Sans" w:eastAsia="Open Sans" w:hAnsi="Open Sans"/>
+          <w:color w:val="59595B"/>
+          <w:sz w:val="18"/>
+          <w:szCs w:val="18"/>
+        </w:rPr>
+        <w:t xml:space="preserve">Anthropic — "Building Effective Agents" (Section 08: the automation/workflow vs. agent distinction)</w:t>
+      </w:r>
+    </w:p>
+    <w:p>
+      <w:pPr>
+        <w:pStyle w:val="ListParagraph"/>
+        <w:numPr>
+          <w:ilvl w:val="0"/>
+          <w:numId w:val="3"/>
+        </w:numPr>
+        <w:spacing w:after="80" w:before="40" w:line="280"/>
+      </w:pPr>
+      <w:r>
+        <w:rPr>
+          <w:rFonts w:ascii="Open Sans" w:cs="Open Sans" w:eastAsia="Open Sans" w:hAnsi="Open Sans"/>
+          <w:color w:val="59595B"/>
+          <w:sz w:val="18"/>
+          <w:szCs w:val="18"/>
+        </w:rPr>
+        <w:t xml:space="preserve">AI maturity models — a widely-used five-stage model consistent with Gartner and Google Cloud AI Adoption frameworks (Section 08: the maturity ladder)</w:t>
+      </w:r>
+    </w:p>
+    <w:p>
+      <w:pPr>
+        <w:pStyle w:val="ListParagraph"/>
+        <w:numPr>
+          <w:ilvl w:val="0"/>
+          <w:numId w:val="3"/>
+        </w:numPr>
+        <w:spacing w:after="80" w:before="40" w:line="280"/>
+      </w:pPr>
+      <w:r>
+        <w:rPr>
+          <w:rFonts w:ascii="Open Sans" w:cs="Open Sans" w:eastAsia="Open Sans" w:hAnsi="Open Sans"/>
+          <w:color w:val="59595B"/>
+          <w:sz w:val="18"/>
+          <w:szCs w:val="18"/>
+        </w:rPr>
+        <w:t xml:space="preserve">U.S. NIST AI Risk Management Framework (Govern/Map/Measure/Manage) — Section 08: responsible-AI controls for the three risks</w:t>
+      </w:r>
+    </w:p>
+    <w:p>
+      <w:pPr>
+        <w:pStyle w:val="ListParagraph"/>
+        <w:numPr>
+          <w:ilvl w:val="0"/>
+          <w:numId w:val="3"/>
+        </w:numPr>
+        <w:spacing w:after="80" w:before="40" w:line="280"/>
+      </w:pPr>
+      <w:r>
+        <w:rPr>
+          <w:rFonts w:ascii="Open Sans" w:cs="Open Sans" w:eastAsia="Open Sans" w:hAnsi="Open Sans"/>
+          <w:color w:val="59595B"/>
+          <w:sz w:val="18"/>
+          <w:szCs w:val="18"/>
+        </w:rPr>
+        <w:t xml:space="preserve">McKinsey — The State of AI 2025 (Sections 08, 10: ~88% of companies use AI; only a minority report bottom-line impact; AI as a stage-gated managed investment)</w:t>
       </w:r>
     </w:p>
     <w:p>
